--- a/docs/IFC최적화_최종시스템_설명서.docx
+++ b/docs/IFC최적화_최종시스템_설명서.docx
@@ -2,7 +2,6 @@
 <file path=word/document.xml><?xml version="1.0" encoding="utf-8"?>
 <w:document xmlns:wpc="http://schemas.microsoft.com/office/word/2010/wordprocessingCanvas" xmlns:mo="http://schemas.microsoft.com/office/mac/office/2008/main" xmlns:mc="http://schemas.openxmlformats.org/markup-compatibility/2006" xmlns:mv="urn:schemas-microsoft-com:mac:vml" xmlns:o="urn:schemas-microsoft-com:office:office" xmlns:r="http://schemas.openxmlformats.org/officeDocument/2006/relationships" xmlns:m="http://schemas.openxmlformats.org/officeDocument/2006/math" xmlns:v="urn:schemas-microsoft-com:vml" xmlns:wp14="http://schemas.microsoft.com/office/word/2010/wordprocessingDrawing" xmlns:wp="http://schemas.openxmlformats.org/drawingml/2006/wordprocessingDrawing" xmlns:w10="urn:schemas-microsoft-com:office:word" xmlns:w="http://schemas.openxmlformats.org/wordprocessingml/2006/main" xmlns:w14="http://schemas.microsoft.com/office/word/2010/wordml" xmlns:wpg="http://schemas.microsoft.com/office/word/2010/wordprocessingGroup" xmlns:wpi="http://schemas.microsoft.com/office/word/2010/wordprocessingInk" xmlns:wne="http://schemas.microsoft.com/office/word/2006/wordml" xmlns:wps="http://schemas.microsoft.com/office/word/2010/wordprocessingShape" mc:Ignorable="w14 wp14">
   <w:body>
-    <w:p/>
     <w:p/>
     <w:p>
       <w:pPr>
@@ -10,10 +9,8 @@
       </w:pPr>
       <w:r>
         <w:rPr>
-          <w:rFonts w:ascii="맑은 고딕" w:hAnsi="맑은 고딕"/>
           <w:b/>
-          <w:i w:val="0"/>
-          <w:color w:val="1B3A5C"/>
+          <w:color w:val="1A237E"/>
           <w:sz w:val="44"/>
         </w:rPr>
         <w:t>모듈러 건축 IFC 최적화 시스템</w:t>
@@ -25,29 +22,10 @@
       </w:pPr>
       <w:r>
         <w:rPr>
-          <w:rFonts w:ascii="맑은 고딕" w:hAnsi="맑은 고딕"/>
-          <w:b/>
-          <w:i w:val="0"/>
-          <w:color w:val="2E75B6"/>
-          <w:sz w:val="28"/>
+          <w:color w:val="555555"/>
+          <w:sz w:val="26"/>
         </w:rPr>
-        <w:t>최종 시스템 설명서 (v3.0)</w:t>
-      </w:r>
-    </w:p>
-    <w:p/>
-    <w:p>
-      <w:pPr>
-        <w:jc w:val="center"/>
-      </w:pPr>
-      <w:r>
-        <w:rPr>
-          <w:rFonts w:ascii="맑은 고딕" w:hAnsi="맑은 고딕"/>
-          <w:b w:val="0"/>
-          <w:i w:val="0"/>
-          <w:color w:val="666666"/>
-          <w:sz w:val="20"/>
-        </w:rPr>
-        <w:t>작성일: 2026년 06월 17일</w:t>
+        <w:t>시스템 설명서 — 어떻게 돌아가고 무엇을 볼 수 있는가</w:t>
       </w:r>
     </w:p>
     <w:p>
@@ -56,18 +34,29 @@
       </w:pPr>
       <w:r>
         <w:rPr>
-          <w:rFonts w:ascii="맑은 고딕" w:hAnsi="맑은 고딕"/>
-          <w:b w:val="0"/>
-          <w:i w:val="0"/>
-          <w:color w:val="666666"/>
-          <w:sz w:val="20"/>
+          <w:color w:val="777777"/>
+          <w:sz w:val="18"/>
         </w:rPr>
-        <w:t>인천대학교 건축환경연구실</w:t>
+        <w:t>작성일: 2026년 06월 18일    버전: v3.1    인천대학교 건축환경연구실</w:t>
+      </w:r>
+    </w:p>
+    <w:p/>
+    <w:p>
+      <w:pPr>
+        <w:pStyle w:val="Heading1"/>
+      </w:pPr>
+      <w:r>
+        <w:t>1장. 시스템 한 줄 요약</w:t>
       </w:r>
     </w:p>
     <w:p>
       <w:r>
-        <w:br w:type="page"/>
+        <w:t>IFC 파일 하나를 EXE에 넣으면 → 벽체별 석고보드·합판 배치를 자동 최적화하고 → 인터랙티브 브라우저 시뮬레이터로 결과를 보여주는 자동화 도구입니다.</w:t>
+      </w:r>
+    </w:p>
+    <w:p>
+      <w:r>
+        <w:t>설치 불필요. IFC최적화.exe 실행 → IFC 파일 선택 → 브라우저에서 결과 확인.</w:t>
       </w:r>
     </w:p>
     <w:p>
@@ -75,573 +64,35 @@
         <w:pStyle w:val="Heading1"/>
       </w:pPr>
       <w:r>
-        <w:rPr>
-          <w:rFonts w:ascii="맑은 고딕" w:hAnsi="맑은 고딕"/>
-          <w:b/>
-          <w:color w:val="1B3A5C"/>
-          <w:sz w:val="28"/>
-        </w:rPr>
-        <w:t>1장. 시스템 개요</w:t>
+        <w:t>2장. EXE 실행 흐름 (사용자 관점)</w:t>
       </w:r>
     </w:p>
     <w:p>
-      <w:pPr>
-        <w:spacing w:after="80" w:before="20"/>
-      </w:pPr>
       <w:r>
-        <w:rPr>
-          <w:rFonts w:ascii="맑은 고딕" w:hAnsi="맑은 고딕"/>
-          <w:b w:val="0"/>
-          <w:i w:val="0"/>
-          <w:sz w:val="20"/>
-        </w:rPr>
-        <w:t>본 시스템은 IFC(Industry Foundation Classes) 파일에서 벽체 정보를 자동 추출하여 석고보드·합판 시공 배치를 최적화하고, 결과를 인터랙티브 HTML 시뮬레이터로 출력하는 통합 EXE입니다.</w:t>
-      </w:r>
-    </w:p>
-    <w:p>
-      <w:pPr>
-        <w:spacing w:after="80" w:before="20"/>
-      </w:pPr>
-      <w:r>
-        <w:rPr>
-          <w:rFonts w:ascii="맑은 고딕" w:hAnsi="맑은 고딕"/>
-          <w:b/>
-          <w:i w:val="0"/>
-          <w:sz w:val="20"/>
-        </w:rPr>
-        <w:t>주요 특징:</w:t>
-      </w:r>
-    </w:p>
-    <w:p>
-      <w:pPr>
-        <w:spacing w:after="40"/>
-        <w:ind w:left="283" w:hanging="227"/>
-      </w:pPr>
-      <w:r>
-        <w:rPr>
-          <w:rFonts w:ascii="맑은 고딕" w:hAnsi="맑은 고딕"/>
-          <w:b w:val="0"/>
-          <w:i w:val="0"/>
-          <w:sz w:val="20"/>
-        </w:rPr>
-        <w:t>• M3 시공방식 완전 반영: RTL(오른쪽 끝부터) 배치, 개구부 중심 대칭(SYM) 비교</w:t>
-      </w:r>
-    </w:p>
-    <w:p>
-      <w:pPr>
-        <w:spacing w:after="40"/>
-        <w:ind w:left="283" w:hanging="227"/>
-      </w:pPr>
-      <w:r>
-        <w:rPr>
-          <w:rFonts w:ascii="맑은 고딕" w:hAnsi="맑은 고딕"/>
-          <w:b w:val="0"/>
-          <w:i w:val="0"/>
-          <w:sz w:val="20"/>
-        </w:rPr>
-        <w:t>• 재사용 로직 구현: 자투리(leftover) 보드를 다른 벽에 재활용하는 ReusePool</w:t>
-      </w:r>
-    </w:p>
-    <w:p>
-      <w:pPr>
-        <w:spacing w:after="40"/>
-        <w:ind w:left="283" w:hanging="227"/>
-      </w:pPr>
-      <w:r>
-        <w:rPr>
-          <w:rFonts w:ascii="맑은 고딕" w:hAnsi="맑은 고딕"/>
-          <w:b w:val="0"/>
-          <w:i w:val="0"/>
-          <w:sz w:val="20"/>
-        </w:rPr>
-        <w:t>• Python 최적화 결과를 승훈 시뮬레이터 UI에 직접 반영 (PRECOMPUTED 주입)</w:t>
-      </w:r>
-    </w:p>
-    <w:p>
-      <w:pPr>
-        <w:spacing w:after="40"/>
-        <w:ind w:left="283" w:hanging="227"/>
-      </w:pPr>
-      <w:r>
-        <w:rPr>
-          <w:rFonts w:ascii="맑은 고딕" w:hAnsi="맑은 고딕"/>
-          <w:b w:val="0"/>
-          <w:i w:val="0"/>
-          <w:sz w:val="20"/>
-        </w:rPr>
-        <w:t>• 단일 EXE 배포: 설치 불필요, 파일 1개로 모든 기능 동작</w:t>
-      </w:r>
-    </w:p>
-    <w:p/>
-    <w:p>
-      <w:pPr>
-        <w:pStyle w:val="Heading2"/>
-      </w:pPr>
-      <w:r>
-        <w:rPr>
-          <w:rFonts w:ascii="맑은 고딕" w:hAnsi="맑은 고딕"/>
-          <w:b/>
-          <w:color w:val="1B3A5C"/>
-          <w:sz w:val="24"/>
-        </w:rPr>
-        <w:t>1.1 시스템 구성 파일</w:t>
+        <w:t>IFC최적화.exe를 실행하면 다음 순서로 진행됩니다:</w:t>
       </w:r>
     </w:p>
     <w:tbl>
       <w:tblPr>
         <w:tblStyle w:val="TableGrid"/>
         <w:tblW w:type="auto" w:w="0"/>
-        <w:jc w:val="left"/>
         <w:tblLook w:firstColumn="1" w:firstRow="1" w:lastColumn="0" w:lastRow="0" w:noHBand="0" w:noVBand="1" w:val="04A0"/>
       </w:tblPr>
       <w:tblGrid>
-        <w:gridCol w:w="3135"/>
-        <w:gridCol w:w="3135"/>
-        <w:gridCol w:w="3135"/>
+        <w:gridCol w:w="3041"/>
+        <w:gridCol w:w="3041"/>
+        <w:gridCol w:w="3041"/>
       </w:tblGrid>
       <w:tr>
         <w:tc>
           <w:tcPr>
-            <w:tcW w:type="dxa" w:w="3118"/>
-            <w:shd w:val="clear" w:color="auto" w:fill="1B3A5C"/>
-          </w:tcPr>
-          <w:p>
-            <w:pPr>
-              <w:jc w:val="center"/>
-            </w:pPr>
-            <w:r>
-              <w:rPr>
-                <w:rFonts w:ascii="맑은 고딕" w:hAnsi="맑은 고딕"/>
-                <w:b/>
-                <w:i w:val="0"/>
-                <w:color w:val="FFFFFF"/>
-                <w:sz w:val="18"/>
-              </w:rPr>
-              <w:t>파일</w:t>
-            </w:r>
-          </w:p>
-        </w:tc>
-        <w:tc>
-          <w:tcPr>
-            <w:tcW w:type="dxa" w:w="4819"/>
-            <w:shd w:val="clear" w:color="auto" w:fill="1B3A5C"/>
-          </w:tcPr>
-          <w:p>
-            <w:pPr>
-              <w:jc w:val="center"/>
-            </w:pPr>
-            <w:r>
-              <w:rPr>
-                <w:rFonts w:ascii="맑은 고딕" w:hAnsi="맑은 고딕"/>
-                <w:b/>
-                <w:i w:val="0"/>
-                <w:color w:val="FFFFFF"/>
-                <w:sz w:val="18"/>
-              </w:rPr>
-              <w:t>역할</w:t>
-            </w:r>
-          </w:p>
-        </w:tc>
-        <w:tc>
-          <w:tcPr>
-            <w:tcW w:type="dxa" w:w="1134"/>
-            <w:shd w:val="clear" w:color="auto" w:fill="1B3A5C"/>
-          </w:tcPr>
-          <w:p>
-            <w:pPr>
-              <w:jc w:val="center"/>
-            </w:pPr>
-            <w:r>
-              <w:rPr>
-                <w:rFonts w:ascii="맑은 고딕" w:hAnsi="맑은 고딕"/>
-                <w:b/>
-                <w:i w:val="0"/>
-                <w:color w:val="FFFFFF"/>
-                <w:sz w:val="18"/>
-              </w:rPr>
-              <w:t>크기</w:t>
-            </w:r>
-          </w:p>
-        </w:tc>
-      </w:tr>
-      <w:tr>
-        <w:tc>
-          <w:tcPr>
-            <w:tcW w:type="dxa" w:w="3118"/>
-            <w:shd w:val="clear" w:color="auto" w:fill="FFFFFF"/>
+            <w:tcW w:type="dxa" w:w="3041"/>
+            <w:shd w:val="clear" w:color="auto" w:fill="1A237E"/>
           </w:tcPr>
           <w:p>
             <w:r>
               <w:rPr>
-                <w:rFonts w:ascii="맑은 고딕" w:hAnsi="맑은 고딕"/>
-                <w:b w:val="0"/>
-                <w:i w:val="0"/>
-                <w:sz w:val="18"/>
-              </w:rPr>
-              <w:t>IFC최적화.exe</w:t>
-            </w:r>
-          </w:p>
-        </w:tc>
-        <w:tc>
-          <w:tcPr>
-            <w:tcW w:type="dxa" w:w="4819"/>
-            <w:shd w:val="clear" w:color="auto" w:fill="FFFFFF"/>
-          </w:tcPr>
-          <w:p>
-            <w:r>
-              <w:rPr>
-                <w:rFonts w:ascii="맑은 고딕" w:hAnsi="맑은 고딕"/>
-                <w:b w:val="0"/>
-                <w:i w:val="0"/>
-                <w:sz w:val="18"/>
-              </w:rPr>
-              <w:t>메인 실행 파일 (Python + 승훈 UI 번들)</w:t>
-            </w:r>
-          </w:p>
-        </w:tc>
-        <w:tc>
-          <w:tcPr>
-            <w:tcW w:type="dxa" w:w="1134"/>
-            <w:shd w:val="clear" w:color="auto" w:fill="FFFFFF"/>
-          </w:tcPr>
-          <w:p>
-            <w:r>
-              <w:rPr>
-                <w:rFonts w:ascii="맑은 고딕" w:hAnsi="맑은 고딕"/>
-                <w:b w:val="0"/>
-                <w:i w:val="0"/>
-                <w:sz w:val="18"/>
-              </w:rPr>
-              <w:t>71 MB</w:t>
-            </w:r>
-          </w:p>
-        </w:tc>
-      </w:tr>
-      <w:tr>
-        <w:tc>
-          <w:tcPr>
-            <w:tcW w:type="dxa" w:w="3118"/>
-            <w:shd w:val="clear" w:color="auto" w:fill="EBF5FB"/>
-          </w:tcPr>
-          <w:p>
-            <w:r>
-              <w:rPr>
-                <w:rFonts w:ascii="맑은 고딕" w:hAnsi="맑은 고딕"/>
-                <w:b w:val="0"/>
-                <w:i w:val="0"/>
-                <w:sz w:val="18"/>
-              </w:rPr>
-              <w:t>ifc_pipeline.py</w:t>
-            </w:r>
-          </w:p>
-        </w:tc>
-        <w:tc>
-          <w:tcPr>
-            <w:tcW w:type="dxa" w:w="4819"/>
-            <w:shd w:val="clear" w:color="auto" w:fill="EBF5FB"/>
-          </w:tcPr>
-          <w:p>
-            <w:r>
-              <w:rPr>
-                <w:rFonts w:ascii="맑은 고딕" w:hAnsi="맑은 고딕"/>
-                <w:b w:val="0"/>
-                <w:i w:val="0"/>
-                <w:sz w:val="18"/>
-              </w:rPr>
-              <w:t>전체 파이프라인 오케스트레이터</w:t>
-            </w:r>
-          </w:p>
-        </w:tc>
-        <w:tc>
-          <w:tcPr>
-            <w:tcW w:type="dxa" w:w="1134"/>
-            <w:shd w:val="clear" w:color="auto" w:fill="EBF5FB"/>
-          </w:tcPr>
-          <w:p>
-            <w:r>
-              <w:rPr>
-                <w:rFonts w:ascii="맑은 고딕" w:hAnsi="맑은 고딕"/>
-                <w:b w:val="0"/>
-                <w:i w:val="0"/>
-                <w:sz w:val="18"/>
-              </w:rPr>
-              <w:t>~600 줄</w:t>
-            </w:r>
-          </w:p>
-        </w:tc>
-      </w:tr>
-      <w:tr>
-        <w:tc>
-          <w:tcPr>
-            <w:tcW w:type="dxa" w:w="3118"/>
-            <w:shd w:val="clear" w:color="auto" w:fill="FFFFFF"/>
-          </w:tcPr>
-          <w:p>
-            <w:r>
-              <w:rPr>
-                <w:rFonts w:ascii="맑은 고딕" w:hAnsi="맑은 고딕"/>
-                <w:b w:val="0"/>
-                <w:i w:val="0"/>
-                <w:sz w:val="18"/>
-              </w:rPr>
-              <w:t>ifc_verifier.py</w:t>
-            </w:r>
-          </w:p>
-        </w:tc>
-        <w:tc>
-          <w:tcPr>
-            <w:tcW w:type="dxa" w:w="4819"/>
-            <w:shd w:val="clear" w:color="auto" w:fill="FFFFFF"/>
-          </w:tcPr>
-          <w:p>
-            <w:r>
-              <w:rPr>
-                <w:rFonts w:ascii="맑은 고딕" w:hAnsi="맑은 고딕"/>
-                <w:b w:val="0"/>
-                <w:i w:val="0"/>
-                <w:sz w:val="18"/>
-              </w:rPr>
-              <w:t>IFC 파일 파싱 및 벽체 검증</w:t>
-            </w:r>
-          </w:p>
-        </w:tc>
-        <w:tc>
-          <w:tcPr>
-            <w:tcW w:type="dxa" w:w="1134"/>
-            <w:shd w:val="clear" w:color="auto" w:fill="FFFFFF"/>
-          </w:tcPr>
-          <w:p>
-            <w:r>
-              <w:rPr>
-                <w:rFonts w:ascii="맑은 고딕" w:hAnsi="맑은 고딕"/>
-                <w:b w:val="0"/>
-                <w:i w:val="0"/>
-                <w:sz w:val="18"/>
-              </w:rPr>
-              <w:t>~1,900 줄</w:t>
-            </w:r>
-          </w:p>
-        </w:tc>
-      </w:tr>
-      <w:tr>
-        <w:tc>
-          <w:tcPr>
-            <w:tcW w:type="dxa" w:w="3118"/>
-            <w:shd w:val="clear" w:color="auto" w:fill="EBF5FB"/>
-          </w:tcPr>
-          <w:p>
-            <w:r>
-              <w:rPr>
-                <w:rFonts w:ascii="맑은 고딕" w:hAnsi="맑은 고딕"/>
-                <w:b w:val="0"/>
-                <w:i w:val="0"/>
-                <w:sz w:val="18"/>
-              </w:rPr>
-              <w:t>gypsum_optimizer_v3.py</w:t>
-            </w:r>
-          </w:p>
-        </w:tc>
-        <w:tc>
-          <w:tcPr>
-            <w:tcW w:type="dxa" w:w="4819"/>
-            <w:shd w:val="clear" w:color="auto" w:fill="EBF5FB"/>
-          </w:tcPr>
-          <w:p>
-            <w:r>
-              <w:rPr>
-                <w:rFonts w:ascii="맑은 고딕" w:hAnsi="맑은 고딕"/>
-                <w:b w:val="0"/>
-                <w:i w:val="0"/>
-                <w:sz w:val="18"/>
-              </w:rPr>
-              <w:t>석고보드/합판 배치 최적화 엔진</w:t>
-            </w:r>
-          </w:p>
-        </w:tc>
-        <w:tc>
-          <w:tcPr>
-            <w:tcW w:type="dxa" w:w="1134"/>
-            <w:shd w:val="clear" w:color="auto" w:fill="EBF5FB"/>
-          </w:tcPr>
-          <w:p>
-            <w:r>
-              <w:rPr>
-                <w:rFonts w:ascii="맑은 고딕" w:hAnsi="맑은 고딕"/>
-                <w:b w:val="0"/>
-                <w:i w:val="0"/>
-                <w:sz w:val="18"/>
-              </w:rPr>
-              <w:t>~1,350 줄</w:t>
-            </w:r>
-          </w:p>
-        </w:tc>
-      </w:tr>
-      <w:tr>
-        <w:tc>
-          <w:tcPr>
-            <w:tcW w:type="dxa" w:w="3118"/>
-            <w:shd w:val="clear" w:color="auto" w:fill="FFFFFF"/>
-          </w:tcPr>
-          <w:p>
-            <w:r>
-              <w:rPr>
-                <w:rFonts w:ascii="맑은 고딕" w:hAnsi="맑은 고딕"/>
-                <w:b w:val="0"/>
-                <w:i w:val="0"/>
-                <w:sz w:val="18"/>
-              </w:rPr>
-              <w:t>simulator_ui.html</w:t>
-            </w:r>
-          </w:p>
-        </w:tc>
-        <w:tc>
-          <w:tcPr>
-            <w:tcW w:type="dxa" w:w="4819"/>
-            <w:shd w:val="clear" w:color="auto" w:fill="FFFFFF"/>
-          </w:tcPr>
-          <w:p>
-            <w:r>
-              <w:rPr>
-                <w:rFonts w:ascii="맑은 고딕" w:hAnsi="맑은 고딕"/>
-                <w:b w:val="0"/>
-                <w:i w:val="0"/>
-                <w:sz w:val="18"/>
-              </w:rPr>
-              <w:t>승훈 시뮬레이터 UI 템플릿 (EXE에 번들)</w:t>
-            </w:r>
-          </w:p>
-        </w:tc>
-        <w:tc>
-          <w:tcPr>
-            <w:tcW w:type="dxa" w:w="1134"/>
-            <w:shd w:val="clear" w:color="auto" w:fill="FFFFFF"/>
-          </w:tcPr>
-          <w:p>
-            <w:r>
-              <w:rPr>
-                <w:rFonts w:ascii="맑은 고딕" w:hAnsi="맑은 고딕"/>
-                <w:b w:val="0"/>
-                <w:i w:val="0"/>
-                <w:sz w:val="18"/>
-              </w:rPr>
-              <w:t>125 KB</w:t>
-            </w:r>
-          </w:p>
-        </w:tc>
-      </w:tr>
-      <w:tr>
-        <w:tc>
-          <w:tcPr>
-            <w:tcW w:type="dxa" w:w="3118"/>
-            <w:shd w:val="clear" w:color="auto" w:fill="EBF5FB"/>
-          </w:tcPr>
-          <w:p>
-            <w:r>
-              <w:rPr>
-                <w:rFonts w:ascii="맑은 고딕" w:hAnsi="맑은 고딕"/>
-                <w:b w:val="0"/>
-                <w:i w:val="0"/>
-                <w:sz w:val="18"/>
-              </w:rPr>
-              <w:t>IFC최적화.spec</w:t>
-            </w:r>
-          </w:p>
-        </w:tc>
-        <w:tc>
-          <w:tcPr>
-            <w:tcW w:type="dxa" w:w="4819"/>
-            <w:shd w:val="clear" w:color="auto" w:fill="EBF5FB"/>
-          </w:tcPr>
-          <w:p>
-            <w:r>
-              <w:rPr>
-                <w:rFonts w:ascii="맑은 고딕" w:hAnsi="맑은 고딕"/>
-                <w:b w:val="0"/>
-                <w:i w:val="0"/>
-                <w:sz w:val="18"/>
-              </w:rPr>
-              <w:t>PyInstaller 빌드 설정</w:t>
-            </w:r>
-          </w:p>
-        </w:tc>
-        <w:tc>
-          <w:tcPr>
-            <w:tcW w:type="dxa" w:w="1134"/>
-            <w:shd w:val="clear" w:color="auto" w:fill="EBF5FB"/>
-          </w:tcPr>
-          <w:p>
-            <w:r>
-              <w:rPr>
-                <w:rFonts w:ascii="맑은 고딕" w:hAnsi="맑은 고딕"/>
-                <w:b w:val="0"/>
-                <w:i w:val="0"/>
-                <w:sz w:val="18"/>
-              </w:rPr>
-              <w:t>~50 줄</w:t>
-            </w:r>
-          </w:p>
-        </w:tc>
-      </w:tr>
-    </w:tbl>
-    <w:p>
-      <w:r>
-        <w:br w:type="page"/>
-      </w:r>
-    </w:p>
-    <w:p>
-      <w:pPr>
-        <w:pStyle w:val="Heading1"/>
-      </w:pPr>
-      <w:r>
-        <w:rPr>
-          <w:rFonts w:ascii="맑은 고딕" w:hAnsi="맑은 고딕"/>
-          <w:b/>
-          <w:color w:val="1B3A5C"/>
-          <w:sz w:val="28"/>
-        </w:rPr>
-        <w:t>2장. EXE 실행 파이프라인 (10단계)</w:t>
-      </w:r>
-    </w:p>
-    <w:p>
-      <w:pPr>
-        <w:spacing w:after="80" w:before="20"/>
-      </w:pPr>
-      <w:r>
-        <w:rPr>
-          <w:rFonts w:ascii="맑은 고딕" w:hAnsi="맑은 고딕"/>
-          <w:b w:val="0"/>
-          <w:i w:val="0"/>
-          <w:sz w:val="20"/>
-        </w:rPr>
-        <w:t>IFC 파일 선택부터 시뮬레이터 HTML 출력까지 총 10단계로 처리됩니다.</w:t>
-      </w:r>
-    </w:p>
-    <w:tbl>
-      <w:tblPr>
-        <w:tblStyle w:val="TableGrid"/>
-        <w:tblW w:type="auto" w:w="0"/>
-        <w:jc w:val="left"/>
-        <w:tblLook w:firstColumn="1" w:firstRow="1" w:lastColumn="0" w:lastRow="0" w:noHBand="0" w:noVBand="1" w:val="04A0"/>
-      </w:tblPr>
-      <w:tblGrid>
-        <w:gridCol w:w="4703"/>
-        <w:gridCol w:w="4703"/>
-      </w:tblGrid>
-      <w:tr>
-        <w:tc>
-          <w:tcPr>
-            <w:tcW w:type="dxa" w:w="1417"/>
-            <w:shd w:val="clear" w:color="auto" w:fill="1B3A5C"/>
-          </w:tcPr>
-          <w:p>
-            <w:pPr>
-              <w:jc w:val="center"/>
-            </w:pPr>
-            <w:r>
-              <w:rPr>
-                <w:rFonts w:ascii="맑은 고딕" w:hAnsi="맑은 고딕"/>
                 <w:b/>
-                <w:i w:val="0"/>
                 <w:color w:val="FFFFFF"/>
                 <w:sz w:val="18"/>
               </w:rPr>
@@ -651,18 +102,29 @@
         </w:tc>
         <w:tc>
           <w:tcPr>
-            <w:tcW w:type="dxa" w:w="7370"/>
-            <w:shd w:val="clear" w:color="auto" w:fill="1B3A5C"/>
+            <w:tcW w:type="dxa" w:w="3041"/>
+            <w:shd w:val="clear" w:color="auto" w:fill="1A237E"/>
           </w:tcPr>
           <w:p>
-            <w:pPr>
-              <w:jc w:val="center"/>
-            </w:pPr>
             <w:r>
               <w:rPr>
-                <w:rFonts w:ascii="맑은 고딕" w:hAnsi="맑은 고딕"/>
                 <w:b/>
-                <w:i w:val="0"/>
+                <w:color w:val="FFFFFF"/>
+                <w:sz w:val="18"/>
+              </w:rPr>
+              <w:t>이름</w:t>
+            </w:r>
+          </w:p>
+        </w:tc>
+        <w:tc>
+          <w:tcPr>
+            <w:tcW w:type="dxa" w:w="3041"/>
+            <w:shd w:val="clear" w:color="auto" w:fill="1A237E"/>
+          </w:tcPr>
+          <w:p>
+            <w:r>
+              <w:rPr>
+                <w:b/>
                 <w:color w:val="FFFFFF"/>
                 <w:sz w:val="18"/>
               </w:rPr>
@@ -674,35 +136,43 @@
       <w:tr>
         <w:tc>
           <w:tcPr>
-            <w:tcW w:type="dxa" w:w="1417"/>
+            <w:tcW w:type="dxa" w:w="3041"/>
             <w:shd w:val="clear" w:color="auto" w:fill="FFFFFF"/>
           </w:tcPr>
           <w:p>
             <w:r>
               <w:rPr>
-                <w:rFonts w:ascii="맑은 고딕" w:hAnsi="맑은 고딕"/>
-                <w:b w:val="0"/>
-                <w:i w:val="0"/>
                 <w:sz w:val="18"/>
               </w:rPr>
-              <w:t>① IFC 파일 선택</w:t>
+              <w:t>1단계</w:t>
             </w:r>
           </w:p>
         </w:tc>
         <w:tc>
           <w:tcPr>
-            <w:tcW w:type="dxa" w:w="7370"/>
+            <w:tcW w:type="dxa" w:w="3041"/>
             <w:shd w:val="clear" w:color="auto" w:fill="FFFFFF"/>
           </w:tcPr>
           <w:p>
             <w:r>
               <w:rPr>
-                <w:rFonts w:ascii="맑은 고딕" w:hAnsi="맑은 고딕"/>
-                <w:b w:val="0"/>
-                <w:i w:val="0"/>
                 <w:sz w:val="18"/>
               </w:rPr>
-              <w:t>tkinter GUI 파일 다이얼로그로 .ifc 파일 경로 수집</w:t>
+              <w:t>IFC 파일 선택</w:t>
+            </w:r>
+          </w:p>
+        </w:tc>
+        <w:tc>
+          <w:tcPr>
+            <w:tcW w:type="dxa" w:w="3041"/>
+            <w:shd w:val="clear" w:color="auto" w:fill="FFFFFF"/>
+          </w:tcPr>
+          <w:p>
+            <w:r>
+              <w:rPr>
+                <w:sz w:val="18"/>
+              </w:rPr>
+              <w:t>파일 탐색기 창이 열립니다. .ifc 파일을 선택하세요.</w:t>
             </w:r>
           </w:p>
         </w:tc>
@@ -710,35 +180,43 @@
       <w:tr>
         <w:tc>
           <w:tcPr>
-            <w:tcW w:type="dxa" w:w="1417"/>
-            <w:shd w:val="clear" w:color="auto" w:fill="EBF5FB"/>
+            <w:tcW w:type="dxa" w:w="3041"/>
+            <w:shd w:val="clear" w:color="auto" w:fill="F5F5F5"/>
           </w:tcPr>
           <w:p>
             <w:r>
               <w:rPr>
-                <w:rFonts w:ascii="맑은 고딕" w:hAnsi="맑은 고딕"/>
-                <w:b w:val="0"/>
-                <w:i w:val="0"/>
                 <w:sz w:val="18"/>
               </w:rPr>
-              <w:t>② 설정 입력</w:t>
+              <w:t>2단계</w:t>
             </w:r>
           </w:p>
         </w:tc>
         <w:tc>
           <w:tcPr>
-            <w:tcW w:type="dxa" w:w="7370"/>
-            <w:shd w:val="clear" w:color="auto" w:fill="EBF5FB"/>
+            <w:tcW w:type="dxa" w:w="3041"/>
+            <w:shd w:val="clear" w:color="auto" w:fill="F5F5F5"/>
           </w:tcPr>
           <w:p>
             <w:r>
               <w:rPr>
-                <w:rFonts w:ascii="맑은 고딕" w:hAnsi="맑은 고딕"/>
-                <w:b w:val="0"/>
-                <w:i w:val="0"/>
                 <w:sz w:val="18"/>
               </w:rPr>
-              <w:t>자재(석고보드/합판), 공법(1P/2P), 재사용 활성화 여부 선택</w:t>
+              <w:t>자재 옵션 선택</w:t>
+            </w:r>
+          </w:p>
+        </w:tc>
+        <w:tc>
+          <w:tcPr>
+            <w:tcW w:type="dxa" w:w="3041"/>
+            <w:shd w:val="clear" w:color="auto" w:fill="F5F5F5"/>
+          </w:tcPr>
+          <w:p>
+            <w:r>
+              <w:rPr>
+                <w:sz w:val="18"/>
+              </w:rPr>
+              <w:t>석고보드 / 합판 중 자재 선택, 1P(단겹) / 2P(이중) 공법 선택.</w:t>
             </w:r>
           </w:p>
         </w:tc>
@@ -746,35 +224,43 @@
       <w:tr>
         <w:tc>
           <w:tcPr>
-            <w:tcW w:type="dxa" w:w="1417"/>
+            <w:tcW w:type="dxa" w:w="3041"/>
             <w:shd w:val="clear" w:color="auto" w:fill="FFFFFF"/>
           </w:tcPr>
           <w:p>
             <w:r>
               <w:rPr>
-                <w:rFonts w:ascii="맑은 고딕" w:hAnsi="맑은 고딕"/>
-                <w:b w:val="0"/>
-                <w:i w:val="0"/>
                 <w:sz w:val="18"/>
               </w:rPr>
-              <w:t>③ IFC 로드</w:t>
+              <w:t>3단계</w:t>
             </w:r>
           </w:p>
         </w:tc>
         <w:tc>
           <w:tcPr>
-            <w:tcW w:type="dxa" w:w="7370"/>
+            <w:tcW w:type="dxa" w:w="3041"/>
             <w:shd w:val="clear" w:color="auto" w:fill="FFFFFF"/>
           </w:tcPr>
           <w:p>
             <w:r>
               <w:rPr>
-                <w:rFonts w:ascii="맑은 고딕" w:hAnsi="맑은 고딕"/>
-                <w:b w:val="0"/>
-                <w:i w:val="0"/>
                 <w:sz w:val="18"/>
               </w:rPr>
-              <w:t>ifcopenshell로 IFC 파싱, IfcWall/IfcWallStandardCase 추출</w:t>
+              <w:t>자동 분석</w:t>
+            </w:r>
+          </w:p>
+        </w:tc>
+        <w:tc>
+          <w:tcPr>
+            <w:tcW w:type="dxa" w:w="3041"/>
+            <w:shd w:val="clear" w:color="auto" w:fill="FFFFFF"/>
+          </w:tcPr>
+          <w:p>
+            <w:r>
+              <w:rPr>
+                <w:sz w:val="18"/>
+              </w:rPr>
+              <w:t>IFC에서 벽·문·창 정보 추출 → 정규식 이중검증 → 배치 최적화. 콘솔에 진행상황이 표시됩니다.</w:t>
             </w:r>
           </w:p>
         </w:tc>
@@ -782,35 +268,43 @@
       <w:tr>
         <w:tc>
           <w:tcPr>
-            <w:tcW w:type="dxa" w:w="1417"/>
-            <w:shd w:val="clear" w:color="auto" w:fill="EBF5FB"/>
+            <w:tcW w:type="dxa" w:w="3041"/>
+            <w:shd w:val="clear" w:color="auto" w:fill="F5F5F5"/>
           </w:tcPr>
           <w:p>
             <w:r>
               <w:rPr>
-                <w:rFonts w:ascii="맑은 고딕" w:hAnsi="맑은 고딕"/>
-                <w:b w:val="0"/>
-                <w:i w:val="0"/>
                 <w:sz w:val="18"/>
               </w:rPr>
-              <w:t>④ 벽체 검증</w:t>
+              <w:t>4단계</w:t>
             </w:r>
           </w:p>
         </w:tc>
         <w:tc>
           <w:tcPr>
-            <w:tcW w:type="dxa" w:w="7370"/>
-            <w:shd w:val="clear" w:color="auto" w:fill="EBF5FB"/>
+            <w:tcW w:type="dxa" w:w="3041"/>
+            <w:shd w:val="clear" w:color="auto" w:fill="F5F5F5"/>
           </w:tcPr>
           <w:p>
             <w:r>
               <w:rPr>
-                <w:rFonts w:ascii="맑은 고딕" w:hAnsi="맑은 고딕"/>
-                <w:b w:val="0"/>
-                <w:i w:val="0"/>
                 <w:sz w:val="18"/>
               </w:rPr>
-              <w:t>치수 OK 여부, 개구부 좌표 단위 보정(mm↔m 자동 판별)</w:t>
+              <w:t>교차검증 입력창</w:t>
+            </w:r>
+          </w:p>
+        </w:tc>
+        <w:tc>
+          <w:tcPr>
+            <w:tcW w:type="dxa" w:w="3041"/>
+            <w:shd w:val="clear" w:color="auto" w:fill="F5F5F5"/>
+          </w:tcPr>
+          <w:p>
+            <w:r>
+              <w:rPr>
+                <w:sz w:val="18"/>
+              </w:rPr>
+              <w:t>도면 기준값(층 수, 문 개수 등)을 입력하면 IFC 추출값과 비교합니다. 건너뛰기 가능.</w:t>
             </w:r>
           </w:p>
         </w:tc>
@@ -818,35 +312,94 @@
       <w:tr>
         <w:tc>
           <w:tcPr>
-            <w:tcW w:type="dxa" w:w="1417"/>
+            <w:tcW w:type="dxa" w:w="3041"/>
             <w:shd w:val="clear" w:color="auto" w:fill="FFFFFF"/>
           </w:tcPr>
           <w:p>
             <w:r>
               <w:rPr>
-                <w:rFonts w:ascii="맑은 고딕" w:hAnsi="맑은 고딕"/>
-                <w:b w:val="0"/>
-                <w:i w:val="0"/>
                 <w:sz w:val="18"/>
               </w:rPr>
-              <w:t>⑤ 검증 HTML 생성</w:t>
+              <w:t>5단계</w:t>
             </w:r>
           </w:p>
         </w:tc>
         <w:tc>
           <w:tcPr>
-            <w:tcW w:type="dxa" w:w="7370"/>
+            <w:tcW w:type="dxa" w:w="3041"/>
             <w:shd w:val="clear" w:color="auto" w:fill="FFFFFF"/>
           </w:tcPr>
           <w:p>
             <w:r>
               <w:rPr>
-                <w:rFonts w:ascii="맑은 고딕" w:hAnsi="맑은 고딕"/>
-                <w:b w:val="0"/>
-                <w:i w:val="0"/>
                 <w:sz w:val="18"/>
               </w:rPr>
-              <w:t>벽체별 오류·경고 리포트 HTML 저장 및 브라우저 오픈</w:t>
+              <w:t>결과 자동 출력</w:t>
+            </w:r>
+          </w:p>
+        </w:tc>
+        <w:tc>
+          <w:tcPr>
+            <w:tcW w:type="dxa" w:w="3041"/>
+            <w:shd w:val="clear" w:color="auto" w:fill="FFFFFF"/>
+          </w:tcPr>
+          <w:p>
+            <w:r>
+              <w:rPr>
+                <w:sz w:val="18"/>
+              </w:rPr>
+              <w:t>세 개의 HTML 파일이 IFC 파일과 같은 폴더에 저장되고 브라우저가 열립니다.</w:t>
+            </w:r>
+          </w:p>
+        </w:tc>
+      </w:tr>
+    </w:tbl>
+    <w:p/>
+    <w:p>
+      <w:r>
+        <w:t>출력 파일 3종:</w:t>
+      </w:r>
+    </w:p>
+    <w:tbl>
+      <w:tblPr>
+        <w:tblStyle w:val="TableGrid"/>
+        <w:tblW w:type="auto" w:w="0"/>
+        <w:tblLook w:firstColumn="1" w:firstRow="1" w:lastColumn="0" w:lastRow="0" w:noHBand="0" w:noVBand="1" w:val="04A0"/>
+      </w:tblPr>
+      <w:tblGrid>
+        <w:gridCol w:w="4561"/>
+        <w:gridCol w:w="4561"/>
+      </w:tblGrid>
+      <w:tr>
+        <w:tc>
+          <w:tcPr>
+            <w:tcW w:type="dxa" w:w="4561"/>
+            <w:shd w:val="clear" w:color="auto" w:fill="1A237E"/>
+          </w:tcPr>
+          <w:p>
+            <w:r>
+              <w:rPr>
+                <w:b/>
+                <w:color w:val="FFFFFF"/>
+                <w:sz w:val="18"/>
+              </w:rPr>
+              <w:t>파일명</w:t>
+            </w:r>
+          </w:p>
+        </w:tc>
+        <w:tc>
+          <w:tcPr>
+            <w:tcW w:type="dxa" w:w="4561"/>
+            <w:shd w:val="clear" w:color="auto" w:fill="1A237E"/>
+          </w:tcPr>
+          <w:p>
+            <w:r>
+              <w:rPr>
+                <w:b/>
+                <w:color w:val="FFFFFF"/>
+                <w:sz w:val="18"/>
+              </w:rPr>
+              <w:t>내용</w:t>
             </w:r>
           </w:p>
         </w:tc>
@@ -854,35 +407,29 @@
       <w:tr>
         <w:tc>
           <w:tcPr>
-            <w:tcW w:type="dxa" w:w="1417"/>
-            <w:shd w:val="clear" w:color="auto" w:fill="EBF5FB"/>
+            <w:tcW w:type="dxa" w:w="4561"/>
+            <w:shd w:val="clear" w:color="auto" w:fill="FFFFFF"/>
           </w:tcPr>
           <w:p>
             <w:r>
               <w:rPr>
-                <w:rFonts w:ascii="맑은 고딕" w:hAnsi="맑은 고딕"/>
-                <w:b w:val="0"/>
-                <w:i w:val="0"/>
                 <w:sz w:val="18"/>
               </w:rPr>
-              <w:t>⑥ 최적화 입력 변환</w:t>
+              <w:t>프로젝트_검증보고서.html</w:t>
             </w:r>
           </w:p>
         </w:tc>
         <w:tc>
           <w:tcPr>
-            <w:tcW w:type="dxa" w:w="7370"/>
-            <w:shd w:val="clear" w:color="auto" w:fill="EBF5FB"/>
+            <w:tcW w:type="dxa" w:w="4561"/>
+            <w:shd w:val="clear" w:color="auto" w:fill="FFFFFF"/>
           </w:tcPr>
           <w:p>
             <w:r>
               <w:rPr>
-                <w:rFonts w:ascii="맑은 고딕" w:hAnsi="맑은 고딕"/>
-                <w:b w:val="0"/>
-                <w:i w:val="0"/>
                 <w:sz w:val="18"/>
               </w:rPr>
-              <w:t>_walls_for_optimizer(): 검증 결과 → 최적화 엔진 입력 형식</w:t>
+              <w:t>IFC 벽·문·창·층 전체 데이터 + 정규식 이중검증 + 교차검증</w:t>
             </w:r>
           </w:p>
         </w:tc>
@@ -890,35 +437,29 @@
       <w:tr>
         <w:tc>
           <w:tcPr>
-            <w:tcW w:type="dxa" w:w="1417"/>
-            <w:shd w:val="clear" w:color="auto" w:fill="FFFFFF"/>
+            <w:tcW w:type="dxa" w:w="4561"/>
+            <w:shd w:val="clear" w:color="auto" w:fill="F5F5F5"/>
           </w:tcPr>
           <w:p>
             <w:r>
               <w:rPr>
-                <w:rFonts w:ascii="맑은 고딕" w:hAnsi="맑은 고딕"/>
-                <w:b w:val="0"/>
-                <w:i w:val="0"/>
                 <w:sz w:val="18"/>
               </w:rPr>
-              <w:t>⑦ 석고보드 최적화</w:t>
+              <w:t>프로젝트_최적화결과.html</w:t>
             </w:r>
           </w:p>
         </w:tc>
         <w:tc>
           <w:tcPr>
-            <w:tcW w:type="dxa" w:w="7370"/>
-            <w:shd w:val="clear" w:color="auto" w:fill="FFFFFF"/>
+            <w:tcW w:type="dxa" w:w="4561"/>
+            <w:shd w:val="clear" w:color="auto" w:fill="F5F5F5"/>
           </w:tcPr>
           <w:p>
             <w:r>
               <w:rPr>
-                <w:rFonts w:ascii="맑은 고딕" w:hAnsi="맑은 고딕"/>
-                <w:b w:val="0"/>
-                <w:i w:val="0"/>
                 <w:sz w:val="18"/>
               </w:rPr>
-              <w:t>optimize_building(): RTL+ReusePool 전 벽체 최적화 (M3 로직)</w:t>
+              <w:t>벽별 석고보드 배치도 + 자재 수량 집계</w:t>
             </w:r>
           </w:p>
         </w:tc>
@@ -926,35 +467,302 @@
       <w:tr>
         <w:tc>
           <w:tcPr>
-            <w:tcW w:type="dxa" w:w="1417"/>
-            <w:shd w:val="clear" w:color="auto" w:fill="EBF5FB"/>
+            <w:tcW w:type="dxa" w:w="4561"/>
+            <w:shd w:val="clear" w:color="auto" w:fill="FFFFFF"/>
           </w:tcPr>
           <w:p>
             <w:r>
               <w:rPr>
-                <w:rFonts w:ascii="맑은 고딕" w:hAnsi="맑은 고딕"/>
-                <w:b w:val="0"/>
-                <w:i w:val="0"/>
                 <w:sz w:val="18"/>
               </w:rPr>
-              <w:t>⑧ 최적화 HTML 생성</w:t>
+              <w:t>프로젝트_시뮬레이터.html</w:t>
             </w:r>
           </w:p>
         </w:tc>
         <w:tc>
           <w:tcPr>
-            <w:tcW w:type="dxa" w:w="7370"/>
-            <w:shd w:val="clear" w:color="auto" w:fill="EBF5FB"/>
+            <w:tcW w:type="dxa" w:w="4561"/>
+            <w:shd w:val="clear" w:color="auto" w:fill="FFFFFF"/>
           </w:tcPr>
           <w:p>
             <w:r>
               <w:rPr>
-                <w:rFonts w:ascii="맑은 고딕" w:hAnsi="맑은 고딕"/>
-                <w:b w:val="0"/>
-                <w:i w:val="0"/>
                 <w:sz w:val="18"/>
               </w:rPr>
-              <w:t>make_opt_html(): 벽별 배치도 + 전체 집계 리포트 HTML</w:t>
+              <w:t>★ 인터랙티브 시뮬레이터 — 벽 선택 → 단계별 애니메이션</w:t>
+            </w:r>
+          </w:p>
+        </w:tc>
+      </w:tr>
+    </w:tbl>
+    <w:p/>
+    <w:p>
+      <w:pPr>
+        <w:pStyle w:val="Heading1"/>
+      </w:pPr>
+      <w:r>
+        <w:t>3장. 검증보고서에서 볼 수 있는 것</w:t>
+      </w:r>
+    </w:p>
+    <w:p>
+      <w:r>
+        <w:t>검증보고서(_검증보고서.html)는 15개 탭으로 구성됩니다. 각 탭에서 확인할 수 있는 내용은 다음과 같습니다:</w:t>
+      </w:r>
+    </w:p>
+    <w:p>
+      <w:r>
+        <w:rPr>
+          <w:b/>
+          <w:color w:val="1A237E"/>
+        </w:rPr>
+        <w:t xml:space="preserve">① 요약  </w:t>
+      </w:r>
+      <w:r>
+        <w:rPr>
+          <w:sz w:val="18"/>
+        </w:rPr>
+        <w:t>IFC 파일 전체 요소 수량 요약 (벽·문·창·슬래브·기둥·보·계단·지붕·공간·층·재료).</w:t>
+        <w:br/>
+        <w:t>벽 데이터 품질 지표: 층 매핑률, 치수 추출률, 개구부 치수 완성도.</w:t>
+      </w:r>
+    </w:p>
+    <w:p>
+      <w:r>
+        <w:rPr>
+          <w:b/>
+          <w:color w:val="1A237E"/>
+        </w:rPr>
+        <w:t xml:space="preserve">② 검증결과  </w:t>
+      </w:r>
+      <w:r>
+        <w:rPr>
+          <w:sz w:val="18"/>
+        </w:rPr>
+        <w:t>자동 감지된 문제 목록. ERROR(즉시확인)/WARNING(이상가능)/INFO(참고)로 분류.</w:t>
+        <w:br/>
+        <w:t>감지 항목: 벽 물리적 겹침, 개구부 위치 초과, 층고 이상, 문 수량 편차, 재료 누락, 두께 이상.</w:t>
+      </w:r>
+    </w:p>
+    <w:p>
+      <w:r>
+        <w:rPr>
+          <w:b/>
+          <w:color w:val="1A237E"/>
+        </w:rPr>
+        <w:t xml:space="preserve">③ 벽  </w:t>
+      </w:r>
+      <w:r>
+        <w:rPr>
+          <w:sz w:val="18"/>
+        </w:rPr>
+        <w:t>모든 IfcWall 목록. 이름·타입·층·공간·치수(L×H)·개구부·재료 한눈에 확인.</w:t>
+        <w:br/>
+        <w:t>개구부 치수 없는 벽은 빨간 테두리로 강조.</w:t>
+      </w:r>
+    </w:p>
+    <w:p>
+      <w:r>
+        <w:rPr>
+          <w:b/>
+          <w:color w:val="1A237E"/>
+        </w:rPr>
+        <w:t xml:space="preserve">④ 문  </w:t>
+      </w:r>
+      <w:r>
+        <w:rPr>
+          <w:sz w:val="18"/>
+        </w:rPr>
+        <w:t>IfcDoor 목록. 이름·층·폭×높이.</w:t>
+      </w:r>
+    </w:p>
+    <w:p>
+      <w:r>
+        <w:rPr>
+          <w:b/>
+          <w:color w:val="1A237E"/>
+        </w:rPr>
+        <w:t xml:space="preserve">⑤ 창  </w:t>
+      </w:r>
+      <w:r>
+        <w:rPr>
+          <w:sz w:val="18"/>
+        </w:rPr>
+        <w:t>IfcWindow 목록. 이름·층·폭×높이.</w:t>
+      </w:r>
+    </w:p>
+    <w:p>
+      <w:r>
+        <w:rPr>
+          <w:b/>
+          <w:color w:val="1A237E"/>
+        </w:rPr>
+        <w:t xml:space="preserve">⑥~⑩  </w:t>
+      </w:r>
+      <w:r>
+        <w:rPr>
+          <w:sz w:val="18"/>
+        </w:rPr>
+        <w:t>슬래브·기둥·보·계단·지붕/커튼월 목록.</w:t>
+      </w:r>
+    </w:p>
+    <w:p>
+      <w:r>
+        <w:rPr>
+          <w:b/>
+          <w:color w:val="1A237E"/>
+        </w:rPr>
+        <w:t xml:space="preserve">⑪ 공간  </w:t>
+      </w:r>
+      <w:r>
+        <w:rPr>
+          <w:sz w:val="18"/>
+        </w:rPr>
+        <w:t>IfcSpace 목록. 공간명·롱네임·층.</w:t>
+      </w:r>
+    </w:p>
+    <w:p>
+      <w:r>
+        <w:rPr>
+          <w:b/>
+          <w:color w:val="1A237E"/>
+        </w:rPr>
+        <w:t xml:space="preserve">⑫ 층  </w:t>
+      </w:r>
+      <w:r>
+        <w:rPr>
+          <w:sz w:val="18"/>
+        </w:rPr>
+        <w:t>IfcBuildingStorey 목록. 층명·표고(mm).</w:t>
+      </w:r>
+    </w:p>
+    <w:p>
+      <w:r>
+        <w:rPr>
+          <w:b/>
+          <w:color w:val="1A237E"/>
+        </w:rPr>
+        <w:t xml:space="preserve">⑬ 재료  </w:t>
+      </w:r>
+      <w:r>
+        <w:rPr>
+          <w:sz w:val="18"/>
+        </w:rPr>
+        <w:t>IfcMaterial 목록. 프로젝트에 등록된 모든 재료명.</w:t>
+      </w:r>
+    </w:p>
+    <w:p>
+      <w:r>
+        <w:rPr>
+          <w:b/>
+          <w:color w:val="1A237E"/>
+        </w:rPr>
+        <w:t xml:space="preserve">⑭ 교차검증  </w:t>
+      </w:r>
+      <w:r>
+        <w:rPr>
+          <w:sz w:val="18"/>
+        </w:rPr>
+        <w:t>사용자가 입력한 도면 기준값(층 수·문 개수 등)과 IFC 추출값 비교.</w:t>
+        <w:br/>
+        <w:t>±5% 이내 OK / 5~20% WARNING / 20% 초과 ERROR.</w:t>
+      </w:r>
+    </w:p>
+    <w:p>
+      <w:r>
+        <w:rPr>
+          <w:b/>
+          <w:color w:val="1A237E"/>
+        </w:rPr>
+        <w:t xml:space="preserve">⑮ 이중검증  </w:t>
+      </w:r>
+      <w:r>
+        <w:rPr>
+          <w:sz w:val="18"/>
+        </w:rPr>
+        <w:t>★ 핵심. ifcopenshell 파서 + 정규식 파싱 두 방법 결과를 3단계로 대조.</w:t>
+        <w:br/>
+        <w:t>GlobalId 목록 비교, 수량 비교, 치수 분포 비교. 완전 일치 시 '고신뢰' 판정.</w:t>
+      </w:r>
+    </w:p>
+    <w:p/>
+    <w:p>
+      <w:pPr>
+        <w:pStyle w:val="Heading1"/>
+      </w:pPr>
+      <w:r>
+        <w:t>4장. ⑮ 이중검증 탭 — 상세 설명</w:t>
+      </w:r>
+    </w:p>
+    <w:p>
+      <w:r>
+        <w:t>이중검증은 '같은 IFC 파일에서 두 가지 독립된 방법으로 데이터를 추출한 뒤 결과가 일치하는지 확인'하는 신뢰도 검증입니다.</w:t>
+      </w:r>
+    </w:p>
+    <w:p>
+      <w:pPr>
+        <w:pStyle w:val="Heading2"/>
+      </w:pPr>
+      <w:r>
+        <w:t>4.1 두 가지 추출 방법</w:t>
+      </w:r>
+    </w:p>
+    <w:tbl>
+      <w:tblPr>
+        <w:tblStyle w:val="TableGrid"/>
+        <w:tblW w:type="auto" w:w="0"/>
+        <w:tblLook w:firstColumn="1" w:firstRow="1" w:lastColumn="0" w:lastRow="0" w:noHBand="0" w:noVBand="1" w:val="04A0"/>
+      </w:tblPr>
+      <w:tblGrid>
+        <w:gridCol w:w="3041"/>
+        <w:gridCol w:w="3041"/>
+        <w:gridCol w:w="3041"/>
+      </w:tblGrid>
+      <w:tr>
+        <w:tc>
+          <w:tcPr>
+            <w:tcW w:type="dxa" w:w="3041"/>
+            <w:shd w:val="clear" w:color="auto" w:fill="1A237E"/>
+          </w:tcPr>
+          <w:p>
+            <w:r>
+              <w:rPr>
+                <w:b/>
+                <w:color w:val="FFFFFF"/>
+                <w:sz w:val="18"/>
+              </w:rPr>
+              <w:t>방법</w:t>
+            </w:r>
+          </w:p>
+        </w:tc>
+        <w:tc>
+          <w:tcPr>
+            <w:tcW w:type="dxa" w:w="3041"/>
+            <w:shd w:val="clear" w:color="auto" w:fill="1A237E"/>
+          </w:tcPr>
+          <w:p>
+            <w:r>
+              <w:rPr>
+                <w:b/>
+                <w:color w:val="FFFFFF"/>
+                <w:sz w:val="18"/>
+              </w:rPr>
+              <w:t>동작 원리</w:t>
+            </w:r>
+          </w:p>
+        </w:tc>
+        <w:tc>
+          <w:tcPr>
+            <w:tcW w:type="dxa" w:w="3041"/>
+            <w:shd w:val="clear" w:color="auto" w:fill="1A237E"/>
+          </w:tcPr>
+          <w:p>
+            <w:r>
+              <w:rPr>
+                <w:b/>
+                <w:color w:val="FFFFFF"/>
+                <w:sz w:val="18"/>
+              </w:rPr>
+              <w:t>특징</w:t>
             </w:r>
           </w:p>
         </w:tc>
@@ -962,35 +770,43 @@
       <w:tr>
         <w:tc>
           <w:tcPr>
-            <w:tcW w:type="dxa" w:w="1417"/>
+            <w:tcW w:type="dxa" w:w="3041"/>
             <w:shd w:val="clear" w:color="auto" w:fill="FFFFFF"/>
           </w:tcPr>
           <w:p>
             <w:r>
               <w:rPr>
-                <w:rFonts w:ascii="맑은 고딕" w:hAnsi="맑은 고딕"/>
-                <w:b w:val="0"/>
-                <w:i w:val="0"/>
                 <w:sz w:val="18"/>
               </w:rPr>
-              <w:t>⑨ 시뮬레이터 UI 생성</w:t>
+              <w:t>① ifcopenshell</w:t>
             </w:r>
           </w:p>
         </w:tc>
         <w:tc>
           <w:tcPr>
-            <w:tcW w:type="dxa" w:w="7370"/>
+            <w:tcW w:type="dxa" w:w="3041"/>
             <w:shd w:val="clear" w:color="auto" w:fill="FFFFFF"/>
           </w:tcPr>
           <w:p>
             <w:r>
               <w:rPr>
-                <w:rFonts w:ascii="맑은 고딕" w:hAnsi="맑은 고딕"/>
-                <w:b w:val="0"/>
-                <w:i w:val="0"/>
                 <w:sz w:val="18"/>
               </w:rPr>
-              <w:t>make_simulator_html(): Python 결과를 승훈 UI에 주입</w:t>
+              <w:t>IFC 스키마를 완전히 파싱해 객체 그래프(관계·속성) 탐색</w:t>
+            </w:r>
+          </w:p>
+        </w:tc>
+        <w:tc>
+          <w:tcPr>
+            <w:tcW w:type="dxa" w:w="3041"/>
+            <w:shd w:val="clear" w:color="auto" w:fill="FFFFFF"/>
+          </w:tcPr>
+          <w:p>
+            <w:r>
+              <w:rPr>
+                <w:sz w:val="18"/>
+              </w:rPr>
+              <w:t>정확하지만 스키마 의존적</w:t>
             </w:r>
           </w:p>
         </w:tc>
@@ -998,372 +814,43 @@
       <w:tr>
         <w:tc>
           <w:tcPr>
-            <w:tcW w:type="dxa" w:w="1417"/>
-            <w:shd w:val="clear" w:color="auto" w:fill="EBF5FB"/>
+            <w:tcW w:type="dxa" w:w="3041"/>
+            <w:shd w:val="clear" w:color="auto" w:fill="F5F5F5"/>
           </w:tcPr>
           <w:p>
             <w:r>
               <w:rPr>
-                <w:rFonts w:ascii="맑은 고딕" w:hAnsi="맑은 고딕"/>
-                <w:b w:val="0"/>
-                <w:i w:val="0"/>
                 <w:sz w:val="18"/>
               </w:rPr>
-              <w:t>⑩ 결과 오픈</w:t>
+              <w:t>② 정규식 파싱</w:t>
             </w:r>
           </w:p>
         </w:tc>
         <w:tc>
           <w:tcPr>
-            <w:tcW w:type="dxa" w:w="7370"/>
-            <w:shd w:val="clear" w:color="auto" w:fill="EBF5FB"/>
+            <w:tcW w:type="dxa" w:w="3041"/>
+            <w:shd w:val="clear" w:color="auto" w:fill="F5F5F5"/>
           </w:tcPr>
           <w:p>
             <w:r>
               <w:rPr>
-                <w:rFonts w:ascii="맑은 고딕" w:hAnsi="맑은 고딕"/>
-                <w:b w:val="0"/>
-                <w:i w:val="0"/>
                 <w:sz w:val="18"/>
               </w:rPr>
-              <w:t>검증 HTML + 시뮬레이터 HTML을 기본 브라우저에서 자동 오픈</w:t>
-            </w:r>
-          </w:p>
-        </w:tc>
-      </w:tr>
-    </w:tbl>
-    <w:p>
-      <w:r>
-        <w:br w:type="page"/>
-      </w:r>
-    </w:p>
-    <w:p>
-      <w:pPr>
-        <w:pStyle w:val="Heading1"/>
-      </w:pPr>
-      <w:r>
-        <w:rPr>
-          <w:rFonts w:ascii="맑은 고딕" w:hAnsi="맑은 고딕"/>
-          <w:b/>
-          <w:color w:val="1B3A5C"/>
-          <w:sz w:val="28"/>
-        </w:rPr>
-        <w:t>3장. 시공 로직 (M3 방식)</w:t>
-      </w:r>
-    </w:p>
-    <w:p>
-      <w:pPr>
-        <w:pStyle w:val="Heading2"/>
-      </w:pPr>
-      <w:r>
-        <w:rPr>
-          <w:rFonts w:ascii="맑은 고딕" w:hAnsi="맑은 고딕"/>
-          <w:b/>
-          <w:color w:val="1B3A5C"/>
-          <w:sz w:val="24"/>
-        </w:rPr>
-        <w:t>3.1 RTL (오른쪽 끝부터) 배치</w:t>
-      </w:r>
-    </w:p>
-    <w:p>
-      <w:pPr>
-        <w:spacing w:after="80" w:before="20"/>
-      </w:pPr>
-      <w:r>
-        <w:rPr>
-          <w:rFonts w:ascii="맑은 고딕" w:hAnsi="맑은 고딕"/>
-          <w:b w:val="0"/>
-          <w:i w:val="0"/>
-          <w:sz w:val="20"/>
-        </w:rPr>
-        <w:t>기존 LTR(왼쪽부터) 방식과 달리 오른쪽 끝에서 시작하여 왼쪽으로 배치합니다. 자투리가 항상 시작점(왼쪽)에 위치하여 재사용 효율이 높아집니다.</w:t>
-      </w:r>
-    </w:p>
-    <w:tbl>
-      <w:tblPr>
-        <w:tblStyle w:val="TableGrid"/>
-        <w:tblW w:type="auto" w:w="0"/>
-        <w:jc w:val="left"/>
-        <w:tblLook w:firstColumn="1" w:firstRow="1" w:lastColumn="0" w:lastRow="0" w:noHBand="0" w:noVBand="1" w:val="04A0"/>
-      </w:tblPr>
-      <w:tblGrid>
-        <w:gridCol w:w="3135"/>
-        <w:gridCol w:w="3135"/>
-        <w:gridCol w:w="3135"/>
-      </w:tblGrid>
-      <w:tr>
-        <w:tc>
-          <w:tcPr>
-            <w:tcW w:type="dxa" w:w="2268"/>
-            <w:shd w:val="clear" w:color="auto" w:fill="1B3A5C"/>
-          </w:tcPr>
-          <w:p>
-            <w:pPr>
-              <w:jc w:val="center"/>
-            </w:pPr>
-            <w:r>
-              <w:rPr>
-                <w:rFonts w:ascii="맑은 고딕" w:hAnsi="맑은 고딕"/>
-                <w:b/>
-                <w:i w:val="0"/>
-                <w:color w:val="FFFFFF"/>
-                <w:sz w:val="18"/>
-              </w:rPr>
-              <w:t>항목</w:t>
+              <w:t>IFC STEP 텍스트에서 =IFC엔티티명( 패턴을 직접 검색</w:t>
             </w:r>
           </w:p>
         </w:tc>
         <w:tc>
           <w:tcPr>
-            <w:tcW w:type="dxa" w:w="2835"/>
-            <w:shd w:val="clear" w:color="auto" w:fill="1B3A5C"/>
-          </w:tcPr>
-          <w:p>
-            <w:pPr>
-              <w:jc w:val="center"/>
-            </w:pPr>
-            <w:r>
-              <w:rPr>
-                <w:rFonts w:ascii="맑은 고딕" w:hAnsi="맑은 고딕"/>
-                <w:b/>
-                <w:i w:val="0"/>
-                <w:color w:val="FFFFFF"/>
-                <w:sz w:val="18"/>
-              </w:rPr>
-              <w:t>LTR (기존)</w:t>
-            </w:r>
-          </w:p>
-        </w:tc>
-        <w:tc>
-          <w:tcPr>
-            <w:tcW w:type="dxa" w:w="3118"/>
-            <w:shd w:val="clear" w:color="auto" w:fill="1B3A5C"/>
-          </w:tcPr>
-          <w:p>
-            <w:pPr>
-              <w:jc w:val="center"/>
-            </w:pPr>
-            <w:r>
-              <w:rPr>
-                <w:rFonts w:ascii="맑은 고딕" w:hAnsi="맑은 고딕"/>
-                <w:b/>
-                <w:i w:val="0"/>
-                <w:color w:val="FFFFFF"/>
-                <w:sz w:val="18"/>
-              </w:rPr>
-              <w:t>RTL (M3 방식)</w:t>
-            </w:r>
-          </w:p>
-        </w:tc>
-      </w:tr>
-      <w:tr>
-        <w:tc>
-          <w:tcPr>
-            <w:tcW w:type="dxa" w:w="2268"/>
-            <w:shd w:val="clear" w:color="auto" w:fill="FFFFFF"/>
+            <w:tcW w:type="dxa" w:w="3041"/>
+            <w:shd w:val="clear" w:color="auto" w:fill="F5F5F5"/>
           </w:tcPr>
           <w:p>
             <w:r>
               <w:rPr>
-                <w:rFonts w:ascii="맑은 고딕" w:hAnsi="맑은 고딕"/>
-                <w:b w:val="0"/>
-                <w:i w:val="0"/>
                 <w:sz w:val="18"/>
               </w:rPr>
-              <w:t>배치 시작점</w:t>
-            </w:r>
-          </w:p>
-        </w:tc>
-        <w:tc>
-          <w:tcPr>
-            <w:tcW w:type="dxa" w:w="2835"/>
-            <w:shd w:val="clear" w:color="auto" w:fill="FFFFFF"/>
-          </w:tcPr>
-          <w:p>
-            <w:r>
-              <w:rPr>
-                <w:rFonts w:ascii="맑은 고딕" w:hAnsi="맑은 고딕"/>
-                <w:b w:val="0"/>
-                <w:i w:val="0"/>
-                <w:sz w:val="18"/>
-              </w:rPr>
-              <w:t>왼쪽 끝</w:t>
-            </w:r>
-          </w:p>
-        </w:tc>
-        <w:tc>
-          <w:tcPr>
-            <w:tcW w:type="dxa" w:w="3118"/>
-            <w:shd w:val="clear" w:color="auto" w:fill="FFFFFF"/>
-          </w:tcPr>
-          <w:p>
-            <w:r>
-              <w:rPr>
-                <w:rFonts w:ascii="맑은 고딕" w:hAnsi="맑은 고딕"/>
-                <w:b w:val="0"/>
-                <w:i w:val="0"/>
-                <w:sz w:val="18"/>
-              </w:rPr>
-              <w:t>오른쪽 끝</w:t>
-            </w:r>
-          </w:p>
-        </w:tc>
-      </w:tr>
-      <w:tr>
-        <w:tc>
-          <w:tcPr>
-            <w:tcW w:type="dxa" w:w="2268"/>
-            <w:shd w:val="clear" w:color="auto" w:fill="EBF5FB"/>
-          </w:tcPr>
-          <w:p>
-            <w:r>
-              <w:rPr>
-                <w:rFonts w:ascii="맑은 고딕" w:hAnsi="맑은 고딕"/>
-                <w:b w:val="0"/>
-                <w:i w:val="0"/>
-                <w:sz w:val="18"/>
-              </w:rPr>
-              <w:t>자투리 위치</w:t>
-            </w:r>
-          </w:p>
-        </w:tc>
-        <w:tc>
-          <w:tcPr>
-            <w:tcW w:type="dxa" w:w="2835"/>
-            <w:shd w:val="clear" w:color="auto" w:fill="EBF5FB"/>
-          </w:tcPr>
-          <w:p>
-            <w:r>
-              <w:rPr>
-                <w:rFonts w:ascii="맑은 고딕" w:hAnsi="맑은 고딕"/>
-                <w:b w:val="0"/>
-                <w:i w:val="0"/>
-                <w:sz w:val="18"/>
-              </w:rPr>
-              <w:t>오른쪽 (마지막)</w:t>
-            </w:r>
-          </w:p>
-        </w:tc>
-        <w:tc>
-          <w:tcPr>
-            <w:tcW w:type="dxa" w:w="3118"/>
-            <w:shd w:val="clear" w:color="auto" w:fill="EBF5FB"/>
-          </w:tcPr>
-          <w:p>
-            <w:r>
-              <w:rPr>
-                <w:rFonts w:ascii="맑은 고딕" w:hAnsi="맑은 고딕"/>
-                <w:b w:val="0"/>
-                <w:i w:val="0"/>
-                <w:sz w:val="18"/>
-              </w:rPr>
-              <w:t>왼쪽 (시작점)</w:t>
-            </w:r>
-          </w:p>
-        </w:tc>
-      </w:tr>
-      <w:tr>
-        <w:tc>
-          <w:tcPr>
-            <w:tcW w:type="dxa" w:w="2268"/>
-            <w:shd w:val="clear" w:color="auto" w:fill="FFFFFF"/>
-          </w:tcPr>
-          <w:p>
-            <w:r>
-              <w:rPr>
-                <w:rFonts w:ascii="맑은 고딕" w:hAnsi="맑은 고딕"/>
-                <w:b w:val="0"/>
-                <w:i w:val="0"/>
-                <w:sz w:val="18"/>
-              </w:rPr>
-              <w:t>재사용 효율</w:t>
-            </w:r>
-          </w:p>
-        </w:tc>
-        <w:tc>
-          <w:tcPr>
-            <w:tcW w:type="dxa" w:w="2835"/>
-            <w:shd w:val="clear" w:color="auto" w:fill="FFFFFF"/>
-          </w:tcPr>
-          <w:p>
-            <w:r>
-              <w:rPr>
-                <w:rFonts w:ascii="맑은 고딕" w:hAnsi="맑은 고딕"/>
-                <w:b w:val="0"/>
-                <w:i w:val="0"/>
-                <w:sz w:val="18"/>
-              </w:rPr>
-              <w:t>낮음 (랜덤 크기)</w:t>
-            </w:r>
-          </w:p>
-        </w:tc>
-        <w:tc>
-          <w:tcPr>
-            <w:tcW w:type="dxa" w:w="3118"/>
-            <w:shd w:val="clear" w:color="auto" w:fill="FFFFFF"/>
-          </w:tcPr>
-          <w:p>
-            <w:r>
-              <w:rPr>
-                <w:rFonts w:ascii="맑은 고딕" w:hAnsi="맑은 고딕"/>
-                <w:b w:val="0"/>
-                <w:i w:val="0"/>
-                <w:sz w:val="18"/>
-              </w:rPr>
-              <w:t>높음 (균일한 시작 자투리)</w:t>
-            </w:r>
-          </w:p>
-        </w:tc>
-      </w:tr>
-      <w:tr>
-        <w:tc>
-          <w:tcPr>
-            <w:tcW w:type="dxa" w:w="2268"/>
-            <w:shd w:val="clear" w:color="auto" w:fill="EBF5FB"/>
-          </w:tcPr>
-          <w:p>
-            <w:r>
-              <w:rPr>
-                <w:rFonts w:ascii="맑은 고딕" w:hAnsi="맑은 고딕"/>
-                <w:b w:val="0"/>
-                <w:i w:val="0"/>
-                <w:sz w:val="18"/>
-              </w:rPr>
-              <w:t>개구부 대칭</w:t>
-            </w:r>
-          </w:p>
-        </w:tc>
-        <w:tc>
-          <w:tcPr>
-            <w:tcW w:type="dxa" w:w="2835"/>
-            <w:shd w:val="clear" w:color="auto" w:fill="EBF5FB"/>
-          </w:tcPr>
-          <w:p>
-            <w:r>
-              <w:rPr>
-                <w:rFonts w:ascii="맑은 고딕" w:hAnsi="맑은 고딕"/>
-                <w:b w:val="0"/>
-                <w:i w:val="0"/>
-                <w:sz w:val="18"/>
-              </w:rPr>
-              <w:t>SYM 비교 없음</w:t>
-            </w:r>
-          </w:p>
-        </w:tc>
-        <w:tc>
-          <w:tcPr>
-            <w:tcW w:type="dxa" w:w="3118"/>
-            <w:shd w:val="clear" w:color="auto" w:fill="EBF5FB"/>
-          </w:tcPr>
-          <w:p>
-            <w:r>
-              <w:rPr>
-                <w:rFonts w:ascii="맑은 고딕" w:hAnsi="맑은 고딕"/>
-                <w:b w:val="0"/>
-                <w:i w:val="0"/>
-                <w:sz w:val="18"/>
-              </w:rPr>
-              <w:t>RTL vs SYM 손실률 비교 후 선택</w:t>
+              <w:t>ifcopenshell와 완전히 독립적. 라이브러리 없이 동작</w:t>
             </w:r>
           </w:p>
         </w:tc>
@@ -1375,931 +862,134 @@
         <w:pStyle w:val="Heading2"/>
       </w:pPr>
       <w:r>
-        <w:rPr>
-          <w:rFonts w:ascii="맑은 고딕" w:hAnsi="맑은 고딕"/>
-          <w:b/>
-          <w:color w:val="1B3A5C"/>
-          <w:sz w:val="24"/>
-        </w:rPr>
-        <w:t>3.2 개구부 처리 방식</w:t>
+        <w:t>4.2 3단계 대조 항목</w:t>
       </w:r>
     </w:p>
     <w:p>
+      <w:r>
+        <w:rPr>
+          <w:b/>
+          <w:color w:val="1A237E"/>
+          <w:sz w:val="20"/>
+        </w:rPr>
+        <w:t>1단계 — 수량 대조</w:t>
+        <w:br/>
+      </w:r>
+      <w:r>
+        <w:rPr>
+          <w:sz w:val="18"/>
+        </w:rPr>
+        <w:t>벽·문·창·공간·층·슬래브·개구부의 엔티티 수를 비교.</w:t>
+        <w:br/>
+        <w:t>IfcWall 계열 서브타입(IfcWallStandardCase / IfcWallElementedCase / IfcWall) 구분 집계.</w:t>
+        <w:br/>
+        <w:t>IfcRelVoidsElement(개구부-벽 연결) 수도 추가 비교.</w:t>
+      </w:r>
+    </w:p>
+    <w:p>
+      <w:r>
+        <w:rPr>
+          <w:b/>
+          <w:color w:val="1A237E"/>
+          <w:sz w:val="20"/>
+        </w:rPr>
+        <w:t>2단계 — GlobalId 대조</w:t>
+        <w:br/>
+      </w:r>
+      <w:r>
+        <w:rPr>
+          <w:sz w:val="18"/>
+        </w:rPr>
+        <w:t>각 요소의 22자 GUID를 목록으로 추출해 교집합·차집합 계산.</w:t>
+        <w:br/>
+        <w:t>ifcopenshell에만 있거나 정규식에만 있는 GlobalId를 목록으로 표시.</w:t>
+        <w:br/>
+        <w:t>→ 누락된 요소나 비표준 엔티티를 정확하게 식별 가능.</w:t>
+      </w:r>
+    </w:p>
+    <w:p>
+      <w:r>
+        <w:rPr>
+          <w:b/>
+          <w:color w:val="1A237E"/>
+          <w:sz w:val="20"/>
+        </w:rPr>
+        <w:t>3단계 — 치수 분포 대조</w:t>
+        <w:br/>
+      </w:r>
+      <w:r>
+        <w:rPr>
+          <w:sz w:val="18"/>
+        </w:rPr>
+        <w:t>IfcQuantityLength에서 '높이' / '기준선 길이' 값을 정규식으로 추출.</w:t>
+        <w:br/>
+        <w:t>ifcopenshell이 뽑은 H_mm / L_mm 평균과 ±10% 이내인지 비교.</w:t>
+        <w:br/>
+        <w:t>→ 단위 혼용(m vs mm) 또는 치수 추출 실패를 검출.</w:t>
+      </w:r>
+    </w:p>
+    <w:p/>
+    <w:p>
       <w:pPr>
-        <w:spacing w:after="80" w:before="20"/>
+        <w:pStyle w:val="Heading2"/>
       </w:pPr>
       <w:r>
-        <w:rPr>
-          <w:rFonts w:ascii="맑은 고딕" w:hAnsi="맑은 고딕"/>
-          <w:b w:val="0"/>
-          <w:i w:val="0"/>
-          <w:sz w:val="20"/>
-        </w:rPr>
-        <w:t>build_column_plan() 함수가 두 가지 배치 방식의 손실률을 계산하여 낮은 쪽을 채택합니다.</w:t>
+        <w:t>4.3 판정 기준</w:t>
       </w:r>
     </w:p>
     <w:tbl>
       <w:tblPr>
         <w:tblStyle w:val="TableGrid"/>
         <w:tblW w:type="auto" w:w="0"/>
-        <w:jc w:val="left"/>
         <w:tblLook w:firstColumn="1" w:firstRow="1" w:lastColumn="0" w:lastRow="0" w:noHBand="0" w:noVBand="1" w:val="04A0"/>
       </w:tblPr>
       <w:tblGrid>
-        <w:gridCol w:w="3135"/>
-        <w:gridCol w:w="3135"/>
-        <w:gridCol w:w="3135"/>
+        <w:gridCol w:w="3041"/>
+        <w:gridCol w:w="3041"/>
+        <w:gridCol w:w="3041"/>
       </w:tblGrid>
       <w:tr>
         <w:tc>
           <w:tcPr>
-            <w:tcW w:type="dxa" w:w="1417"/>
-            <w:shd w:val="clear" w:color="auto" w:fill="1B3A5C"/>
+            <w:tcW w:type="dxa" w:w="3041"/>
+            <w:shd w:val="clear" w:color="auto" w:fill="1A237E"/>
           </w:tcPr>
           <w:p>
-            <w:pPr>
-              <w:jc w:val="center"/>
-            </w:pPr>
             <w:r>
               <w:rPr>
-                <w:rFonts w:ascii="맑은 고딕" w:hAnsi="맑은 고딕"/>
                 <w:b/>
-                <w:i w:val="0"/>
                 <w:color w:val="FFFFFF"/>
                 <w:sz w:val="18"/>
               </w:rPr>
-              <w:t>케이스</w:t>
+              <w:t>판정</w:t>
             </w:r>
           </w:p>
         </w:tc>
         <w:tc>
           <w:tcPr>
-            <w:tcW w:type="dxa" w:w="4819"/>
-            <w:shd w:val="clear" w:color="auto" w:fill="1B3A5C"/>
+            <w:tcW w:type="dxa" w:w="3041"/>
+            <w:shd w:val="clear" w:color="auto" w:fill="1A237E"/>
           </w:tcPr>
           <w:p>
-            <w:pPr>
-              <w:jc w:val="center"/>
-            </w:pPr>
             <w:r>
               <w:rPr>
-                <w:rFonts w:ascii="맑은 고딕" w:hAnsi="맑은 고딕"/>
                 <w:b/>
-                <w:i w:val="0"/>
                 <w:color w:val="FFFFFF"/>
                 <w:sz w:val="18"/>
               </w:rPr>
-              <w:t>방식</w:t>
+              <w:t>조건</w:t>
             </w:r>
           </w:p>
         </w:tc>
         <w:tc>
           <w:tcPr>
-            <w:tcW w:type="dxa" w:w="2551"/>
-            <w:shd w:val="clear" w:color="auto" w:fill="1B3A5C"/>
-          </w:tcPr>
-          <w:p>
-            <w:pPr>
-              <w:jc w:val="center"/>
-            </w:pPr>
-            <w:r>
-              <w:rPr>
-                <w:rFonts w:ascii="맑은 고딕" w:hAnsi="맑은 고딕"/>
-                <w:b/>
-                <w:i w:val="0"/>
-                <w:color w:val="FFFFFF"/>
-                <w:sz w:val="18"/>
-              </w:rPr>
-              <w:t>적용 조건</w:t>
-            </w:r>
-          </w:p>
-        </w:tc>
-      </w:tr>
-      <w:tr>
-        <w:tc>
-          <w:tcPr>
-            <w:tcW w:type="dxa" w:w="1417"/>
-            <w:shd w:val="clear" w:color="auto" w:fill="FFFFFF"/>
+            <w:tcW w:type="dxa" w:w="3041"/>
+            <w:shd w:val="clear" w:color="auto" w:fill="1A237E"/>
           </w:tcPr>
           <w:p>
             <w:r>
               <w:rPr>
-                <w:rFonts w:ascii="맑은 고딕" w:hAnsi="맑은 고딕"/>
-                <w:b w:val="0"/>
-                <w:i w:val="0"/>
-                <w:sz w:val="18"/>
-              </w:rPr>
-              <w:t>RTL</w:t>
-            </w:r>
-          </w:p>
-        </w:tc>
-        <w:tc>
-          <w:tcPr>
-            <w:tcW w:type="dxa" w:w="4819"/>
-            <w:shd w:val="clear" w:color="auto" w:fill="FFFFFF"/>
-          </w:tcPr>
-          <w:p>
-            <w:r>
-              <w:rPr>
-                <w:rFonts w:ascii="맑은 고딕" w:hAnsi="맑은 고딕"/>
-                <w:b w:val="0"/>
-                <w:i w:val="0"/>
-                <w:sz w:val="18"/>
-              </w:rPr>
-              <w:t>벽 끝부터 일반 RTL 배치 + 개구부 중심 처리</w:t>
-            </w:r>
-          </w:p>
-        </w:tc>
-        <w:tc>
-          <w:tcPr>
-            <w:tcW w:type="dxa" w:w="2551"/>
-            <w:shd w:val="clear" w:color="auto" w:fill="FFFFFF"/>
-          </w:tcPr>
-          <w:p>
-            <w:r>
-              <w:rPr>
-                <w:rFonts w:ascii="맑은 고딕" w:hAnsi="맑은 고딕"/>
-                <w:b w:val="0"/>
-                <w:i w:val="0"/>
-                <w:sz w:val="18"/>
-              </w:rPr>
-              <w:t>기본</w:t>
-            </w:r>
-          </w:p>
-        </w:tc>
-      </w:tr>
-      <w:tr>
-        <w:tc>
-          <w:tcPr>
-            <w:tcW w:type="dxa" w:w="1417"/>
-            <w:shd w:val="clear" w:color="auto" w:fill="EBF5FB"/>
-          </w:tcPr>
-          <w:p>
-            <w:r>
-              <w:rPr>
-                <w:rFonts w:ascii="맑은 고딕" w:hAnsi="맑은 고딕"/>
-                <w:b w:val="0"/>
-                <w:i w:val="0"/>
-                <w:sz w:val="18"/>
-              </w:rPr>
-              <w:t>SYM</w:t>
-            </w:r>
-          </w:p>
-        </w:tc>
-        <w:tc>
-          <w:tcPr>
-            <w:tcW w:type="dxa" w:w="4819"/>
-            <w:shd w:val="clear" w:color="auto" w:fill="EBF5FB"/>
-          </w:tcPr>
-          <w:p>
-            <w:r>
-              <w:rPr>
-                <w:rFonts w:ascii="맑은 고딕" w:hAnsi="맑은 고딕"/>
-                <w:b w:val="0"/>
-                <w:i w:val="0"/>
-                <w:sz w:val="18"/>
-              </w:rPr>
-              <w:t>개구부 중심점에서 대칭으로 이음새 배치 (균열 방지)</w:t>
-            </w:r>
-          </w:p>
-        </w:tc>
-        <w:tc>
-          <w:tcPr>
-            <w:tcW w:type="dxa" w:w="2551"/>
-            <w:shd w:val="clear" w:color="auto" w:fill="EBF5FB"/>
-          </w:tcPr>
-          <w:p>
-            <w:r>
-              <w:rPr>
-                <w:rFonts w:ascii="맑은 고딕" w:hAnsi="맑은 고딕"/>
-                <w:b w:val="0"/>
-                <w:i w:val="0"/>
-                <w:sz w:val="18"/>
-              </w:rPr>
-              <w:t>SYM 손실 &lt; RTL 손실</w:t>
-            </w:r>
-          </w:p>
-        </w:tc>
-      </w:tr>
-      <w:tr>
-        <w:tc>
-          <w:tcPr>
-            <w:tcW w:type="dxa" w:w="1417"/>
-            <w:shd w:val="clear" w:color="auto" w:fill="FFFFFF"/>
-          </w:tcPr>
-          <w:p>
-            <w:r>
-              <w:rPr>
-                <w:rFonts w:ascii="맑은 고딕" w:hAnsi="맑은 고딕"/>
-                <w:b w:val="0"/>
-                <w:i w:val="0"/>
-                <w:sz w:val="18"/>
-              </w:rPr>
-              <w:t>선택 기준</w:t>
-            </w:r>
-          </w:p>
-        </w:tc>
-        <w:tc>
-          <w:tcPr>
-            <w:tcW w:type="dxa" w:w="4819"/>
-            <w:shd w:val="clear" w:color="auto" w:fill="FFFFFF"/>
-          </w:tcPr>
-          <w:p>
-            <w:r>
-              <w:rPr>
-                <w:rFonts w:ascii="맑은 고딕" w:hAnsi="맑은 고딕"/>
-                <w:b w:val="0"/>
-                <w:i w:val="0"/>
-                <w:sz w:val="18"/>
-              </w:rPr>
-              <w:t>loss_rtl vs loss_sym 비교 (1e-6 허용오차)</w:t>
-            </w:r>
-          </w:p>
-        </w:tc>
-        <w:tc>
-          <w:tcPr>
-            <w:tcW w:type="dxa" w:w="2551"/>
-            <w:shd w:val="clear" w:color="auto" w:fill="FFFFFF"/>
-          </w:tcPr>
-          <w:p>
-            <w:r>
-              <w:rPr>
-                <w:rFonts w:ascii="맑은 고딕" w:hAnsi="맑은 고딕"/>
-                <w:b w:val="0"/>
-                <w:i w:val="0"/>
-                <w:sz w:val="18"/>
-              </w:rPr>
-              <w:t>자동</w:t>
-            </w:r>
-          </w:p>
-        </w:tc>
-      </w:tr>
-    </w:tbl>
-    <w:p/>
-    <w:p>
-      <w:pPr>
-        <w:pStyle w:val="Heading2"/>
-      </w:pPr>
-      <w:r>
-        <w:rPr>
-          <w:rFonts w:ascii="맑은 고딕" w:hAnsi="맑은 고딕"/>
-          <w:b/>
-          <w:color w:val="1B3A5C"/>
-          <w:sz w:val="24"/>
-        </w:rPr>
-        <w:t>3.3 셀 분류 (type)</w:t>
-      </w:r>
-    </w:p>
-    <w:tbl>
-      <w:tblPr>
-        <w:tblStyle w:val="TableGrid"/>
-        <w:tblW w:type="auto" w:w="0"/>
-        <w:jc w:val="left"/>
-        <w:tblLook w:firstColumn="1" w:firstRow="1" w:lastColumn="0" w:lastRow="0" w:noHBand="0" w:noVBand="1" w:val="04A0"/>
-      </w:tblPr>
-      <w:tblGrid>
-        <w:gridCol w:w="2351"/>
-        <w:gridCol w:w="2351"/>
-        <w:gridCol w:w="2351"/>
-        <w:gridCol w:w="2351"/>
-      </w:tblGrid>
-      <w:tr>
-        <w:tc>
-          <w:tcPr>
-            <w:tcW w:type="dxa" w:w="1417"/>
-            <w:shd w:val="clear" w:color="auto" w:fill="1B3A5C"/>
-          </w:tcPr>
-          <w:p>
-            <w:pPr>
-              <w:jc w:val="center"/>
-            </w:pPr>
-            <w:r>
-              <w:rPr>
-                <w:rFonts w:ascii="맑은 고딕" w:hAnsi="맑은 고딕"/>
                 <w:b/>
-                <w:i w:val="0"/>
-                <w:color w:val="FFFFFF"/>
-                <w:sz w:val="18"/>
-              </w:rPr>
-              <w:t>Python 타입</w:t>
-            </w:r>
-          </w:p>
-        </w:tc>
-        <w:tc>
-          <w:tcPr>
-            <w:tcW w:type="dxa" w:w="1417"/>
-            <w:shd w:val="clear" w:color="auto" w:fill="1B3A5C"/>
-          </w:tcPr>
-          <w:p>
-            <w:pPr>
-              <w:jc w:val="center"/>
-            </w:pPr>
-            <w:r>
-              <w:rPr>
-                <w:rFonts w:ascii="맑은 고딕" w:hAnsi="맑은 고딕"/>
-                <w:b/>
-                <w:i w:val="0"/>
-                <w:color w:val="FFFFFF"/>
-                <w:sz w:val="18"/>
-              </w:rPr>
-              <w:t>승훈 UI 타입</w:t>
-            </w:r>
-          </w:p>
-        </w:tc>
-        <w:tc>
-          <w:tcPr>
-            <w:tcW w:type="dxa" w:w="1134"/>
-            <w:shd w:val="clear" w:color="auto" w:fill="1B3A5C"/>
-          </w:tcPr>
-          <w:p>
-            <w:pPr>
-              <w:jc w:val="center"/>
-            </w:pPr>
-            <w:r>
-              <w:rPr>
-                <w:rFonts w:ascii="맑은 고딕" w:hAnsi="맑은 고딕"/>
-                <w:b/>
-                <w:i w:val="0"/>
-                <w:color w:val="FFFFFF"/>
-                <w:sz w:val="18"/>
-              </w:rPr>
-              <w:t>색상</w:t>
-            </w:r>
-          </w:p>
-        </w:tc>
-        <w:tc>
-          <w:tcPr>
-            <w:tcW w:type="dxa" w:w="4819"/>
-            <w:shd w:val="clear" w:color="auto" w:fill="1B3A5C"/>
-          </w:tcPr>
-          <w:p>
-            <w:pPr>
-              <w:jc w:val="center"/>
-            </w:pPr>
-            <w:r>
-              <w:rPr>
-                <w:rFonts w:ascii="맑은 고딕" w:hAnsi="맑은 고딕"/>
-                <w:b/>
-                <w:i w:val="0"/>
-                <w:color w:val="FFFFFF"/>
-                <w:sz w:val="18"/>
-              </w:rPr>
-              <w:t>설명</w:t>
-            </w:r>
-          </w:p>
-        </w:tc>
-      </w:tr>
-      <w:tr>
-        <w:tc>
-          <w:tcPr>
-            <w:tcW w:type="dxa" w:w="1417"/>
-            <w:shd w:val="clear" w:color="auto" w:fill="FFFFFF"/>
-          </w:tcPr>
-          <w:p>
-            <w:r>
-              <w:rPr>
-                <w:rFonts w:ascii="맑은 고딕" w:hAnsi="맑은 고딕"/>
-                <w:b w:val="0"/>
-                <w:i w:val="0"/>
-                <w:sz w:val="18"/>
-              </w:rPr>
-              <w:t>full</w:t>
-            </w:r>
-          </w:p>
-        </w:tc>
-        <w:tc>
-          <w:tcPr>
-            <w:tcW w:type="dxa" w:w="1417"/>
-            <w:shd w:val="clear" w:color="auto" w:fill="FFFFFF"/>
-          </w:tcPr>
-          <w:p>
-            <w:r>
-              <w:rPr>
-                <w:rFonts w:ascii="맑은 고딕" w:hAnsi="맑은 고딕"/>
-                <w:b w:val="0"/>
-                <w:i w:val="0"/>
-                <w:sz w:val="18"/>
-              </w:rPr>
-              <w:t>full</w:t>
-            </w:r>
-          </w:p>
-        </w:tc>
-        <w:tc>
-          <w:tcPr>
-            <w:tcW w:type="dxa" w:w="1134"/>
-            <w:shd w:val="clear" w:color="auto" w:fill="FFFFFF"/>
-          </w:tcPr>
-          <w:p>
-            <w:r>
-              <w:rPr>
-                <w:rFonts w:ascii="맑은 고딕" w:hAnsi="맑은 고딕"/>
-                <w:b w:val="0"/>
-                <w:i w:val="0"/>
-                <w:sz w:val="18"/>
-              </w:rPr>
-              <w:t>🟢 초록</w:t>
-            </w:r>
-          </w:p>
-        </w:tc>
-        <w:tc>
-          <w:tcPr>
-            <w:tcW w:type="dxa" w:w="4819"/>
-            <w:shd w:val="clear" w:color="auto" w:fill="FFFFFF"/>
-          </w:tcPr>
-          <w:p>
-            <w:r>
-              <w:rPr>
-                <w:rFonts w:ascii="맑은 고딕" w:hAnsi="맑은 고딕"/>
-                <w:b w:val="0"/>
-                <w:i w:val="0"/>
-                <w:sz w:val="18"/>
-              </w:rPr>
-              <w:t>온장 (900×1800 또는 1220×2440)</w:t>
-            </w:r>
-          </w:p>
-        </w:tc>
-      </w:tr>
-      <w:tr>
-        <w:tc>
-          <w:tcPr>
-            <w:tcW w:type="dxa" w:w="1417"/>
-            <w:shd w:val="clear" w:color="auto" w:fill="EBF5FB"/>
-          </w:tcPr>
-          <w:p>
-            <w:r>
-              <w:rPr>
-                <w:rFonts w:ascii="맑은 고딕" w:hAnsi="맑은 고딕"/>
-                <w:b w:val="0"/>
-                <w:i w:val="0"/>
-                <w:sz w:val="18"/>
-              </w:rPr>
-              <w:t>cut</w:t>
-            </w:r>
-          </w:p>
-        </w:tc>
-        <w:tc>
-          <w:tcPr>
-            <w:tcW w:type="dxa" w:w="1417"/>
-            <w:shd w:val="clear" w:color="auto" w:fill="EBF5FB"/>
-          </w:tcPr>
-          <w:p>
-            <w:r>
-              <w:rPr>
-                <w:rFonts w:ascii="맑은 고딕" w:hAnsi="맑은 고딕"/>
-                <w:b w:val="0"/>
-                <w:i w:val="0"/>
-                <w:sz w:val="18"/>
-              </w:rPr>
-              <w:t>edge_cut</w:t>
-            </w:r>
-          </w:p>
-        </w:tc>
-        <w:tc>
-          <w:tcPr>
-            <w:tcW w:type="dxa" w:w="1134"/>
-            <w:shd w:val="clear" w:color="auto" w:fill="EBF5FB"/>
-          </w:tcPr>
-          <w:p>
-            <w:r>
-              <w:rPr>
-                <w:rFonts w:ascii="맑은 고딕" w:hAnsi="맑은 고딕"/>
-                <w:b w:val="0"/>
-                <w:i w:val="0"/>
-                <w:sz w:val="18"/>
-              </w:rPr>
-              <w:t>🟡 노란</w:t>
-            </w:r>
-          </w:p>
-        </w:tc>
-        <w:tc>
-          <w:tcPr>
-            <w:tcW w:type="dxa" w:w="4819"/>
-            <w:shd w:val="clear" w:color="auto" w:fill="EBF5FB"/>
-          </w:tcPr>
-          <w:p>
-            <w:r>
-              <w:rPr>
-                <w:rFonts w:ascii="맑은 고딕" w:hAnsi="맑은 고딕"/>
-                <w:b w:val="0"/>
-                <w:i w:val="0"/>
-                <w:sz w:val="18"/>
-              </w:rPr>
-              <w:t>직선 1회 절단 (개구부 비겹침)</w:t>
-            </w:r>
-          </w:p>
-        </w:tc>
-      </w:tr>
-      <w:tr>
-        <w:tc>
-          <w:tcPr>
-            <w:tcW w:type="dxa" w:w="1417"/>
-            <w:shd w:val="clear" w:color="auto" w:fill="FFFFFF"/>
-          </w:tcPr>
-          <w:p>
-            <w:r>
-              <w:rPr>
-                <w:rFonts w:ascii="맑은 고딕" w:hAnsi="맑은 고딕"/>
-                <w:b w:val="0"/>
-                <w:i w:val="0"/>
-                <w:sz w:val="18"/>
-              </w:rPr>
-              <w:t>cut</w:t>
-            </w:r>
-          </w:p>
-        </w:tc>
-        <w:tc>
-          <w:tcPr>
-            <w:tcW w:type="dxa" w:w="1417"/>
-            <w:shd w:val="clear" w:color="auto" w:fill="FFFFFF"/>
-          </w:tcPr>
-          <w:p>
-            <w:r>
-              <w:rPr>
-                <w:rFonts w:ascii="맑은 고딕" w:hAnsi="맑은 고딕"/>
-                <w:b w:val="0"/>
-                <w:i w:val="0"/>
-                <w:sz w:val="18"/>
-              </w:rPr>
-              <w:t>notch</w:t>
-            </w:r>
-          </w:p>
-        </w:tc>
-        <w:tc>
-          <w:tcPr>
-            <w:tcW w:type="dxa" w:w="1134"/>
-            <w:shd w:val="clear" w:color="auto" w:fill="FFFFFF"/>
-          </w:tcPr>
-          <w:p>
-            <w:r>
-              <w:rPr>
-                <w:rFonts w:ascii="맑은 고딕" w:hAnsi="맑은 고딕"/>
-                <w:b w:val="0"/>
-                <w:i w:val="0"/>
-                <w:sz w:val="18"/>
-              </w:rPr>
-              <w:t>🟣 보라</w:t>
-            </w:r>
-          </w:p>
-        </w:tc>
-        <w:tc>
-          <w:tcPr>
-            <w:tcW w:type="dxa" w:w="4819"/>
-            <w:shd w:val="clear" w:color="auto" w:fill="FFFFFF"/>
-          </w:tcPr>
-          <w:p>
-            <w:r>
-              <w:rPr>
-                <w:rFonts w:ascii="맑은 고딕" w:hAnsi="맑은 고딕"/>
-                <w:b w:val="0"/>
-                <w:i w:val="0"/>
-                <w:sz w:val="18"/>
-              </w:rPr>
-              <w:t>직선 2회 절단 (개구부와 겹침 — ㄱ/ㄴ형)</w:t>
-            </w:r>
-          </w:p>
-        </w:tc>
-      </w:tr>
-      <w:tr>
-        <w:tc>
-          <w:tcPr>
-            <w:tcW w:type="dxa" w:w="1417"/>
-            <w:shd w:val="clear" w:color="auto" w:fill="EBF5FB"/>
-          </w:tcPr>
-          <w:p>
-            <w:r>
-              <w:rPr>
-                <w:rFonts w:ascii="맑은 고딕" w:hAnsi="맑은 고딕"/>
-                <w:b w:val="0"/>
-                <w:i w:val="0"/>
-                <w:sz w:val="18"/>
-              </w:rPr>
-              <w:t>cut_op</w:t>
-            </w:r>
-          </w:p>
-        </w:tc>
-        <w:tc>
-          <w:tcPr>
-            <w:tcW w:type="dxa" w:w="1417"/>
-            <w:shd w:val="clear" w:color="auto" w:fill="EBF5FB"/>
-          </w:tcPr>
-          <w:p>
-            <w:r>
-              <w:rPr>
-                <w:rFonts w:ascii="맑은 고딕" w:hAnsi="맑은 고딕"/>
-                <w:b w:val="0"/>
-                <w:i w:val="0"/>
-                <w:sz w:val="18"/>
-              </w:rPr>
-              <w:t>edge_cut</w:t>
-            </w:r>
-          </w:p>
-        </w:tc>
-        <w:tc>
-          <w:tcPr>
-            <w:tcW w:type="dxa" w:w="1134"/>
-            <w:shd w:val="clear" w:color="auto" w:fill="EBF5FB"/>
-          </w:tcPr>
-          <w:p>
-            <w:r>
-              <w:rPr>
-                <w:rFonts w:ascii="맑은 고딕" w:hAnsi="맑은 고딕"/>
-                <w:b w:val="0"/>
-                <w:i w:val="0"/>
-                <w:sz w:val="18"/>
-              </w:rPr>
-              <w:t>🟡 노란</w:t>
-            </w:r>
-          </w:p>
-        </w:tc>
-        <w:tc>
-          <w:tcPr>
-            <w:tcW w:type="dxa" w:w="4819"/>
-            <w:shd w:val="clear" w:color="auto" w:fill="EBF5FB"/>
-          </w:tcPr>
-          <w:p>
-            <w:r>
-              <w:rPr>
-                <w:rFonts w:ascii="맑은 고딕" w:hAnsi="맑은 고딕"/>
-                <w:b w:val="0"/>
-                <w:i w:val="0"/>
-                <w:sz w:val="18"/>
-              </w:rPr>
-              <w:t>개구부 인접 열의 절단 보드 (위/아래)</w:t>
-            </w:r>
-          </w:p>
-        </w:tc>
-      </w:tr>
-      <w:tr>
-        <w:tc>
-          <w:tcPr>
-            <w:tcW w:type="dxa" w:w="1417"/>
-            <w:shd w:val="clear" w:color="auto" w:fill="FFFFFF"/>
-          </w:tcPr>
-          <w:p>
-            <w:r>
-              <w:rPr>
-                <w:rFonts w:ascii="맑은 고딕" w:hAnsi="맑은 고딕"/>
-                <w:b w:val="0"/>
-                <w:i w:val="0"/>
-                <w:sz w:val="18"/>
-              </w:rPr>
-              <w:t>reuse</w:t>
-            </w:r>
-          </w:p>
-        </w:tc>
-        <w:tc>
-          <w:tcPr>
-            <w:tcW w:type="dxa" w:w="1417"/>
-            <w:shd w:val="clear" w:color="auto" w:fill="FFFFFF"/>
-          </w:tcPr>
-          <w:p>
-            <w:r>
-              <w:rPr>
-                <w:rFonts w:ascii="맑은 고딕" w:hAnsi="맑은 고딕"/>
-                <w:b w:val="0"/>
-                <w:i w:val="0"/>
-                <w:sz w:val="18"/>
-              </w:rPr>
-              <w:t>reuse</w:t>
-            </w:r>
-          </w:p>
-        </w:tc>
-        <w:tc>
-          <w:tcPr>
-            <w:tcW w:type="dxa" w:w="1134"/>
-            <w:shd w:val="clear" w:color="auto" w:fill="FFFFFF"/>
-          </w:tcPr>
-          <w:p>
-            <w:r>
-              <w:rPr>
-                <w:rFonts w:ascii="맑은 고딕" w:hAnsi="맑은 고딕"/>
-                <w:b w:val="0"/>
-                <w:i w:val="0"/>
-                <w:sz w:val="18"/>
-              </w:rPr>
-              <w:t>🔵 파랑</w:t>
-            </w:r>
-          </w:p>
-        </w:tc>
-        <w:tc>
-          <w:tcPr>
-            <w:tcW w:type="dxa" w:w="4819"/>
-            <w:shd w:val="clear" w:color="auto" w:fill="FFFFFF"/>
-          </w:tcPr>
-          <w:p>
-            <w:r>
-              <w:rPr>
-                <w:rFonts w:ascii="맑은 고딕" w:hAnsi="맑은 고딕"/>
-                <w:b w:val="0"/>
-                <w:i w:val="0"/>
-                <w:sz w:val="18"/>
-              </w:rPr>
-              <w:t>다른 벽 자투리 재사용 보드 (신규)</w:t>
-            </w:r>
-          </w:p>
-        </w:tc>
-      </w:tr>
-      <w:tr>
-        <w:tc>
-          <w:tcPr>
-            <w:tcW w:type="dxa" w:w="1417"/>
-            <w:shd w:val="clear" w:color="auto" w:fill="EBF5FB"/>
-          </w:tcPr>
-          <w:p>
-            <w:r>
-              <w:rPr>
-                <w:rFonts w:ascii="맑은 고딕" w:hAnsi="맑은 고딕"/>
-                <w:b w:val="0"/>
-                <w:i w:val="0"/>
-                <w:sz w:val="18"/>
-              </w:rPr>
-              <w:t>opening</w:t>
-            </w:r>
-          </w:p>
-        </w:tc>
-        <w:tc>
-          <w:tcPr>
-            <w:tcW w:type="dxa" w:w="1417"/>
-            <w:shd w:val="clear" w:color="auto" w:fill="EBF5FB"/>
-          </w:tcPr>
-          <w:p>
-            <w:r>
-              <w:rPr>
-                <w:rFonts w:ascii="맑은 고딕" w:hAnsi="맑은 고딕"/>
-                <w:b w:val="0"/>
-                <w:i w:val="0"/>
-                <w:sz w:val="18"/>
-              </w:rPr>
-              <w:t>(생략)</w:t>
-            </w:r>
-          </w:p>
-        </w:tc>
-        <w:tc>
-          <w:tcPr>
-            <w:tcW w:type="dxa" w:w="1134"/>
-            <w:shd w:val="clear" w:color="auto" w:fill="EBF5FB"/>
-          </w:tcPr>
-          <w:p>
-            <w:r>
-              <w:rPr>
-                <w:rFonts w:ascii="맑은 고딕" w:hAnsi="맑은 고딕"/>
-                <w:b w:val="0"/>
-                <w:i w:val="0"/>
-                <w:sz w:val="18"/>
-              </w:rPr>
-              <w:t>⬜ 검정</w:t>
-            </w:r>
-          </w:p>
-        </w:tc>
-        <w:tc>
-          <w:tcPr>
-            <w:tcW w:type="dxa" w:w="4819"/>
-            <w:shd w:val="clear" w:color="auto" w:fill="EBF5FB"/>
-          </w:tcPr>
-          <w:p>
-            <w:r>
-              <w:rPr>
-                <w:rFonts w:ascii="맑은 고딕" w:hAnsi="맑은 고딕"/>
-                <w:b w:val="0"/>
-                <w:i w:val="0"/>
-                <w:sz w:val="18"/>
-              </w:rPr>
-              <w:t>개구부 영역 — 캔버스에 검정으로 표시</w:t>
-            </w:r>
-          </w:p>
-        </w:tc>
-      </w:tr>
-    </w:tbl>
-    <w:p>
-      <w:r>
-        <w:br w:type="page"/>
-      </w:r>
-    </w:p>
-    <w:p>
-      <w:pPr>
-        <w:pStyle w:val="Heading1"/>
-      </w:pPr>
-      <w:r>
-        <w:rPr>
-          <w:rFonts w:ascii="맑은 고딕" w:hAnsi="맑은 고딕"/>
-          <w:b/>
-          <w:color w:val="1B3A5C"/>
-          <w:sz w:val="28"/>
-        </w:rPr>
-        <w:t>4장. 재사용 로직 (ReusePool)</w:t>
-      </w:r>
-    </w:p>
-    <w:p>
-      <w:pPr>
-        <w:pStyle w:val="Heading2"/>
-      </w:pPr>
-      <w:r>
-        <w:rPr>
-          <w:rFonts w:ascii="맑은 고딕" w:hAnsi="맑은 고딕"/>
-          <w:b/>
-          <w:color w:val="1B3A5C"/>
-          <w:sz w:val="24"/>
-        </w:rPr>
-        <w:t>4.1 개요</w:t>
-      </w:r>
-    </w:p>
-    <w:p>
-      <w:pPr>
-        <w:spacing w:after="80" w:before="20"/>
-      </w:pPr>
-      <w:r>
-        <w:rPr>
-          <w:rFonts w:ascii="맑은 고딕" w:hAnsi="맑은 고딕"/>
-          <w:b w:val="0"/>
-          <w:i w:val="0"/>
-          <w:sz w:val="20"/>
-        </w:rPr>
-        <w:t>석고보드 절단 시 발생하는 자투리(leftover)를 풀(Pool)에 저장하고, 이후 벽체 배치 시 적합한 자투리가 있으면 신규 보드 대신 재사용합니다. 자재 낭비를 줄이고 로스율을 개선합니다.</w:t>
-      </w:r>
-    </w:p>
-    <w:p>
-      <w:pPr>
-        <w:pStyle w:val="Heading2"/>
-      </w:pPr>
-      <w:r>
-        <w:rPr>
-          <w:rFonts w:ascii="맑은 고딕" w:hAnsi="맑은 고딕"/>
-          <w:b/>
-          <w:color w:val="1B3A5C"/>
-          <w:sz w:val="24"/>
-        </w:rPr>
-        <w:t>4.2 최소 재사용 기준 (M3 기준)</w:t>
-      </w:r>
-    </w:p>
-    <w:tbl>
-      <w:tblPr>
-        <w:tblStyle w:val="TableGrid"/>
-        <w:tblW w:type="auto" w:w="0"/>
-        <w:jc w:val="left"/>
-        <w:tblLook w:firstColumn="1" w:firstRow="1" w:lastColumn="0" w:lastRow="0" w:noHBand="0" w:noVBand="1" w:val="04A0"/>
-      </w:tblPr>
-      <w:tblGrid>
-        <w:gridCol w:w="3135"/>
-        <w:gridCol w:w="3135"/>
-        <w:gridCol w:w="3135"/>
-      </w:tblGrid>
-      <w:tr>
-        <w:tc>
-          <w:tcPr>
-            <w:tcW w:type="dxa" w:w="1984"/>
-            <w:shd w:val="clear" w:color="auto" w:fill="1B3A5C"/>
-          </w:tcPr>
-          <w:p>
-            <w:pPr>
-              <w:jc w:val="center"/>
-            </w:pPr>
-            <w:r>
-              <w:rPr>
-                <w:rFonts w:ascii="맑은 고딕" w:hAnsi="맑은 고딕"/>
-                <w:b/>
-                <w:i w:val="0"/>
-                <w:color w:val="FFFFFF"/>
-                <w:sz w:val="18"/>
-              </w:rPr>
-              <w:t>기준값</w:t>
-            </w:r>
-          </w:p>
-        </w:tc>
-        <w:tc>
-          <w:tcPr>
-            <w:tcW w:type="dxa" w:w="1701"/>
-            <w:shd w:val="clear" w:color="auto" w:fill="1B3A5C"/>
-          </w:tcPr>
-          <w:p>
-            <w:pPr>
-              <w:jc w:val="center"/>
-            </w:pPr>
-            <w:r>
-              <w:rPr>
-                <w:rFonts w:ascii="맑은 고딕" w:hAnsi="맑은 고딕"/>
-                <w:b/>
-                <w:i w:val="0"/>
-                <w:color w:val="FFFFFF"/>
-                <w:sz w:val="18"/>
-              </w:rPr>
-              <w:t>설정값</w:t>
-            </w:r>
-          </w:p>
-        </w:tc>
-        <w:tc>
-          <w:tcPr>
-            <w:tcW w:type="dxa" w:w="5102"/>
-            <w:shd w:val="clear" w:color="auto" w:fill="1B3A5C"/>
-          </w:tcPr>
-          <w:p>
-            <w:pPr>
-              <w:jc w:val="center"/>
-            </w:pPr>
-            <w:r>
-              <w:rPr>
-                <w:rFonts w:ascii="맑은 고딕" w:hAnsi="맑은 고딕"/>
-                <w:b/>
-                <w:i w:val="0"/>
                 <w:color w:val="FFFFFF"/>
                 <w:sz w:val="18"/>
               </w:rPr>
@@ -2311,52 +1001,43 @@
       <w:tr>
         <w:tc>
           <w:tcPr>
-            <w:tcW w:type="dxa" w:w="1984"/>
+            <w:tcW w:type="dxa" w:w="3041"/>
             <w:shd w:val="clear" w:color="auto" w:fill="FFFFFF"/>
           </w:tcPr>
           <w:p>
             <w:r>
               <w:rPr>
-                <w:rFonts w:ascii="맑은 고딕" w:hAnsi="맑은 고딕"/>
-                <w:b w:val="0"/>
-                <w:i w:val="0"/>
                 <w:sz w:val="18"/>
               </w:rPr>
-              <w:t>MIN_REUSE_W</w:t>
+              <w:t>✅ 완전 일치 — 고신뢰</w:t>
             </w:r>
           </w:p>
         </w:tc>
         <w:tc>
           <w:tcPr>
-            <w:tcW w:type="dxa" w:w="1701"/>
+            <w:tcW w:type="dxa" w:w="3041"/>
             <w:shd w:val="clear" w:color="auto" w:fill="FFFFFF"/>
           </w:tcPr>
           <w:p>
             <w:r>
               <w:rPr>
-                <w:rFonts w:ascii="맑은 고딕" w:hAnsi="맑은 고딕"/>
-                <w:b w:val="0"/>
-                <w:i w:val="0"/>
                 <w:sz w:val="18"/>
               </w:rPr>
-              <w:t>300 mm</w:t>
+              <w:t>모든 항목 일치</w:t>
             </w:r>
           </w:p>
         </w:tc>
         <w:tc>
           <w:tcPr>
-            <w:tcW w:type="dxa" w:w="5102"/>
+            <w:tcW w:type="dxa" w:w="3041"/>
             <w:shd w:val="clear" w:color="auto" w:fill="FFFFFF"/>
           </w:tcPr>
           <w:p>
             <w:r>
               <w:rPr>
-                <w:rFonts w:ascii="맑은 고딕" w:hAnsi="맑은 고딕"/>
-                <w:b w:val="0"/>
-                <w:i w:val="0"/>
                 <w:sz w:val="18"/>
               </w:rPr>
-              <w:t>재사용 가능한 최소 폭 (이보다 좁으면 폐기)</w:t>
+              <w:t>IFC 추출 결과를 신뢰할 수 있음</w:t>
             </w:r>
           </w:p>
         </w:tc>
@@ -2364,52 +1045,87 @@
       <w:tr>
         <w:tc>
           <w:tcPr>
-            <w:tcW w:type="dxa" w:w="1984"/>
-            <w:shd w:val="clear" w:color="auto" w:fill="EBF5FB"/>
+            <w:tcW w:type="dxa" w:w="3041"/>
+            <w:shd w:val="clear" w:color="auto" w:fill="F5F5F5"/>
           </w:tcPr>
           <w:p>
             <w:r>
               <w:rPr>
-                <w:rFonts w:ascii="맑은 고딕" w:hAnsi="맑은 고딕"/>
-                <w:b w:val="0"/>
-                <w:i w:val="0"/>
                 <w:sz w:val="18"/>
               </w:rPr>
-              <w:t>MIN_REUSE_H</w:t>
+              <w:t>⚠ 부분 불일치 — 주의</w:t>
             </w:r>
           </w:p>
         </w:tc>
         <w:tc>
           <w:tcPr>
-            <w:tcW w:type="dxa" w:w="1701"/>
-            <w:shd w:val="clear" w:color="auto" w:fill="EBF5FB"/>
+            <w:tcW w:type="dxa" w:w="3041"/>
+            <w:shd w:val="clear" w:color="auto" w:fill="F5F5F5"/>
           </w:tcPr>
           <w:p>
             <w:r>
               <w:rPr>
-                <w:rFonts w:ascii="맑은 고딕" w:hAnsi="맑은 고딕"/>
-                <w:b w:val="0"/>
-                <w:i w:val="0"/>
                 <w:sz w:val="18"/>
               </w:rPr>
-              <w:t>450 mm</w:t>
+              <w:t>80% 이상 일치</w:t>
             </w:r>
           </w:p>
         </w:tc>
         <w:tc>
           <w:tcPr>
-            <w:tcW w:type="dxa" w:w="5102"/>
-            <w:shd w:val="clear" w:color="auto" w:fill="EBF5FB"/>
+            <w:tcW w:type="dxa" w:w="3041"/>
+            <w:shd w:val="clear" w:color="auto" w:fill="F5F5F5"/>
           </w:tcPr>
           <w:p>
             <w:r>
               <w:rPr>
-                <w:rFonts w:ascii="맑은 고딕" w:hAnsi="맑은 고딕"/>
-                <w:b w:val="0"/>
-                <w:i w:val="0"/>
                 <w:sz w:val="18"/>
               </w:rPr>
-              <w:t>재사용 가능한 최소 높이 (이보다 낮으면 폐기)</w:t>
+              <w:t>일부 확인 필요, 대체로 신뢰 가능</w:t>
+            </w:r>
+          </w:p>
+        </w:tc>
+      </w:tr>
+      <w:tr>
+        <w:tc>
+          <w:tcPr>
+            <w:tcW w:type="dxa" w:w="3041"/>
+            <w:shd w:val="clear" w:color="auto" w:fill="FFFFFF"/>
+          </w:tcPr>
+          <w:p>
+            <w:r>
+              <w:rPr>
+                <w:sz w:val="18"/>
+              </w:rPr>
+              <w:t>❌ 불일치 — 검토 필요</w:t>
+            </w:r>
+          </w:p>
+        </w:tc>
+        <w:tc>
+          <w:tcPr>
+            <w:tcW w:type="dxa" w:w="3041"/>
+            <w:shd w:val="clear" w:color="auto" w:fill="FFFFFF"/>
+          </w:tcPr>
+          <w:p>
+            <w:r>
+              <w:rPr>
+                <w:sz w:val="18"/>
+              </w:rPr>
+              <w:t>80% 미만 일치</w:t>
+            </w:r>
+          </w:p>
+        </w:tc>
+        <w:tc>
+          <w:tcPr>
+            <w:tcW w:type="dxa" w:w="3041"/>
+            <w:shd w:val="clear" w:color="auto" w:fill="FFFFFF"/>
+          </w:tcPr>
+          <w:p>
+            <w:r>
+              <w:rPr>
+                <w:sz w:val="18"/>
+              </w:rPr>
+              <w:t>BIM 뷰어에서 직접 확인 필요</w:t>
             </w:r>
           </w:p>
         </w:tc>
@@ -2418,69 +1134,134 @@
     <w:p/>
     <w:p>
       <w:pPr>
+        <w:ind w:left="283" w:right="283"/>
+      </w:pPr>
+      <w:r>
+        <w:rPr>
+          <w:color w:val="553300"/>
+          <w:sz w:val="18"/>
+        </w:rPr>
+        <w:t>▶ GlobalId 불일치가 있으면 해당 22자 코드가 목록으로 표시됩니다. Revit·BIMcollab에서 그 ID를 검색하면 해당 요소를 바로 찾을 수 있습니다.</w:t>
+      </w:r>
+    </w:p>
+    <w:p>
+      <w:pPr>
+        <w:pStyle w:val="Heading1"/>
+      </w:pPr>
+      <w:r>
+        <w:t>5장. 시뮬레이터에서 볼 수 있는 것</w:t>
+      </w:r>
+    </w:p>
+    <w:p>
+      <w:r>
+        <w:t>시뮬레이터(_시뮬레이터.html)를 열면 왼쪽 패널에서 벽을 선택하고 오른쪽 캔버스에서 석고보드 배치를 단계별로 확인할 수 있습니다.</w:t>
+      </w:r>
+    </w:p>
+    <w:p>
+      <w:pPr>
         <w:pStyle w:val="Heading2"/>
       </w:pPr>
       <w:r>
-        <w:rPr>
-          <w:rFonts w:ascii="맑은 고딕" w:hAnsi="맑은 고딕"/>
-          <w:b/>
-          <w:color w:val="1B3A5C"/>
-          <w:sz w:val="24"/>
-        </w:rPr>
-        <w:t>4.3 ReusePool 동작 흐름</w:t>
+        <w:t>5.1 왼쪽 패널 — 벽 목록</w:t>
+      </w:r>
+    </w:p>
+    <w:p>
+      <w:pPr>
+        <w:pStyle w:val="ListBullet"/>
+        <w:ind w:left="283"/>
+      </w:pPr>
+      <w:r>
+        <w:t>IFC에서 추출된 모든 벽이 층·공간별로 그룹화되어 나열됩니다.</w:t>
+      </w:r>
+    </w:p>
+    <w:p>
+      <w:pPr>
+        <w:pStyle w:val="ListBullet"/>
+        <w:ind w:left="283"/>
+      </w:pPr>
+      <w:r>
+        <w:t>벽을 클릭하면 해당 벽의 치수(L×H)와 개구부 정보가 표시됩니다.</w:t>
+      </w:r>
+    </w:p>
+    <w:p>
+      <w:pPr>
+        <w:pStyle w:val="ListBullet"/>
+        <w:ind w:left="283"/>
+      </w:pPr>
+      <w:r>
+        <w:t>▶ 실행 버튼을 누르면 Python RTL 최적화 결과가 캔버스에 표시됩니다.</w:t>
+      </w:r>
+    </w:p>
+    <w:p>
+      <w:pPr>
+        <w:pStyle w:val="Heading2"/>
+      </w:pPr>
+      <w:r>
+        <w:t>5.2 캔버스 — 배치도</w:t>
+      </w:r>
+    </w:p>
+    <w:p>
+      <w:r>
+        <w:t>보드별 색상 의미:</w:t>
       </w:r>
     </w:p>
     <w:tbl>
       <w:tblPr>
         <w:tblStyle w:val="TableGrid"/>
         <w:tblW w:type="auto" w:w="0"/>
-        <w:jc w:val="left"/>
         <w:tblLook w:firstColumn="1" w:firstRow="1" w:lastColumn="0" w:lastRow="0" w:noHBand="0" w:noVBand="1" w:val="04A0"/>
       </w:tblPr>
       <w:tblGrid>
-        <w:gridCol w:w="4703"/>
-        <w:gridCol w:w="4703"/>
+        <w:gridCol w:w="3041"/>
+        <w:gridCol w:w="3041"/>
+        <w:gridCol w:w="3041"/>
       </w:tblGrid>
       <w:tr>
         <w:tc>
           <w:tcPr>
-            <w:tcW w:type="dxa" w:w="1417"/>
-            <w:shd w:val="clear" w:color="auto" w:fill="1B3A5C"/>
+            <w:tcW w:type="dxa" w:w="3041"/>
+            <w:shd w:val="clear" w:color="auto" w:fill="1A237E"/>
           </w:tcPr>
           <w:p>
-            <w:pPr>
-              <w:jc w:val="center"/>
-            </w:pPr>
             <w:r>
               <w:rPr>
-                <w:rFonts w:ascii="맑은 고딕" w:hAnsi="맑은 고딕"/>
                 <w:b/>
-                <w:i w:val="0"/>
                 <w:color w:val="FFFFFF"/>
                 <w:sz w:val="18"/>
               </w:rPr>
-              <w:t>단계</w:t>
+              <w:t>색상</w:t>
             </w:r>
           </w:p>
         </w:tc>
         <w:tc>
           <w:tcPr>
-            <w:tcW w:type="dxa" w:w="7370"/>
-            <w:shd w:val="clear" w:color="auto" w:fill="1B3A5C"/>
+            <w:tcW w:type="dxa" w:w="3041"/>
+            <w:shd w:val="clear" w:color="auto" w:fill="1A237E"/>
           </w:tcPr>
           <w:p>
-            <w:pPr>
-              <w:jc w:val="center"/>
-            </w:pPr>
             <w:r>
               <w:rPr>
-                <w:rFonts w:ascii="맑은 고딕" w:hAnsi="맑은 고딕"/>
                 <w:b/>
-                <w:i w:val="0"/>
                 <w:color w:val="FFFFFF"/>
                 <w:sz w:val="18"/>
               </w:rPr>
-              <w:t>상세</w:t>
+              <w:t>종류</w:t>
+            </w:r>
+          </w:p>
+        </w:tc>
+        <w:tc>
+          <w:tcPr>
+            <w:tcW w:type="dxa" w:w="3041"/>
+            <w:shd w:val="clear" w:color="auto" w:fill="1A237E"/>
+          </w:tcPr>
+          <w:p>
+            <w:r>
+              <w:rPr>
+                <w:b/>
+                <w:color w:val="FFFFFF"/>
+                <w:sz w:val="18"/>
+              </w:rPr>
+              <w:t>의미</w:t>
             </w:r>
           </w:p>
         </w:tc>
@@ -2488,35 +1269,43 @@
       <w:tr>
         <w:tc>
           <w:tcPr>
-            <w:tcW w:type="dxa" w:w="1417"/>
+            <w:tcW w:type="dxa" w:w="3041"/>
             <w:shd w:val="clear" w:color="auto" w:fill="FFFFFF"/>
           </w:tcPr>
           <w:p>
             <w:r>
               <w:rPr>
-                <w:rFonts w:ascii="맑은 고딕" w:hAnsi="맑은 고딕"/>
-                <w:b w:val="0"/>
-                <w:i w:val="0"/>
                 <w:sz w:val="18"/>
               </w:rPr>
-              <w:t>1. 자투리 발생</w:t>
+              <w:t>초록</w:t>
             </w:r>
           </w:p>
         </w:tc>
         <w:tc>
           <w:tcPr>
-            <w:tcW w:type="dxa" w:w="7370"/>
+            <w:tcW w:type="dxa" w:w="3041"/>
             <w:shd w:val="clear" w:color="auto" w:fill="FFFFFF"/>
           </w:tcPr>
           <w:p>
             <w:r>
               <w:rPr>
-                <w:rFonts w:ascii="맑은 고딕" w:hAnsi="맑은 고딕"/>
-                <w:b w:val="0"/>
-                <w:i w:val="0"/>
                 <w:sz w:val="18"/>
               </w:rPr>
-              <w:t>_process_cell()에서 절단 후 남는 조각이 MIN 조건 충족 시 pool.add()</w:t>
+              <w:t>온장 (full)</w:t>
+            </w:r>
+          </w:p>
+        </w:tc>
+        <w:tc>
+          <w:tcPr>
+            <w:tcW w:type="dxa" w:w="3041"/>
+            <w:shd w:val="clear" w:color="auto" w:fill="FFFFFF"/>
+          </w:tcPr>
+          <w:p>
+            <w:r>
+              <w:rPr>
+                <w:sz w:val="18"/>
+              </w:rPr>
+              <w:t>900×1800mm 보드를 그대로 부착</w:t>
             </w:r>
           </w:p>
         </w:tc>
@@ -2524,35 +1313,43 @@
       <w:tr>
         <w:tc>
           <w:tcPr>
-            <w:tcW w:type="dxa" w:w="1417"/>
-            <w:shd w:val="clear" w:color="auto" w:fill="EBF5FB"/>
+            <w:tcW w:type="dxa" w:w="3041"/>
+            <w:shd w:val="clear" w:color="auto" w:fill="F5F5F5"/>
           </w:tcPr>
           <w:p>
             <w:r>
               <w:rPr>
-                <w:rFonts w:ascii="맑은 고딕" w:hAnsi="맑은 고딕"/>
-                <w:b w:val="0"/>
-                <w:i w:val="0"/>
                 <w:sz w:val="18"/>
               </w:rPr>
-              <w:t>2. 우선순위 탐색</w:t>
+              <w:t>노랑</w:t>
             </w:r>
           </w:p>
         </w:tc>
         <w:tc>
           <w:tcPr>
-            <w:tcW w:type="dxa" w:w="7370"/>
-            <w:shd w:val="clear" w:color="auto" w:fill="EBF5FB"/>
+            <w:tcW w:type="dxa" w:w="3041"/>
+            <w:shd w:val="clear" w:color="auto" w:fill="F5F5F5"/>
           </w:tcPr>
           <w:p>
             <w:r>
               <w:rPr>
-                <w:rFonts w:ascii="맑은 고딕" w:hAnsi="맑은 고딕"/>
-                <w:b w:val="0"/>
-                <w:i w:val="0"/>
                 <w:sz w:val="18"/>
               </w:rPr>
-              <w:t>consume() 호출: ① 같은 공간(by_space) → ② 같은 층(by_floor)</w:t>
+              <w:t>직선절단 (edge_cut)</w:t>
+            </w:r>
+          </w:p>
+        </w:tc>
+        <w:tc>
+          <w:tcPr>
+            <w:tcW w:type="dxa" w:w="3041"/>
+            <w:shd w:val="clear" w:color="auto" w:fill="F5F5F5"/>
+          </w:tcPr>
+          <w:p>
+            <w:r>
+              <w:rPr>
+                <w:sz w:val="18"/>
+              </w:rPr>
+              <w:t>직선 1회로 자른 보드</w:t>
             </w:r>
           </w:p>
         </w:tc>
@@ -2560,35 +1357,43 @@
       <w:tr>
         <w:tc>
           <w:tcPr>
-            <w:tcW w:type="dxa" w:w="1417"/>
+            <w:tcW w:type="dxa" w:w="3041"/>
             <w:shd w:val="clear" w:color="auto" w:fill="FFFFFF"/>
           </w:tcPr>
           <w:p>
             <w:r>
               <w:rPr>
-                <w:rFonts w:ascii="맑은 고딕" w:hAnsi="맑은 고딕"/>
-                <w:b w:val="0"/>
-                <w:i w:val="0"/>
                 <w:sz w:val="18"/>
               </w:rPr>
-              <w:t>3. 재사용 성공</w:t>
+              <w:t>보라</w:t>
             </w:r>
           </w:p>
         </w:tc>
         <w:tc>
           <w:tcPr>
-            <w:tcW w:type="dxa" w:w="7370"/>
+            <w:tcW w:type="dxa" w:w="3041"/>
             <w:shd w:val="clear" w:color="auto" w:fill="FFFFFF"/>
           </w:tcPr>
           <w:p>
             <w:r>
               <w:rPr>
-                <w:rFonts w:ascii="맑은 고딕" w:hAnsi="맑은 고딕"/>
-                <w:b w:val="0"/>
-                <w:i w:val="0"/>
                 <w:sz w:val="18"/>
               </w:rPr>
-              <w:t>found=True → cell type='reuse', stat['reuse_in']+1</w:t>
+              <w:t>노치절단 (notch)</w:t>
+            </w:r>
+          </w:p>
+        </w:tc>
+        <w:tc>
+          <w:tcPr>
+            <w:tcW w:type="dxa" w:w="3041"/>
+            <w:shd w:val="clear" w:color="auto" w:fill="FFFFFF"/>
+          </w:tcPr>
+          <w:p>
+            <w:r>
+              <w:rPr>
+                <w:sz w:val="18"/>
+              </w:rPr>
+              <w:t>개구부 모서리 ㄱ/ㄴ형 절단 보드</w:t>
             </w:r>
           </w:p>
         </w:tc>
@@ -2596,71 +1401,43 @@
       <w:tr>
         <w:tc>
           <w:tcPr>
-            <w:tcW w:type="dxa" w:w="1417"/>
-            <w:shd w:val="clear" w:color="auto" w:fill="EBF5FB"/>
+            <w:tcW w:type="dxa" w:w="3041"/>
+            <w:shd w:val="clear" w:color="auto" w:fill="F5F5F5"/>
           </w:tcPr>
           <w:p>
             <w:r>
               <w:rPr>
-                <w:rFonts w:ascii="맑은 고딕" w:hAnsi="맑은 고딕"/>
-                <w:b w:val="0"/>
-                <w:i w:val="0"/>
                 <w:sz w:val="18"/>
               </w:rPr>
-              <w:t>4. 자투리 반환</w:t>
+              <w:t>파랑</w:t>
             </w:r>
           </w:p>
         </w:tc>
         <w:tc>
           <w:tcPr>
-            <w:tcW w:type="dxa" w:w="7370"/>
-            <w:shd w:val="clear" w:color="auto" w:fill="EBF5FB"/>
+            <w:tcW w:type="dxa" w:w="3041"/>
+            <w:shd w:val="clear" w:color="auto" w:fill="F5F5F5"/>
           </w:tcPr>
           <w:p>
             <w:r>
               <w:rPr>
-                <w:rFonts w:ascii="맑은 고딕" w:hAnsi="맑은 고딕"/>
-                <w:b w:val="0"/>
-                <w:i w:val="0"/>
                 <w:sz w:val="18"/>
               </w:rPr>
-              <w:t>재사용 후 남은 조각이 있으면 다시 pool.add() (leftovers)</w:t>
-            </w:r>
-          </w:p>
-        </w:tc>
-      </w:tr>
-      <w:tr>
-        <w:tc>
-          <w:tcPr>
-            <w:tcW w:type="dxa" w:w="1417"/>
-            <w:shd w:val="clear" w:color="auto" w:fill="FFFFFF"/>
-          </w:tcPr>
-          <w:p>
-            <w:r>
-              <w:rPr>
-                <w:rFonts w:ascii="맑은 고딕" w:hAnsi="맑은 고딕"/>
-                <w:b w:val="0"/>
-                <w:i w:val="0"/>
-                <w:sz w:val="18"/>
-              </w:rPr>
-              <w:t>5. 통계 집계</w:t>
+              <w:t>재사용 (reuse)</w:t>
             </w:r>
           </w:p>
         </w:tc>
         <w:tc>
           <w:tcPr>
-            <w:tcW w:type="dxa" w:w="7370"/>
-            <w:shd w:val="clear" w:color="auto" w:fill="FFFFFF"/>
+            <w:tcW w:type="dxa" w:w="3041"/>
+            <w:shd w:val="clear" w:color="auto" w:fill="F5F5F5"/>
           </w:tcPr>
           <w:p>
             <w:r>
               <w:rPr>
-                <w:rFonts w:ascii="맑은 고딕" w:hAnsi="맑은 고딕"/>
-                <w:b w:val="0"/>
-                <w:i w:val="0"/>
                 <w:sz w:val="18"/>
               </w:rPr>
-              <w:t>results['reuse_in'], results['reuse_out'] 집계 → HTML 리포트</w:t>
+              <w:t>다른 벽 자투리를 재활용한 보드</w:t>
             </w:r>
           </w:p>
         </w:tc>
@@ -2669,79 +1446,20 @@
     <w:p/>
     <w:p>
       <w:pPr>
-        <w:pStyle w:val="Heading2"/>
+        <w:pStyle w:val="ListBullet"/>
+        <w:ind w:left="283"/>
       </w:pPr>
       <w:r>
-        <w:rPr>
-          <w:rFonts w:ascii="맑은 고딕" w:hAnsi="맑은 고딕"/>
-          <w:b/>
-          <w:color w:val="1B3A5C"/>
-          <w:sz w:val="24"/>
-        </w:rPr>
-        <w:t>4.4 최적화 순서 (재사용 효율을 위한 정렬)</w:t>
+        <w:t>각 보드를 클릭하면 치수(w×h mm)와 코드번호(GYP-001 등)가 표시됩니다.</w:t>
       </w:r>
     </w:p>
     <w:p>
       <w:pPr>
-        <w:spacing w:after="80" w:before="20"/>
+        <w:pStyle w:val="ListBullet"/>
+        <w:ind w:left="283"/>
       </w:pPr>
       <w:r>
-        <w:rPr>
-          <w:rFonts w:ascii="맑은 고딕" w:hAnsi="맑은 고딕"/>
-          <w:b w:val="0"/>
-          <w:i w:val="0"/>
-          <w:sz w:val="20"/>
-        </w:rPr>
-        <w:t>optimize_building()에서 벽을 처리하기 전에 다음 기준으로 정렬합니다:</w:t>
-      </w:r>
-    </w:p>
-    <w:p>
-      <w:pPr>
-        <w:spacing w:after="40"/>
-        <w:ind w:left="283" w:hanging="227"/>
-      </w:pPr>
-      <w:r>
-        <w:rPr>
-          <w:rFonts w:ascii="맑은 고딕" w:hAnsi="맑은 고딕"/>
-          <w:b w:val="0"/>
-          <w:i w:val="0"/>
-          <w:sz w:val="20"/>
-        </w:rPr>
-        <w:t>• 1차: floor_id (같은 층끼리 묶음 → 층 내 재사용 극대화)</w:t>
-      </w:r>
-    </w:p>
-    <w:p>
-      <w:pPr>
-        <w:spacing w:after="40"/>
-        <w:ind w:left="283" w:hanging="227"/>
-      </w:pPr>
-      <w:r>
-        <w:rPr>
-          <w:rFonts w:ascii="맑은 고딕" w:hAnsi="맑은 고딕"/>
-          <w:b w:val="0"/>
-          <w:i w:val="0"/>
-          <w:sz w:val="20"/>
-        </w:rPr>
-        <w:t>• 2차: -(L × H) (넓은 벽 먼저 → 큰 자투리 먼저 발생시켜 풀 충전)</w:t>
-      </w:r>
-    </w:p>
-    <w:p>
-      <w:r>
-        <w:br w:type="page"/>
-      </w:r>
-    </w:p>
-    <w:p>
-      <w:pPr>
-        <w:pStyle w:val="Heading1"/>
-      </w:pPr>
-      <w:r>
-        <w:rPr>
-          <w:rFonts w:ascii="맑은 고딕" w:hAnsi="맑은 고딕"/>
-          <w:b/>
-          <w:color w:val="1B3A5C"/>
-          <w:sz w:val="28"/>
-        </w:rPr>
-        <w:t>5장. 시뮬레이터 UI 통합 (Python → 승훈 UI)</w:t>
+        <w:t>2P(이중 공법) 선택 시 Layer1 / Layer2 두 캔버스가 나란히 표시됩니다.</w:t>
       </w:r>
     </w:p>
     <w:p>
@@ -2749,102 +1467,49 @@
         <w:pStyle w:val="Heading2"/>
       </w:pPr>
       <w:r>
-        <w:rPr>
-          <w:rFonts w:ascii="맑은 고딕" w:hAnsi="맑은 고딕"/>
-          <w:b/>
-          <w:color w:val="1B3A5C"/>
-          <w:sz w:val="24"/>
-        </w:rPr>
-        <w:t>5.1 통합 방식 개요</w:t>
-      </w:r>
-    </w:p>
-    <w:p>
-      <w:pPr>
-        <w:spacing w:after="80" w:before="20"/>
-      </w:pPr>
-      <w:r>
-        <w:rPr>
-          <w:rFonts w:ascii="맑은 고딕" w:hAnsi="맑은 고딕"/>
-          <w:b w:val="0"/>
-          <w:i w:val="0"/>
-          <w:sz w:val="20"/>
-        </w:rPr>
-        <w:t>승훈 시뮬레이터(simulator_ui.html)의 UI를 그대로 유지하면서, 브라우저 JavaScript의 placeGrid() 계산 결과 대신 Python RTL+ReusePool 최적화 결과를 직접 표시합니다.</w:t>
+        <w:t>5.3 오른쪽 패널 — 단계별 스텝</w:t>
       </w:r>
     </w:p>
     <w:tbl>
       <w:tblPr>
         <w:tblStyle w:val="TableGrid"/>
         <w:tblW w:type="auto" w:w="0"/>
-        <w:jc w:val="left"/>
         <w:tblLook w:firstColumn="1" w:firstRow="1" w:lastColumn="0" w:lastRow="0" w:noHBand="0" w:noVBand="1" w:val="04A0"/>
       </w:tblPr>
       <w:tblGrid>
-        <w:gridCol w:w="3135"/>
-        <w:gridCol w:w="3135"/>
-        <w:gridCol w:w="3135"/>
+        <w:gridCol w:w="4561"/>
+        <w:gridCol w:w="4561"/>
       </w:tblGrid>
       <w:tr>
         <w:tc>
           <w:tcPr>
-            <w:tcW w:type="dxa" w:w="1417"/>
-            <w:shd w:val="clear" w:color="auto" w:fill="1B3A5C"/>
+            <w:tcW w:type="dxa" w:w="4561"/>
+            <w:shd w:val="clear" w:color="auto" w:fill="1A237E"/>
           </w:tcPr>
           <w:p>
-            <w:pPr>
-              <w:jc w:val="center"/>
-            </w:pPr>
             <w:r>
               <w:rPr>
-                <w:rFonts w:ascii="맑은 고딕" w:hAnsi="맑은 고딕"/>
                 <w:b/>
-                <w:i w:val="0"/>
                 <w:color w:val="FFFFFF"/>
                 <w:sz w:val="18"/>
               </w:rPr>
-              <w:t>구분</w:t>
+              <w:t>스텝</w:t>
             </w:r>
           </w:p>
         </w:tc>
         <w:tc>
           <w:tcPr>
-            <w:tcW w:type="dxa" w:w="3118"/>
-            <w:shd w:val="clear" w:color="auto" w:fill="1B3A5C"/>
+            <w:tcW w:type="dxa" w:w="4561"/>
+            <w:shd w:val="clear" w:color="auto" w:fill="1A237E"/>
           </w:tcPr>
           <w:p>
-            <w:pPr>
-              <w:jc w:val="center"/>
-            </w:pPr>
             <w:r>
               <w:rPr>
-                <w:rFonts w:ascii="맑은 고딕" w:hAnsi="맑은 고딕"/>
                 <w:b/>
-                <w:i w:val="0"/>
                 <w:color w:val="FFFFFF"/>
                 <w:sz w:val="18"/>
               </w:rPr>
-              <w:t>기존 (승훈 JS)</w:t>
-            </w:r>
-          </w:p>
-        </w:tc>
-        <w:tc>
-          <w:tcPr>
-            <w:tcW w:type="dxa" w:w="4252"/>
-            <w:shd w:val="clear" w:color="auto" w:fill="1B3A5C"/>
-          </w:tcPr>
-          <w:p>
-            <w:pPr>
-              <w:jc w:val="center"/>
-            </w:pPr>
-            <w:r>
-              <w:rPr>
-                <w:rFonts w:ascii="맑은 고딕" w:hAnsi="맑은 고딕"/>
-                <w:b/>
-                <w:i w:val="0"/>
-                <w:color w:val="FFFFFF"/>
-                <w:sz w:val="18"/>
-              </w:rPr>
-              <w:t>현재 (Python 통합)</w:t>
+              <w:t>내용</w:t>
             </w:r>
           </w:p>
         </w:tc>
@@ -2852,52 +1517,29 @@
       <w:tr>
         <w:tc>
           <w:tcPr>
-            <w:tcW w:type="dxa" w:w="1417"/>
+            <w:tcW w:type="dxa" w:w="4561"/>
             <w:shd w:val="clear" w:color="auto" w:fill="FFFFFF"/>
           </w:tcPr>
           <w:p>
             <w:r>
               <w:rPr>
-                <w:rFonts w:ascii="맑은 고딕" w:hAnsi="맑은 고딕"/>
-                <w:b w:val="0"/>
-                <w:i w:val="0"/>
                 <w:sz w:val="18"/>
               </w:rPr>
-              <w:t>배치 계산</w:t>
+              <w:t>스텝 0 — 초기화</w:t>
             </w:r>
           </w:p>
         </w:tc>
         <w:tc>
           <w:tcPr>
-            <w:tcW w:type="dxa" w:w="3118"/>
+            <w:tcW w:type="dxa" w:w="4561"/>
             <w:shd w:val="clear" w:color="auto" w:fill="FFFFFF"/>
           </w:tcPr>
           <w:p>
             <w:r>
               <w:rPr>
-                <w:rFonts w:ascii="맑은 고딕" w:hAnsi="맑은 고딕"/>
-                <w:b w:val="0"/>
-                <w:i w:val="0"/>
                 <w:sz w:val="18"/>
               </w:rPr>
-              <w:t>placeGrid() JS 함수</w:t>
-            </w:r>
-          </w:p>
-        </w:tc>
-        <w:tc>
-          <w:tcPr>
-            <w:tcW w:type="dxa" w:w="4252"/>
-            <w:shd w:val="clear" w:color="auto" w:fill="FFFFFF"/>
-          </w:tcPr>
-          <w:p>
-            <w:r>
-              <w:rPr>
-                <w:rFonts w:ascii="맑은 고딕" w:hAnsi="맑은 고딕"/>
-                <w:b w:val="0"/>
-                <w:i w:val="0"/>
-                <w:sz w:val="18"/>
-              </w:rPr>
-              <w:t>Python optimize_wall() 결과</w:t>
+              <w:t>빈 벽면 표시</w:t>
             </w:r>
           </w:p>
         </w:tc>
@@ -2905,52 +1547,29 @@
       <w:tr>
         <w:tc>
           <w:tcPr>
-            <w:tcW w:type="dxa" w:w="1417"/>
-            <w:shd w:val="clear" w:color="auto" w:fill="EBF5FB"/>
+            <w:tcW w:type="dxa" w:w="4561"/>
+            <w:shd w:val="clear" w:color="auto" w:fill="F5F5F5"/>
           </w:tcPr>
           <w:p>
             <w:r>
               <w:rPr>
-                <w:rFonts w:ascii="맑은 고딕" w:hAnsi="맑은 고딕"/>
-                <w:b w:val="0"/>
-                <w:i w:val="0"/>
                 <w:sz w:val="18"/>
               </w:rPr>
-              <w:t>재사용 표시</w:t>
+              <w:t>스텝 1 — 온장</w:t>
             </w:r>
           </w:p>
         </w:tc>
         <w:tc>
           <w:tcPr>
-            <w:tcW w:type="dxa" w:w="3118"/>
-            <w:shd w:val="clear" w:color="auto" w:fill="EBF5FB"/>
+            <w:tcW w:type="dxa" w:w="4561"/>
+            <w:shd w:val="clear" w:color="auto" w:fill="F5F5F5"/>
           </w:tcPr>
           <w:p>
             <w:r>
               <w:rPr>
-                <w:rFonts w:ascii="맑은 고딕" w:hAnsi="맑은 고딕"/>
-                <w:b w:val="0"/>
-                <w:i w:val="0"/>
                 <w:sz w:val="18"/>
               </w:rPr>
-              <w:t>없음</w:t>
-            </w:r>
-          </w:p>
-        </w:tc>
-        <w:tc>
-          <w:tcPr>
-            <w:tcW w:type="dxa" w:w="4252"/>
-            <w:shd w:val="clear" w:color="auto" w:fill="EBF5FB"/>
-          </w:tcPr>
-          <w:p>
-            <w:r>
-              <w:rPr>
-                <w:rFonts w:ascii="맑은 고딕" w:hAnsi="맑은 고딕"/>
-                <w:b w:val="0"/>
-                <w:i w:val="0"/>
-                <w:sz w:val="18"/>
-              </w:rPr>
-              <w:t>🔵 파랑 reuse 셀 표시</w:t>
+              <w:t>전체 보드를 배치한 상태 (실제 설치 전)</w:t>
             </w:r>
           </w:p>
         </w:tc>
@@ -2958,52 +1577,29 @@
       <w:tr>
         <w:tc>
           <w:tcPr>
-            <w:tcW w:type="dxa" w:w="1417"/>
+            <w:tcW w:type="dxa" w:w="4561"/>
             <w:shd w:val="clear" w:color="auto" w:fill="FFFFFF"/>
           </w:tcPr>
           <w:p>
             <w:r>
               <w:rPr>
-                <w:rFonts w:ascii="맑은 고딕" w:hAnsi="맑은 고딕"/>
-                <w:b w:val="0"/>
-                <w:i w:val="0"/>
                 <w:sz w:val="18"/>
               </w:rPr>
-              <w:t>RTL 배치</w:t>
+              <w:t>스텝 2 — 온장 확정</w:t>
             </w:r>
           </w:p>
         </w:tc>
         <w:tc>
           <w:tcPr>
-            <w:tcW w:type="dxa" w:w="3118"/>
+            <w:tcW w:type="dxa" w:w="4561"/>
             <w:shd w:val="clear" w:color="auto" w:fill="FFFFFF"/>
           </w:tcPr>
           <w:p>
             <w:r>
               <w:rPr>
-                <w:rFonts w:ascii="맑은 고딕" w:hAnsi="맑은 고딕"/>
-                <w:b w:val="0"/>
-                <w:i w:val="0"/>
                 <w:sz w:val="18"/>
               </w:rPr>
-              <w:t>없음 (LTR)</w:t>
-            </w:r>
-          </w:p>
-        </w:tc>
-        <w:tc>
-          <w:tcPr>
-            <w:tcW w:type="dxa" w:w="4252"/>
-            <w:shd w:val="clear" w:color="auto" w:fill="FFFFFF"/>
-          </w:tcPr>
-          <w:p>
-            <w:r>
-              <w:rPr>
-                <w:rFonts w:ascii="맑은 고딕" w:hAnsi="맑은 고딕"/>
-                <w:b w:val="0"/>
-                <w:i w:val="0"/>
-                <w:sz w:val="18"/>
-              </w:rPr>
-              <w:t>Python RTL 로직 결과 반영</w:t>
+              <w:t>실제로 온장 보드 배치</w:t>
             </w:r>
           </w:p>
         </w:tc>
@@ -3011,52 +1607,29 @@
       <w:tr>
         <w:tc>
           <w:tcPr>
-            <w:tcW w:type="dxa" w:w="1417"/>
-            <w:shd w:val="clear" w:color="auto" w:fill="EBF5FB"/>
+            <w:tcW w:type="dxa" w:w="4561"/>
+            <w:shd w:val="clear" w:color="auto" w:fill="F5F5F5"/>
           </w:tcPr>
           <w:p>
             <w:r>
               <w:rPr>
-                <w:rFonts w:ascii="맑은 고딕" w:hAnsi="맑은 고딕"/>
-                <w:b w:val="0"/>
-                <w:i w:val="0"/>
                 <w:sz w:val="18"/>
               </w:rPr>
-              <w:t>통계 지표</w:t>
+              <w:t>스텝 3 — 직선절단</w:t>
             </w:r>
           </w:p>
         </w:tc>
         <w:tc>
           <w:tcPr>
-            <w:tcW w:type="dxa" w:w="3118"/>
-            <w:shd w:val="clear" w:color="auto" w:fill="EBF5FB"/>
+            <w:tcW w:type="dxa" w:w="4561"/>
+            <w:shd w:val="clear" w:color="auto" w:fill="F5F5F5"/>
           </w:tcPr>
           <w:p>
             <w:r>
               <w:rPr>
-                <w:rFonts w:ascii="맑은 고딕" w:hAnsi="맑은 고딕"/>
-                <w:b w:val="0"/>
-                <w:i w:val="0"/>
                 <w:sz w:val="18"/>
               </w:rPr>
-              <w:t>JS 계산</w:t>
-            </w:r>
-          </w:p>
-        </w:tc>
-        <w:tc>
-          <w:tcPr>
-            <w:tcW w:type="dxa" w:w="4252"/>
-            <w:shd w:val="clear" w:color="auto" w:fill="EBF5FB"/>
-          </w:tcPr>
-          <w:p>
-            <w:r>
-              <w:rPr>
-                <w:rFonts w:ascii="맑은 고딕" w:hAnsi="맑은 고딕"/>
-                <w:b w:val="0"/>
-                <w:i w:val="0"/>
-                <w:sz w:val="18"/>
-              </w:rPr>
-              <w:t>Python loss_pct, reuse_in 사용</w:t>
+              <w:t>직선 절단 보드 추가</w:t>
             </w:r>
           </w:p>
         </w:tc>
@@ -3064,52 +1637,59 @@
       <w:tr>
         <w:tc>
           <w:tcPr>
-            <w:tcW w:type="dxa" w:w="1417"/>
+            <w:tcW w:type="dxa" w:w="4561"/>
             <w:shd w:val="clear" w:color="auto" w:fill="FFFFFF"/>
           </w:tcPr>
           <w:p>
             <w:r>
               <w:rPr>
-                <w:rFonts w:ascii="맑은 고딕" w:hAnsi="맑은 고딕"/>
-                <w:b w:val="0"/>
-                <w:i w:val="0"/>
                 <w:sz w:val="18"/>
               </w:rPr>
-              <w:t>Fallback</w:t>
+              <w:t>스텝 4 — 노치절단</w:t>
             </w:r>
           </w:p>
         </w:tc>
         <w:tc>
           <w:tcPr>
-            <w:tcW w:type="dxa" w:w="3118"/>
+            <w:tcW w:type="dxa" w:w="4561"/>
             <w:shd w:val="clear" w:color="auto" w:fill="FFFFFF"/>
           </w:tcPr>
           <w:p>
             <w:r>
               <w:rPr>
-                <w:rFonts w:ascii="맑은 고딕" w:hAnsi="맑은 고딕"/>
-                <w:b w:val="0"/>
-                <w:i w:val="0"/>
                 <w:sz w:val="18"/>
               </w:rPr>
-              <w:t>-</w:t>
+              <w:t>개구부 주변 노치 절단 보드 추가</w:t>
+            </w:r>
+          </w:p>
+        </w:tc>
+      </w:tr>
+      <w:tr>
+        <w:tc>
+          <w:tcPr>
+            <w:tcW w:type="dxa" w:w="4561"/>
+            <w:shd w:val="clear" w:color="auto" w:fill="F5F5F5"/>
+          </w:tcPr>
+          <w:p>
+            <w:r>
+              <w:rPr>
+                <w:sz w:val="18"/>
+              </w:rPr>
+              <w:t>스텝 5 — 재사용</w:t>
             </w:r>
           </w:p>
         </w:tc>
         <w:tc>
           <w:tcPr>
-            <w:tcW w:type="dxa" w:w="4252"/>
-            <w:shd w:val="clear" w:color="auto" w:fill="FFFFFF"/>
+            <w:tcW w:type="dxa" w:w="4561"/>
+            <w:shd w:val="clear" w:color="auto" w:fill="F5F5F5"/>
           </w:tcPr>
           <w:p>
             <w:r>
               <w:rPr>
-                <w:rFonts w:ascii="맑은 고딕" w:hAnsi="맑은 고딕"/>
-                <w:b w:val="0"/>
-                <w:i w:val="0"/>
                 <w:sz w:val="18"/>
               </w:rPr>
-              <w:t>PRECOMPUTED 없는 벽은 승훈 JS 사용</w:t>
+              <w:t>다른 벽 자투리 재사용 보드 추가</w:t>
             </w:r>
           </w:p>
         </w:tc>
@@ -3118,357 +1698,55 @@
     <w:p/>
     <w:p>
       <w:pPr>
-        <w:pStyle w:val="Heading2"/>
+        <w:pStyle w:val="ListBullet"/>
+        <w:ind w:left="283"/>
       </w:pPr>
       <w:r>
-        <w:rPr>
-          <w:rFonts w:ascii="맑은 고딕" w:hAnsi="맑은 고딕"/>
-          <w:b/>
-          <w:color w:val="1B3A5C"/>
-          <w:sz w:val="24"/>
-        </w:rPr>
-        <w:t>5.2 PRECOMPUTED 주입 구조</w:t>
+        <w:t>애니메이션 ▶ 버튼: 스텝 0→5 자동 재생</w:t>
       </w:r>
     </w:p>
     <w:p>
       <w:pPr>
-        <w:spacing w:after="80" w:before="20"/>
-      </w:pPr>
-      <w:r>
-        <w:rPr>
-          <w:rFonts w:ascii="맑은 고딕" w:hAnsi="맑은 고딕"/>
-          <w:b w:val="0"/>
-          <w:i w:val="0"/>
-          <w:sz w:val="20"/>
-        </w:rPr>
-        <w:t>make_simulator_html(opt_results=results)가 호출되면 다음 JSON이 &lt;/body&gt; 직전에 주입됩니다:</w:t>
-      </w:r>
-    </w:p>
-    <w:p>
-      <w:pPr>
-        <w:spacing w:after="80" w:before="20"/>
+        <w:pStyle w:val="ListBullet"/>
         <w:ind w:left="283"/>
       </w:pPr>
       <w:r>
-        <w:rPr>
-          <w:rFonts w:ascii="Courier New" w:hAnsi="Courier New"/>
-          <w:b w:val="0"/>
-          <w:i w:val="0"/>
-          <w:color w:val="1A1A1A"/>
-          <w:sz w:val="16"/>
-        </w:rPr>
-        <w:t>var PRECOMPUTED = {</w:t>
-        <w:br/>
-        <w:t xml:space="preserve">  "벽이름": {</w:t>
-        <w:br/>
-        <w:t xml:space="preserve">    cells_L1: [{x, y, w, h, type, code, ...}],  // Layer 1 셀 배열</w:t>
-        <w:br/>
-        <w:t xml:space="preserve">    cells_L2: [...] or null,                     // Layer 2 (2P 공법)</w:t>
-        <w:br/>
-        <w:t xml:space="preserve">    ops: [{type, width, height, x, y}],          // 개구부 (center-x)</w:t>
-        <w:br/>
-        <w:t xml:space="preserve">    nF, nE, nN, nR,                              // 온장/직선/노치/재사용 수</w:t>
-        <w:br/>
-        <w:t xml:space="preserve">    tot, lr, gs, bw, bh, orient, net             // 집계 지표</w:t>
-        <w:br/>
-        <w:t xml:space="preserve">  }, ...</w:t>
-        <w:br/>
-        <w:t>}</w:t>
+        <w:t>각 스텝 클릭: 해당 상태로 즉시 이동</w:t>
       </w:r>
     </w:p>
-    <w:p/>
     <w:p>
       <w:pPr>
         <w:pStyle w:val="Heading2"/>
       </w:pPr>
       <w:r>
-        <w:rPr>
-          <w:rFonts w:ascii="맑은 고딕" w:hAnsi="맑은 고딕"/>
-          <w:b/>
-          <w:color w:val="1B3A5C"/>
-          <w:sz w:val="24"/>
-        </w:rPr>
-        <w:t>5.3 JS 오버라이드 동작</w:t>
-      </w:r>
-    </w:p>
-    <w:tbl>
-      <w:tblPr>
-        <w:tblStyle w:val="TableGrid"/>
-        <w:tblW w:type="auto" w:w="0"/>
-        <w:jc w:val="left"/>
-        <w:tblLook w:firstColumn="1" w:firstRow="1" w:lastColumn="0" w:lastRow="0" w:noHBand="0" w:noVBand="1" w:val="04A0"/>
-      </w:tblPr>
-      <w:tblGrid>
-        <w:gridCol w:w="4703"/>
-        <w:gridCol w:w="4703"/>
-      </w:tblGrid>
-      <w:tr>
-        <w:tc>
-          <w:tcPr>
-            <w:tcW w:type="dxa" w:w="1701"/>
-            <w:shd w:val="clear" w:color="auto" w:fill="1B3A5C"/>
-          </w:tcPr>
-          <w:p>
-            <w:pPr>
-              <w:jc w:val="center"/>
-            </w:pPr>
-            <w:r>
-              <w:rPr>
-                <w:rFonts w:ascii="맑은 고딕" w:hAnsi="맑은 고딕"/>
-                <w:b/>
-                <w:i w:val="0"/>
-                <w:color w:val="FFFFFF"/>
-                <w:sz w:val="18"/>
-              </w:rPr>
-              <w:t>함수</w:t>
-            </w:r>
-          </w:p>
-        </w:tc>
-        <w:tc>
-          <w:tcPr>
-            <w:tcW w:type="dxa" w:w="7087"/>
-            <w:shd w:val="clear" w:color="auto" w:fill="1B3A5C"/>
-          </w:tcPr>
-          <w:p>
-            <w:pPr>
-              <w:jc w:val="center"/>
-            </w:pPr>
-            <w:r>
-              <w:rPr>
-                <w:rFonts w:ascii="맑은 고딕" w:hAnsi="맑은 고딕"/>
-                <w:b/>
-                <w:i w:val="0"/>
-                <w:color w:val="FFFFFF"/>
-                <w:sz w:val="18"/>
-              </w:rPr>
-              <w:t>오버라이드 내용</w:t>
-            </w:r>
-          </w:p>
-        </w:tc>
-      </w:tr>
-      <w:tr>
-        <w:tc>
-          <w:tcPr>
-            <w:tcW w:type="dxa" w:w="1701"/>
-            <w:shd w:val="clear" w:color="auto" w:fill="FFFFFF"/>
-          </w:tcPr>
-          <w:p>
-            <w:r>
-              <w:rPr>
-                <w:rFonts w:ascii="맑은 고딕" w:hAnsi="맑은 고딕"/>
-                <w:b w:val="0"/>
-                <w:i w:val="0"/>
-                <w:sz w:val="18"/>
-              </w:rPr>
-              <w:t>run()</w:t>
-            </w:r>
-          </w:p>
-        </w:tc>
-        <w:tc>
-          <w:tcPr>
-            <w:tcW w:type="dxa" w:w="7087"/>
-            <w:shd w:val="clear" w:color="auto" w:fill="FFFFFF"/>
-          </w:tcPr>
-          <w:p>
-            <w:r>
-              <w:rPr>
-                <w:rFonts w:ascii="맑은 고딕" w:hAnsi="맑은 고딕"/>
-                <w:b w:val="0"/>
-                <w:i w:val="0"/>
-                <w:sz w:val="18"/>
-              </w:rPr>
-              <w:t>G.wall.wall_id로 PRECOMPUTED 조회 → 있으면 Python 셀 사용, 없으면 원본 run() 호출</w:t>
-            </w:r>
-          </w:p>
-        </w:tc>
-      </w:tr>
-      <w:tr>
-        <w:tc>
-          <w:tcPr>
-            <w:tcW w:type="dxa" w:w="1701"/>
-            <w:shd w:val="clear" w:color="auto" w:fill="EBF5FB"/>
-          </w:tcPr>
-          <w:p>
-            <w:r>
-              <w:rPr>
-                <w:rFonts w:ascii="맑은 고딕" w:hAnsi="맑은 고딕"/>
-                <w:b w:val="0"/>
-                <w:i w:val="0"/>
-                <w:sz w:val="18"/>
-              </w:rPr>
-              <w:t>drawAll()</w:t>
-            </w:r>
-          </w:p>
-        </w:tc>
-        <w:tc>
-          <w:tcPr>
-            <w:tcW w:type="dxa" w:w="7087"/>
-            <w:shd w:val="clear" w:color="auto" w:fill="EBF5FB"/>
-          </w:tcPr>
-          <w:p>
-            <w:r>
-              <w:rPr>
-                <w:rFonts w:ascii="맑은 고딕" w:hAnsi="맑은 고딕"/>
-                <w:b w:val="0"/>
-                <w:i w:val="0"/>
-                <w:sz w:val="18"/>
-              </w:rPr>
-              <w:t>2P 모드에서 G._L2(Python Layer2 셀) 사용. 1P는 변경 없음</w:t>
-            </w:r>
-          </w:p>
-        </w:tc>
-      </w:tr>
-      <w:tr>
-        <w:tc>
-          <w:tcPr>
-            <w:tcW w:type="dxa" w:w="1701"/>
-            <w:shd w:val="clear" w:color="auto" w:fill="FFFFFF"/>
-          </w:tcPr>
-          <w:p>
-            <w:r>
-              <w:rPr>
-                <w:rFonts w:ascii="맑은 고딕" w:hAnsi="맑은 고딕"/>
-                <w:b w:val="0"/>
-                <w:i w:val="0"/>
-                <w:sz w:val="18"/>
-              </w:rPr>
-              <w:t>upMetrics()</w:t>
-            </w:r>
-          </w:p>
-        </w:tc>
-        <w:tc>
-          <w:tcPr>
-            <w:tcW w:type="dxa" w:w="7087"/>
-            <w:shd w:val="clear" w:color="auto" w:fill="FFFFFF"/>
-          </w:tcPr>
-          <w:p>
-            <w:r>
-              <w:rPr>
-                <w:rFonts w:ascii="맑은 고딕" w:hAnsi="맑은 고딕"/>
-                <w:b w:val="0"/>
-                <w:i w:val="0"/>
-                <w:sz w:val="18"/>
-              </w:rPr>
-              <w:t>G.result.nR(재사용 수) sc5 뱃지에 표시</w:t>
-            </w:r>
-          </w:p>
-        </w:tc>
-      </w:tr>
-      <w:tr>
-        <w:tc>
-          <w:tcPr>
-            <w:tcW w:type="dxa" w:w="1701"/>
-            <w:shd w:val="clear" w:color="auto" w:fill="EBF5FB"/>
-          </w:tcPr>
-          <w:p>
-            <w:r>
-              <w:rPr>
-                <w:rFonts w:ascii="맑은 고딕" w:hAnsi="맑은 고딕"/>
-                <w:b w:val="0"/>
-                <w:i w:val="0"/>
-                <w:sz w:val="18"/>
-              </w:rPr>
-              <w:t>drawCV()</w:t>
-            </w:r>
-          </w:p>
-        </w:tc>
-        <w:tc>
-          <w:tcPr>
-            <w:tcW w:type="dxa" w:w="7087"/>
-            <w:shd w:val="clear" w:color="auto" w:fill="EBF5FB"/>
-          </w:tcPr>
-          <w:p>
-            <w:r>
-              <w:rPr>
-                <w:rFonts w:ascii="맑은 고딕" w:hAnsi="맑은 고딕"/>
-                <w:b w:val="0"/>
-                <w:i w:val="0"/>
-                <w:sz w:val="18"/>
-              </w:rPr>
-              <w:t>'reuse' 타입 → 파랑(#0A2040 / #3A8EFF)으로 렌더링</w:t>
-            </w:r>
-          </w:p>
-        </w:tc>
-      </w:tr>
-    </w:tbl>
-    <w:p/>
-    <w:p>
-      <w:pPr>
-        <w:pStyle w:val="Heading2"/>
-      </w:pPr>
-      <w:r>
-        <w:rPr>
-          <w:rFonts w:ascii="맑은 고딕" w:hAnsi="맑은 고딕"/>
-          <w:b/>
-          <w:color w:val="1B3A5C"/>
-          <w:sz w:val="24"/>
-        </w:rPr>
-        <w:t>5.4 좌표계 통일</w:t>
+        <w:t>5.4 자재 일람표 탭</w:t>
       </w:r>
     </w:p>
     <w:p>
       <w:pPr>
-        <w:spacing w:after="80" w:before="20"/>
+        <w:pStyle w:val="ListBullet"/>
+        <w:ind w:left="283"/>
       </w:pPr>
       <w:r>
-        <w:rPr>
-          <w:rFonts w:ascii="맑은 고딕" w:hAnsi="맑은 고딕"/>
-          <w:b w:val="0"/>
-          <w:i w:val="0"/>
-          <w:sz w:val="20"/>
-        </w:rPr>
-        <w:t>Python과 승훈 JS 모두 y=0 = 바닥(floor) 기준입니다. 캔버스 렌더링 시 y-flip 처리:</w:t>
+        <w:t>벽별 보드 목록 (코드·치수·종류)</w:t>
       </w:r>
     </w:p>
     <w:p>
       <w:pPr>
-        <w:spacing w:after="80" w:before="20"/>
+        <w:pStyle w:val="ListBullet"/>
         <w:ind w:left="283"/>
       </w:pPr>
       <w:r>
-        <w:rPr>
-          <w:rFonts w:ascii="Courier New" w:hAnsi="Courier New"/>
-          <w:b w:val="0"/>
-          <w:i w:val="0"/>
-          <w:color w:val="1A1A1A"/>
-          <w:sz w:val="18"/>
-        </w:rPr>
-        <w:t>cy = OY + (H - c.y - c.h) * sc  // 캔버스 좌표 (y=0이 바닥이므로 뒤집기)</w:t>
+        <w:t>수량 요약: 온장/직선절단/노치절단/재사용 장 수</w:t>
       </w:r>
     </w:p>
     <w:p>
       <w:pPr>
-        <w:spacing w:after="80" w:before="20"/>
-      </w:pPr>
-      <w:r>
-        <w:rPr>
-          <w:rFonts w:ascii="맑은 고딕" w:hAnsi="맑은 고딕"/>
-          <w:b w:val="0"/>
-          <w:i w:val="0"/>
-          <w:sz w:val="20"/>
-        </w:rPr>
-        <w:t>개구부 x 좌표는 승훈 JS 규격(중심점)으로 변환하여 저장합니다:</w:t>
-      </w:r>
-    </w:p>
-    <w:p>
-      <w:pPr>
-        <w:spacing w:after="80" w:before="20"/>
+        <w:pStyle w:val="ListBullet"/>
         <w:ind w:left="283"/>
       </w:pPr>
       <w:r>
-        <w:rPr>
-          <w:rFonts w:ascii="Courier New" w:hAnsi="Courier New"/>
-          <w:b w:val="0"/>
-          <w:i w:val="0"/>
-          <w:color w:val="1A1A1A"/>
-          <w:sz w:val="18"/>
-        </w:rPr>
-        <w:t>x_center = ox_left_edge + ow / 2  // IFC 왼쪽 끝 → 중심점 변환</w:t>
-      </w:r>
-    </w:p>
-    <w:p>
-      <w:r>
-        <w:br w:type="page"/>
+        <w:t>총 발주 수량 (마크업 반영)</w:t>
       </w:r>
     </w:p>
     <w:p>
@@ -3476,2678 +1754,155 @@
         <w:pStyle w:val="Heading1"/>
       </w:pPr>
       <w:r>
-        <w:rPr>
-          <w:rFonts w:ascii="맑은 고딕" w:hAnsi="맑은 고딕"/>
-          <w:b/>
-          <w:color w:val="1B3A5C"/>
-          <w:sz w:val="28"/>
-        </w:rPr>
-        <w:t>6장. 승훈 시공 10단계 vs EXE 구현 대조</w:t>
-      </w:r>
-    </w:p>
-    <w:tbl>
-      <w:tblPr>
-        <w:tblStyle w:val="TableGrid"/>
-        <w:tblW w:type="auto" w:w="0"/>
-        <w:jc w:val="left"/>
-        <w:tblLook w:firstColumn="1" w:firstRow="1" w:lastColumn="0" w:lastRow="0" w:noHBand="0" w:noVBand="1" w:val="04A0"/>
-      </w:tblPr>
-      <w:tblGrid>
-        <w:gridCol w:w="2351"/>
-        <w:gridCol w:w="2351"/>
-        <w:gridCol w:w="2351"/>
-        <w:gridCol w:w="2351"/>
-      </w:tblGrid>
-      <w:tr>
-        <w:tc>
-          <w:tcPr>
-            <w:tcW w:type="dxa" w:w="1417"/>
-            <w:shd w:val="clear" w:color="auto" w:fill="1B3A5C"/>
-          </w:tcPr>
-          <w:p>
-            <w:pPr>
-              <w:jc w:val="center"/>
-            </w:pPr>
-            <w:r>
-              <w:rPr>
-                <w:rFonts w:ascii="맑은 고딕" w:hAnsi="맑은 고딕"/>
-                <w:b/>
-                <w:i w:val="0"/>
-                <w:color w:val="FFFFFF"/>
-                <w:sz w:val="18"/>
-              </w:rPr>
-              <w:t>승훈 10단계</w:t>
-            </w:r>
-          </w:p>
-        </w:tc>
-        <w:tc>
-          <w:tcPr>
-            <w:tcW w:type="dxa" w:w="3118"/>
-            <w:shd w:val="clear" w:color="auto" w:fill="1B3A5C"/>
-          </w:tcPr>
-          <w:p>
-            <w:pPr>
-              <w:jc w:val="center"/>
-            </w:pPr>
-            <w:r>
-              <w:rPr>
-                <w:rFonts w:ascii="맑은 고딕" w:hAnsi="맑은 고딕"/>
-                <w:b/>
-                <w:i w:val="0"/>
-                <w:color w:val="FFFFFF"/>
-                <w:sz w:val="18"/>
-              </w:rPr>
-              <w:t>항목</w:t>
-            </w:r>
-          </w:p>
-        </w:tc>
-        <w:tc>
-          <w:tcPr>
-            <w:tcW w:type="dxa" w:w="1701"/>
-            <w:shd w:val="clear" w:color="auto" w:fill="1B3A5C"/>
-          </w:tcPr>
-          <w:p>
-            <w:pPr>
-              <w:jc w:val="center"/>
-            </w:pPr>
-            <w:r>
-              <w:rPr>
-                <w:rFonts w:ascii="맑은 고딕" w:hAnsi="맑은 고딕"/>
-                <w:b/>
-                <w:i w:val="0"/>
-                <w:color w:val="FFFFFF"/>
-                <w:sz w:val="18"/>
-              </w:rPr>
-              <w:t>EXE 반영 여부</w:t>
-            </w:r>
-          </w:p>
-        </w:tc>
-        <w:tc>
-          <w:tcPr>
-            <w:tcW w:type="dxa" w:w="2551"/>
-            <w:shd w:val="clear" w:color="auto" w:fill="1B3A5C"/>
-          </w:tcPr>
-          <w:p>
-            <w:pPr>
-              <w:jc w:val="center"/>
-            </w:pPr>
-            <w:r>
-              <w:rPr>
-                <w:rFonts w:ascii="맑은 고딕" w:hAnsi="맑은 고딕"/>
-                <w:b/>
-                <w:i w:val="0"/>
-                <w:color w:val="FFFFFF"/>
-                <w:sz w:val="18"/>
-              </w:rPr>
-              <w:t>비고</w:t>
-            </w:r>
-          </w:p>
-        </w:tc>
-      </w:tr>
-      <w:tr>
-        <w:tc>
-          <w:tcPr>
-            <w:tcW w:type="dxa" w:w="1417"/>
-            <w:shd w:val="clear" w:color="auto" w:fill="FFFFFF"/>
-          </w:tcPr>
-          <w:p>
-            <w:r>
-              <w:rPr>
-                <w:rFonts w:ascii="맑은 고딕" w:hAnsi="맑은 고딕"/>
-                <w:b w:val="0"/>
-                <w:i w:val="0"/>
-                <w:sz w:val="18"/>
-              </w:rPr>
-              <w:t>1단계</w:t>
-            </w:r>
-          </w:p>
-        </w:tc>
-        <w:tc>
-          <w:tcPr>
-            <w:tcW w:type="dxa" w:w="3118"/>
-            <w:shd w:val="clear" w:color="auto" w:fill="FFFFFF"/>
-          </w:tcPr>
-          <w:p>
-            <w:r>
-              <w:rPr>
-                <w:rFonts w:ascii="맑은 고딕" w:hAnsi="맑은 고딕"/>
-                <w:b w:val="0"/>
-                <w:i w:val="0"/>
-                <w:sz w:val="18"/>
-              </w:rPr>
-              <w:t>보드 규격 (900×1800, 1220×2440)</w:t>
-            </w:r>
-          </w:p>
-        </w:tc>
-        <w:tc>
-          <w:tcPr>
-            <w:tcW w:type="dxa" w:w="1701"/>
-            <w:shd w:val="clear" w:color="auto" w:fill="FFFFFF"/>
-          </w:tcPr>
-          <w:p>
-            <w:r>
-              <w:rPr>
-                <w:rFonts w:ascii="맑은 고딕" w:hAnsi="맑은 고딕"/>
-                <w:b w:val="0"/>
-                <w:i w:val="0"/>
-                <w:sz w:val="18"/>
-              </w:rPr>
-              <w:t>✅ 반영</w:t>
-            </w:r>
-          </w:p>
-        </w:tc>
-        <w:tc>
-          <w:tcPr>
-            <w:tcW w:type="dxa" w:w="2551"/>
-            <w:shd w:val="clear" w:color="auto" w:fill="FFFFFF"/>
-          </w:tcPr>
-          <w:p>
-            <w:r>
-              <w:rPr>
-                <w:rFonts w:ascii="맑은 고딕" w:hAnsi="맑은 고딕"/>
-                <w:b w:val="0"/>
-                <w:i w:val="0"/>
-                <w:sz w:val="18"/>
-              </w:rPr>
-              <w:t>BW/BH 상수</w:t>
-            </w:r>
-          </w:p>
-        </w:tc>
-      </w:tr>
-      <w:tr>
-        <w:tc>
-          <w:tcPr>
-            <w:tcW w:type="dxa" w:w="1417"/>
-            <w:shd w:val="clear" w:color="auto" w:fill="EBF5FB"/>
-          </w:tcPr>
-          <w:p>
-            <w:r>
-              <w:rPr>
-                <w:rFonts w:ascii="맑은 고딕" w:hAnsi="맑은 고딕"/>
-                <w:b w:val="0"/>
-                <w:i w:val="0"/>
-                <w:sz w:val="18"/>
-              </w:rPr>
-              <w:t>2단계</w:t>
-            </w:r>
-          </w:p>
-        </w:tc>
-        <w:tc>
-          <w:tcPr>
-            <w:tcW w:type="dxa" w:w="3118"/>
-            <w:shd w:val="clear" w:color="auto" w:fill="EBF5FB"/>
-          </w:tcPr>
-          <w:p>
-            <w:r>
-              <w:rPr>
-                <w:rFonts w:ascii="맑은 고딕" w:hAnsi="맑은 고딕"/>
-                <w:b w:val="0"/>
-                <w:i w:val="0"/>
-                <w:sz w:val="18"/>
-              </w:rPr>
-              <w:t>각재 피치 450mm (STUD)</w:t>
-            </w:r>
-          </w:p>
-        </w:tc>
-        <w:tc>
-          <w:tcPr>
-            <w:tcW w:type="dxa" w:w="1701"/>
-            <w:shd w:val="clear" w:color="auto" w:fill="EBF5FB"/>
-          </w:tcPr>
-          <w:p>
-            <w:r>
-              <w:rPr>
-                <w:rFonts w:ascii="맑은 고딕" w:hAnsi="맑은 고딕"/>
-                <w:b w:val="0"/>
-                <w:i w:val="0"/>
-                <w:sz w:val="18"/>
-              </w:rPr>
-              <w:t>✅ 반영</w:t>
-            </w:r>
-          </w:p>
-        </w:tc>
-        <w:tc>
-          <w:tcPr>
-            <w:tcW w:type="dxa" w:w="2551"/>
-            <w:shd w:val="clear" w:color="auto" w:fill="EBF5FB"/>
-          </w:tcPr>
-          <w:p>
-            <w:r>
-              <w:rPr>
-                <w:rFonts w:ascii="맑은 고딕" w:hAnsi="맑은 고딕"/>
-                <w:b w:val="0"/>
-                <w:i w:val="0"/>
-                <w:sz w:val="18"/>
-              </w:rPr>
-              <w:t>STUD=450, 2P 오프셋</w:t>
-            </w:r>
-          </w:p>
-        </w:tc>
-      </w:tr>
-      <w:tr>
-        <w:tc>
-          <w:tcPr>
-            <w:tcW w:type="dxa" w:w="1417"/>
-            <w:shd w:val="clear" w:color="auto" w:fill="FFFFFF"/>
-          </w:tcPr>
-          <w:p>
-            <w:r>
-              <w:rPr>
-                <w:rFonts w:ascii="맑은 고딕" w:hAnsi="맑은 고딕"/>
-                <w:b w:val="0"/>
-                <w:i w:val="0"/>
-                <w:sz w:val="18"/>
-              </w:rPr>
-              <w:t>3단계</w:t>
-            </w:r>
-          </w:p>
-        </w:tc>
-        <w:tc>
-          <w:tcPr>
-            <w:tcW w:type="dxa" w:w="3118"/>
-            <w:shd w:val="clear" w:color="auto" w:fill="FFFFFF"/>
-          </w:tcPr>
-          <w:p>
-            <w:r>
-              <w:rPr>
-                <w:rFonts w:ascii="맑은 고딕" w:hAnsi="맑은 고딕"/>
-                <w:b w:val="0"/>
-                <w:i w:val="0"/>
-                <w:sz w:val="18"/>
-              </w:rPr>
-              <w:t>RTL (오른쪽 끝부터) 배치</w:t>
-            </w:r>
-          </w:p>
-        </w:tc>
-        <w:tc>
-          <w:tcPr>
-            <w:tcW w:type="dxa" w:w="1701"/>
-            <w:shd w:val="clear" w:color="auto" w:fill="FFFFFF"/>
-          </w:tcPr>
-          <w:p>
-            <w:r>
-              <w:rPr>
-                <w:rFonts w:ascii="맑은 고딕" w:hAnsi="맑은 고딕"/>
-                <w:b w:val="0"/>
-                <w:i w:val="0"/>
-                <w:sz w:val="18"/>
-              </w:rPr>
-              <w:t>✅ 반영</w:t>
-            </w:r>
-          </w:p>
-        </w:tc>
-        <w:tc>
-          <w:tcPr>
-            <w:tcW w:type="dxa" w:w="2551"/>
-            <w:shd w:val="clear" w:color="auto" w:fill="FFFFFF"/>
-          </w:tcPr>
-          <w:p>
-            <w:r>
-              <w:rPr>
-                <w:rFonts w:ascii="맑은 고딕" w:hAnsi="맑은 고딕"/>
-                <w:b w:val="0"/>
-                <w:i w:val="0"/>
-                <w:sz w:val="18"/>
-              </w:rPr>
-              <w:t>_seam_positions_rtl()</w:t>
-            </w:r>
-          </w:p>
-        </w:tc>
-      </w:tr>
-      <w:tr>
-        <w:tc>
-          <w:tcPr>
-            <w:tcW w:type="dxa" w:w="1417"/>
-            <w:shd w:val="clear" w:color="auto" w:fill="EBF5FB"/>
-          </w:tcPr>
-          <w:p>
-            <w:r>
-              <w:rPr>
-                <w:rFonts w:ascii="맑은 고딕" w:hAnsi="맑은 고딕"/>
-                <w:b w:val="0"/>
-                <w:i w:val="0"/>
-                <w:sz w:val="18"/>
-              </w:rPr>
-              <w:t>4단계</w:t>
-            </w:r>
-          </w:p>
-        </w:tc>
-        <w:tc>
-          <w:tcPr>
-            <w:tcW w:type="dxa" w:w="3118"/>
-            <w:shd w:val="clear" w:color="auto" w:fill="EBF5FB"/>
-          </w:tcPr>
-          <w:p>
-            <w:r>
-              <w:rPr>
-                <w:rFonts w:ascii="맑은 고딕" w:hAnsi="맑은 고딕"/>
-                <w:b w:val="0"/>
-                <w:i w:val="0"/>
-                <w:sz w:val="18"/>
-              </w:rPr>
-              <w:t>개구부 중심 대칭 (SYM)</w:t>
-            </w:r>
-          </w:p>
-        </w:tc>
-        <w:tc>
-          <w:tcPr>
-            <w:tcW w:type="dxa" w:w="1701"/>
-            <w:shd w:val="clear" w:color="auto" w:fill="EBF5FB"/>
-          </w:tcPr>
-          <w:p>
-            <w:r>
-              <w:rPr>
-                <w:rFonts w:ascii="맑은 고딕" w:hAnsi="맑은 고딕"/>
-                <w:b w:val="0"/>
-                <w:i w:val="0"/>
-                <w:sz w:val="18"/>
-              </w:rPr>
-              <w:t>✅ 반영</w:t>
-            </w:r>
-          </w:p>
-        </w:tc>
-        <w:tc>
-          <w:tcPr>
-            <w:tcW w:type="dxa" w:w="2551"/>
-            <w:shd w:val="clear" w:color="auto" w:fill="EBF5FB"/>
-          </w:tcPr>
-          <w:p>
-            <w:r>
-              <w:rPr>
-                <w:rFonts w:ascii="맑은 고딕" w:hAnsi="맑은 고딕"/>
-                <w:b w:val="0"/>
-                <w:i w:val="0"/>
-                <w:sz w:val="18"/>
-              </w:rPr>
-              <w:t>RTL vs SYM 자동 선택</w:t>
-            </w:r>
-          </w:p>
-        </w:tc>
-      </w:tr>
-      <w:tr>
-        <w:tc>
-          <w:tcPr>
-            <w:tcW w:type="dxa" w:w="1417"/>
-            <w:shd w:val="clear" w:color="auto" w:fill="FFFFFF"/>
-          </w:tcPr>
-          <w:p>
-            <w:r>
-              <w:rPr>
-                <w:rFonts w:ascii="맑은 고딕" w:hAnsi="맑은 고딕"/>
-                <w:b w:val="0"/>
-                <w:i w:val="0"/>
-                <w:sz w:val="18"/>
-              </w:rPr>
-              <w:t>5단계</w:t>
-            </w:r>
-          </w:p>
-        </w:tc>
-        <w:tc>
-          <w:tcPr>
-            <w:tcW w:type="dxa" w:w="3118"/>
-            <w:shd w:val="clear" w:color="auto" w:fill="FFFFFF"/>
-          </w:tcPr>
-          <w:p>
-            <w:r>
-              <w:rPr>
-                <w:rFonts w:ascii="맑은 고딕" w:hAnsi="맑은 고딕"/>
-                <w:b w:val="0"/>
-                <w:i w:val="0"/>
-                <w:sz w:val="18"/>
-              </w:rPr>
-              <w:t>바닥 이격 5mm</w:t>
-            </w:r>
-          </w:p>
-        </w:tc>
-        <w:tc>
-          <w:tcPr>
-            <w:tcW w:type="dxa" w:w="1701"/>
-            <w:shd w:val="clear" w:color="auto" w:fill="FFFFFF"/>
-          </w:tcPr>
-          <w:p>
-            <w:r>
-              <w:rPr>
-                <w:rFonts w:ascii="맑은 고딕" w:hAnsi="맑은 고딕"/>
-                <w:b w:val="0"/>
-                <w:i w:val="0"/>
-                <w:sz w:val="18"/>
-              </w:rPr>
-              <w:t>✅ 반영</w:t>
-            </w:r>
-          </w:p>
-        </w:tc>
-        <w:tc>
-          <w:tcPr>
-            <w:tcW w:type="dxa" w:w="2551"/>
-            <w:shd w:val="clear" w:color="auto" w:fill="FFFFFF"/>
-          </w:tcPr>
-          <w:p>
-            <w:r>
-              <w:rPr>
-                <w:rFonts w:ascii="맑은 고딕" w:hAnsi="맑은 고딕"/>
-                <w:b w:val="0"/>
-                <w:i w:val="0"/>
-                <w:sz w:val="18"/>
-              </w:rPr>
-              <w:t>JS: FLOOR_GAP=5</w:t>
-            </w:r>
-          </w:p>
-        </w:tc>
-      </w:tr>
-      <w:tr>
-        <w:tc>
-          <w:tcPr>
-            <w:tcW w:type="dxa" w:w="1417"/>
-            <w:shd w:val="clear" w:color="auto" w:fill="EBF5FB"/>
-          </w:tcPr>
-          <w:p>
-            <w:r>
-              <w:rPr>
-                <w:rFonts w:ascii="맑은 고딕" w:hAnsi="맑은 고딕"/>
-                <w:b w:val="0"/>
-                <w:i w:val="0"/>
-                <w:sz w:val="18"/>
-              </w:rPr>
-              <w:t>6단계</w:t>
-            </w:r>
-          </w:p>
-        </w:tc>
-        <w:tc>
-          <w:tcPr>
-            <w:tcW w:type="dxa" w:w="3118"/>
-            <w:shd w:val="clear" w:color="auto" w:fill="EBF5FB"/>
-          </w:tcPr>
-          <w:p>
-            <w:r>
-              <w:rPr>
-                <w:rFonts w:ascii="맑은 고딕" w:hAnsi="맑은 고딕"/>
-                <w:b w:val="0"/>
-                <w:i w:val="0"/>
-                <w:sz w:val="18"/>
-              </w:rPr>
-              <w:t>직선절단 (edge_cut)</w:t>
-            </w:r>
-          </w:p>
-        </w:tc>
-        <w:tc>
-          <w:tcPr>
-            <w:tcW w:type="dxa" w:w="1701"/>
-            <w:shd w:val="clear" w:color="auto" w:fill="EBF5FB"/>
-          </w:tcPr>
-          <w:p>
-            <w:r>
-              <w:rPr>
-                <w:rFonts w:ascii="맑은 고딕" w:hAnsi="맑은 고딕"/>
-                <w:b w:val="0"/>
-                <w:i w:val="0"/>
-                <w:sz w:val="18"/>
-              </w:rPr>
-              <w:t>✅ 반영</w:t>
-            </w:r>
-          </w:p>
-        </w:tc>
-        <w:tc>
-          <w:tcPr>
-            <w:tcW w:type="dxa" w:w="2551"/>
-            <w:shd w:val="clear" w:color="auto" w:fill="EBF5FB"/>
-          </w:tcPr>
-          <w:p>
-            <w:r>
-              <w:rPr>
-                <w:rFonts w:ascii="맑은 고딕" w:hAnsi="맑은 고딕"/>
-                <w:b w:val="0"/>
-                <w:i w:val="0"/>
-                <w:sz w:val="18"/>
-              </w:rPr>
-              <w:t>cut → edge_cut 변환</w:t>
-            </w:r>
-          </w:p>
-        </w:tc>
-      </w:tr>
-      <w:tr>
-        <w:tc>
-          <w:tcPr>
-            <w:tcW w:type="dxa" w:w="1417"/>
-            <w:shd w:val="clear" w:color="auto" w:fill="FFFFFF"/>
-          </w:tcPr>
-          <w:p>
-            <w:r>
-              <w:rPr>
-                <w:rFonts w:ascii="맑은 고딕" w:hAnsi="맑은 고딕"/>
-                <w:b w:val="0"/>
-                <w:i w:val="0"/>
-                <w:sz w:val="18"/>
-              </w:rPr>
-              <w:t>7단계</w:t>
-            </w:r>
-          </w:p>
-        </w:tc>
-        <w:tc>
-          <w:tcPr>
-            <w:tcW w:type="dxa" w:w="3118"/>
-            <w:shd w:val="clear" w:color="auto" w:fill="FFFFFF"/>
-          </w:tcPr>
-          <w:p>
-            <w:r>
-              <w:rPr>
-                <w:rFonts w:ascii="맑은 고딕" w:hAnsi="맑은 고딕"/>
-                <w:b w:val="0"/>
-                <w:i w:val="0"/>
-                <w:sz w:val="18"/>
-              </w:rPr>
-              <w:t>노치절단 (notch)</w:t>
-            </w:r>
-          </w:p>
-        </w:tc>
-        <w:tc>
-          <w:tcPr>
-            <w:tcW w:type="dxa" w:w="1701"/>
-            <w:shd w:val="clear" w:color="auto" w:fill="FFFFFF"/>
-          </w:tcPr>
-          <w:p>
-            <w:r>
-              <w:rPr>
-                <w:rFonts w:ascii="맑은 고딕" w:hAnsi="맑은 고딕"/>
-                <w:b w:val="0"/>
-                <w:i w:val="0"/>
-                <w:sz w:val="18"/>
-              </w:rPr>
-              <w:t>✅ 반영</w:t>
-            </w:r>
-          </w:p>
-        </w:tc>
-        <w:tc>
-          <w:tcPr>
-            <w:tcW w:type="dxa" w:w="2551"/>
-            <w:shd w:val="clear" w:color="auto" w:fill="FFFFFF"/>
-          </w:tcPr>
-          <w:p>
-            <w:r>
-              <w:rPr>
-                <w:rFonts w:ascii="맑은 고딕" w:hAnsi="맑은 고딕"/>
-                <w:b w:val="0"/>
-                <w:i w:val="0"/>
-                <w:sz w:val="18"/>
-              </w:rPr>
-              <w:t>cut + 개구부 겹침 → notch</w:t>
-            </w:r>
-          </w:p>
-        </w:tc>
-      </w:tr>
-      <w:tr>
-        <w:tc>
-          <w:tcPr>
-            <w:tcW w:type="dxa" w:w="1417"/>
-            <w:shd w:val="clear" w:color="auto" w:fill="EBF5FB"/>
-          </w:tcPr>
-          <w:p>
-            <w:r>
-              <w:rPr>
-                <w:rFonts w:ascii="맑은 고딕" w:hAnsi="맑은 고딕"/>
-                <w:b w:val="0"/>
-                <w:i w:val="0"/>
-                <w:sz w:val="18"/>
-              </w:rPr>
-              <w:t>8단계</w:t>
-            </w:r>
-          </w:p>
-        </w:tc>
-        <w:tc>
-          <w:tcPr>
-            <w:tcW w:type="dxa" w:w="3118"/>
-            <w:shd w:val="clear" w:color="auto" w:fill="EBF5FB"/>
-          </w:tcPr>
-          <w:p>
-            <w:r>
-              <w:rPr>
-                <w:rFonts w:ascii="맑은 고딕" w:hAnsi="맑은 고딕"/>
-                <w:b w:val="0"/>
-                <w:i w:val="0"/>
-                <w:sz w:val="18"/>
-              </w:rPr>
-              <w:t>자투리 최소 기준</w:t>
-            </w:r>
-          </w:p>
-        </w:tc>
-        <w:tc>
-          <w:tcPr>
-            <w:tcW w:type="dxa" w:w="1701"/>
-            <w:shd w:val="clear" w:color="auto" w:fill="EBF5FB"/>
-          </w:tcPr>
-          <w:p>
-            <w:r>
-              <w:rPr>
-                <w:rFonts w:ascii="맑은 고딕" w:hAnsi="맑은 고딕"/>
-                <w:b w:val="0"/>
-                <w:i w:val="0"/>
-                <w:sz w:val="18"/>
-              </w:rPr>
-              <w:t>✅ 반영</w:t>
-            </w:r>
-          </w:p>
-        </w:tc>
-        <w:tc>
-          <w:tcPr>
-            <w:tcW w:type="dxa" w:w="2551"/>
-            <w:shd w:val="clear" w:color="auto" w:fill="EBF5FB"/>
-          </w:tcPr>
-          <w:p>
-            <w:r>
-              <w:rPr>
-                <w:rFonts w:ascii="맑은 고딕" w:hAnsi="맑은 고딕"/>
-                <w:b w:val="0"/>
-                <w:i w:val="0"/>
-                <w:sz w:val="18"/>
-              </w:rPr>
-              <w:t>MIN_REUSE_W=300, H=450</w:t>
-            </w:r>
-          </w:p>
-        </w:tc>
-      </w:tr>
-      <w:tr>
-        <w:tc>
-          <w:tcPr>
-            <w:tcW w:type="dxa" w:w="1417"/>
-            <w:shd w:val="clear" w:color="auto" w:fill="FFFFFF"/>
-          </w:tcPr>
-          <w:p>
-            <w:r>
-              <w:rPr>
-                <w:rFonts w:ascii="맑은 고딕" w:hAnsi="맑은 고딕"/>
-                <w:b w:val="0"/>
-                <w:i w:val="0"/>
-                <w:sz w:val="18"/>
-              </w:rPr>
-              <w:t>9단계</w:t>
-            </w:r>
-          </w:p>
-        </w:tc>
-        <w:tc>
-          <w:tcPr>
-            <w:tcW w:type="dxa" w:w="3118"/>
-            <w:shd w:val="clear" w:color="auto" w:fill="FFFFFF"/>
-          </w:tcPr>
-          <w:p>
-            <w:r>
-              <w:rPr>
-                <w:rFonts w:ascii="맑은 고딕" w:hAnsi="맑은 고딕"/>
-                <w:b w:val="0"/>
-                <w:i w:val="0"/>
-                <w:sz w:val="18"/>
-              </w:rPr>
-              <w:t>재사용 풀 by_space → by_floor</w:t>
-            </w:r>
-          </w:p>
-        </w:tc>
-        <w:tc>
-          <w:tcPr>
-            <w:tcW w:type="dxa" w:w="1701"/>
-            <w:shd w:val="clear" w:color="auto" w:fill="FFFFFF"/>
-          </w:tcPr>
-          <w:p>
-            <w:r>
-              <w:rPr>
-                <w:rFonts w:ascii="맑은 고딕" w:hAnsi="맑은 고딕"/>
-                <w:b w:val="0"/>
-                <w:i w:val="0"/>
-                <w:sz w:val="18"/>
-              </w:rPr>
-              <w:t>✅ 반영</w:t>
-            </w:r>
-          </w:p>
-        </w:tc>
-        <w:tc>
-          <w:tcPr>
-            <w:tcW w:type="dxa" w:w="2551"/>
-            <w:shd w:val="clear" w:color="auto" w:fill="FFFFFF"/>
-          </w:tcPr>
-          <w:p>
-            <w:r>
-              <w:rPr>
-                <w:rFonts w:ascii="맑은 고딕" w:hAnsi="맑은 고딕"/>
-                <w:b w:val="0"/>
-                <w:i w:val="0"/>
-                <w:sz w:val="18"/>
-              </w:rPr>
-              <w:t>ReusePool.consume()</w:t>
-            </w:r>
-          </w:p>
-        </w:tc>
-      </w:tr>
-      <w:tr>
-        <w:tc>
-          <w:tcPr>
-            <w:tcW w:type="dxa" w:w="1417"/>
-            <w:shd w:val="clear" w:color="auto" w:fill="EBF5FB"/>
-          </w:tcPr>
-          <w:p>
-            <w:r>
-              <w:rPr>
-                <w:rFonts w:ascii="맑은 고딕" w:hAnsi="맑은 고딕"/>
-                <w:b w:val="0"/>
-                <w:i w:val="0"/>
-                <w:sz w:val="18"/>
-              </w:rPr>
-              <w:t>10단계</w:t>
-            </w:r>
-          </w:p>
-        </w:tc>
-        <w:tc>
-          <w:tcPr>
-            <w:tcW w:type="dxa" w:w="3118"/>
-            <w:shd w:val="clear" w:color="auto" w:fill="EBF5FB"/>
-          </w:tcPr>
-          <w:p>
-            <w:r>
-              <w:rPr>
-                <w:rFonts w:ascii="맑은 고딕" w:hAnsi="맑은 고딕"/>
-                <w:b w:val="0"/>
-                <w:i w:val="0"/>
-                <w:sz w:val="18"/>
-              </w:rPr>
-              <w:t>재사용 시각화</w:t>
-            </w:r>
-          </w:p>
-        </w:tc>
-        <w:tc>
-          <w:tcPr>
-            <w:tcW w:type="dxa" w:w="1701"/>
-            <w:shd w:val="clear" w:color="auto" w:fill="EBF5FB"/>
-          </w:tcPr>
-          <w:p>
-            <w:r>
-              <w:rPr>
-                <w:rFonts w:ascii="맑은 고딕" w:hAnsi="맑은 고딕"/>
-                <w:b w:val="0"/>
-                <w:i w:val="0"/>
-                <w:sz w:val="18"/>
-              </w:rPr>
-              <w:t>✅ 반영 (v3 신규)</w:t>
-            </w:r>
-          </w:p>
-        </w:tc>
-        <w:tc>
-          <w:tcPr>
-            <w:tcW w:type="dxa" w:w="2551"/>
-            <w:shd w:val="clear" w:color="auto" w:fill="EBF5FB"/>
-          </w:tcPr>
-          <w:p>
-            <w:r>
-              <w:rPr>
-                <w:rFonts w:ascii="맑은 고딕" w:hAnsi="맑은 고딕"/>
-                <w:b w:val="0"/>
-                <w:i w:val="0"/>
-                <w:sz w:val="18"/>
-              </w:rPr>
-              <w:t>🔵 파랑 reuse 셀</w:t>
-            </w:r>
-          </w:p>
-        </w:tc>
-      </w:tr>
-    </w:tbl>
-    <w:p/>
-    <w:p>
-      <w:pPr>
-        <w:spacing w:after="80" w:before="20"/>
-      </w:pPr>
-      <w:r>
-        <w:rPr>
-          <w:rFonts w:ascii="맑은 고딕" w:hAnsi="맑은 고딕"/>
-          <w:b/>
-          <w:i w:val="0"/>
-          <w:color w:val="1B5E20"/>
-          <w:sz w:val="20"/>
-        </w:rPr>
-        <w:t>※ 10단계 모두 반영 완료 (2026-06-17 기준)</w:t>
-      </w:r>
-    </w:p>
-    <w:p>
-      <w:r>
-        <w:br w:type="page"/>
+        <w:t>6장. 콘솔 출력 읽는 법</w:t>
       </w:r>
     </w:p>
     <w:p>
       <w:pPr>
-        <w:pStyle w:val="Heading1"/>
+        <w:ind w:left="567"/>
       </w:pPr>
       <w:r>
         <w:rPr>
-          <w:rFonts w:ascii="맑은 고딕" w:hAnsi="맑은 고딕"/>
-          <w:b/>
-          <w:color w:val="1B3A5C"/>
-          <w:sz w:val="28"/>
+          <w:rFonts w:ascii="Courier New" w:hAnsi="Courier New"/>
+          <w:color w:val="1A237E"/>
+          <w:sz w:val="16"/>
         </w:rPr>
-        <w:t>7장. EXE 실행 결과 출력 파일</w:t>
-      </w:r>
-    </w:p>
-    <w:tbl>
-      <w:tblPr>
-        <w:tblStyle w:val="TableGrid"/>
-        <w:tblW w:type="auto" w:w="0"/>
-        <w:jc w:val="left"/>
-        <w:tblLook w:firstColumn="1" w:firstRow="1" w:lastColumn="0" w:lastRow="0" w:noHBand="0" w:noVBand="1" w:val="04A0"/>
-      </w:tblPr>
-      <w:tblGrid>
-        <w:gridCol w:w="3135"/>
-        <w:gridCol w:w="3135"/>
-        <w:gridCol w:w="3135"/>
-      </w:tblGrid>
-      <w:tr>
-        <w:tc>
-          <w:tcPr>
-            <w:tcW w:type="dxa" w:w="3118"/>
-            <w:shd w:val="clear" w:color="auto" w:fill="1B3A5C"/>
-          </w:tcPr>
-          <w:p>
-            <w:pPr>
-              <w:jc w:val="center"/>
-            </w:pPr>
-            <w:r>
-              <w:rPr>
-                <w:rFonts w:ascii="맑은 고딕" w:hAnsi="맑은 고딕"/>
-                <w:b/>
-                <w:i w:val="0"/>
-                <w:color w:val="FFFFFF"/>
-                <w:sz w:val="18"/>
-              </w:rPr>
-              <w:t>파일명 패턴</w:t>
-            </w:r>
-          </w:p>
-        </w:tc>
-        <w:tc>
-          <w:tcPr>
-            <w:tcW w:type="dxa" w:w="4252"/>
-            <w:shd w:val="clear" w:color="auto" w:fill="1B3A5C"/>
-          </w:tcPr>
-          <w:p>
-            <w:pPr>
-              <w:jc w:val="center"/>
-            </w:pPr>
-            <w:r>
-              <w:rPr>
-                <w:rFonts w:ascii="맑은 고딕" w:hAnsi="맑은 고딕"/>
-                <w:b/>
-                <w:i w:val="0"/>
-                <w:color w:val="FFFFFF"/>
-                <w:sz w:val="18"/>
-              </w:rPr>
-              <w:t>내용</w:t>
-            </w:r>
-          </w:p>
-        </w:tc>
-        <w:tc>
-          <w:tcPr>
-            <w:tcW w:type="dxa" w:w="1417"/>
-            <w:shd w:val="clear" w:color="auto" w:fill="1B3A5C"/>
-          </w:tcPr>
-          <w:p>
-            <w:pPr>
-              <w:jc w:val="center"/>
-            </w:pPr>
-            <w:r>
-              <w:rPr>
-                <w:rFonts w:ascii="맑은 고딕" w:hAnsi="맑은 고딕"/>
-                <w:b/>
-                <w:i w:val="0"/>
-                <w:color w:val="FFFFFF"/>
-                <w:sz w:val="18"/>
-              </w:rPr>
-              <w:t>자동 오픈</w:t>
-            </w:r>
-          </w:p>
-        </w:tc>
-      </w:tr>
-      <w:tr>
-        <w:tc>
-          <w:tcPr>
-            <w:tcW w:type="dxa" w:w="3118"/>
-            <w:shd w:val="clear" w:color="auto" w:fill="FFFFFF"/>
-          </w:tcPr>
-          <w:p>
-            <w:r>
-              <w:rPr>
-                <w:rFonts w:ascii="맑은 고딕" w:hAnsi="맑은 고딕"/>
-                <w:b w:val="0"/>
-                <w:i w:val="0"/>
-                <w:sz w:val="18"/>
-              </w:rPr>
-              <w:t>{프로젝트}_검증결과.html</w:t>
-            </w:r>
-          </w:p>
-        </w:tc>
-        <w:tc>
-          <w:tcPr>
-            <w:tcW w:type="dxa" w:w="4252"/>
-            <w:shd w:val="clear" w:color="auto" w:fill="FFFFFF"/>
-          </w:tcPr>
-          <w:p>
-            <w:r>
-              <w:rPr>
-                <w:rFonts w:ascii="맑은 고딕" w:hAnsi="맑은 고딕"/>
-                <w:b w:val="0"/>
-                <w:i w:val="0"/>
-                <w:sz w:val="18"/>
-              </w:rPr>
-              <w:t>IFC 벽체 검증 리포트 (오류/경고/통계)</w:t>
-            </w:r>
-          </w:p>
-        </w:tc>
-        <w:tc>
-          <w:tcPr>
-            <w:tcW w:type="dxa" w:w="1417"/>
-            <w:shd w:val="clear" w:color="auto" w:fill="FFFFFF"/>
-          </w:tcPr>
-          <w:p>
-            <w:r>
-              <w:rPr>
-                <w:rFonts w:ascii="맑은 고딕" w:hAnsi="맑은 고딕"/>
-                <w:b w:val="0"/>
-                <w:i w:val="0"/>
-                <w:sz w:val="18"/>
-              </w:rPr>
-              <w:t>✅</w:t>
-            </w:r>
-          </w:p>
-        </w:tc>
-      </w:tr>
-      <w:tr>
-        <w:tc>
-          <w:tcPr>
-            <w:tcW w:type="dxa" w:w="3118"/>
-            <w:shd w:val="clear" w:color="auto" w:fill="EBF5FB"/>
-          </w:tcPr>
-          <w:p>
-            <w:r>
-              <w:rPr>
-                <w:rFonts w:ascii="맑은 고딕" w:hAnsi="맑은 고딕"/>
-                <w:b w:val="0"/>
-                <w:i w:val="0"/>
-                <w:sz w:val="18"/>
-              </w:rPr>
-              <w:t>{프로젝트}_{자재}_{공법}P최적화결과.html</w:t>
-            </w:r>
-          </w:p>
-        </w:tc>
-        <w:tc>
-          <w:tcPr>
-            <w:tcW w:type="dxa" w:w="4252"/>
-            <w:shd w:val="clear" w:color="auto" w:fill="EBF5FB"/>
-          </w:tcPr>
-          <w:p>
-            <w:r>
-              <w:rPr>
-                <w:rFonts w:ascii="맑은 고딕" w:hAnsi="맑은 고딕"/>
-                <w:b w:val="0"/>
-                <w:i w:val="0"/>
-                <w:sz w:val="18"/>
-              </w:rPr>
-              <w:t>벽별 배치도 + 전체 집계 리포트</w:t>
-            </w:r>
-          </w:p>
-        </w:tc>
-        <w:tc>
-          <w:tcPr>
-            <w:tcW w:type="dxa" w:w="1417"/>
-            <w:shd w:val="clear" w:color="auto" w:fill="EBF5FB"/>
-          </w:tcPr>
-          <w:p>
-            <w:r>
-              <w:rPr>
-                <w:rFonts w:ascii="맑은 고딕" w:hAnsi="맑은 고딕"/>
-                <w:b w:val="0"/>
-                <w:i w:val="0"/>
-                <w:sz w:val="18"/>
-              </w:rPr>
-              <w:t>❌</w:t>
-            </w:r>
-          </w:p>
-        </w:tc>
-      </w:tr>
-      <w:tr>
-        <w:tc>
-          <w:tcPr>
-            <w:tcW w:type="dxa" w:w="3118"/>
-            <w:shd w:val="clear" w:color="auto" w:fill="FFFFFF"/>
-          </w:tcPr>
-          <w:p>
-            <w:r>
-              <w:rPr>
-                <w:rFonts w:ascii="맑은 고딕" w:hAnsi="맑은 고딕"/>
-                <w:b w:val="0"/>
-                <w:i w:val="0"/>
-                <w:sz w:val="18"/>
-              </w:rPr>
-              <w:t>{프로젝트}_시뮬레이터.html</w:t>
-            </w:r>
-          </w:p>
-        </w:tc>
-        <w:tc>
-          <w:tcPr>
-            <w:tcW w:type="dxa" w:w="4252"/>
-            <w:shd w:val="clear" w:color="auto" w:fill="FFFFFF"/>
-          </w:tcPr>
-          <w:p>
-            <w:r>
-              <w:rPr>
-                <w:rFonts w:ascii="맑은 고딕" w:hAnsi="맑은 고딕"/>
-                <w:b w:val="0"/>
-                <w:i w:val="0"/>
-                <w:sz w:val="18"/>
-              </w:rPr>
-              <w:t>승훈 UI + Python 최적화 결과 통합 시뮬레이터</w:t>
-            </w:r>
-          </w:p>
-        </w:tc>
-        <w:tc>
-          <w:tcPr>
-            <w:tcW w:type="dxa" w:w="1417"/>
-            <w:shd w:val="clear" w:color="auto" w:fill="FFFFFF"/>
-          </w:tcPr>
-          <w:p>
-            <w:r>
-              <w:rPr>
-                <w:rFonts w:ascii="맑은 고딕" w:hAnsi="맑은 고딕"/>
-                <w:b w:val="0"/>
-                <w:i w:val="0"/>
-                <w:sz w:val="18"/>
-              </w:rPr>
-              <w:t>✅</w:t>
-            </w:r>
-          </w:p>
-        </w:tc>
-      </w:tr>
-    </w:tbl>
-    <w:p/>
-    <w:p>
-      <w:pPr>
-        <w:pStyle w:val="Heading2"/>
-      </w:pPr>
-      <w:r>
-        <w:rPr>
-          <w:rFonts w:ascii="맑은 고딕" w:hAnsi="맑은 고딕"/>
-          <w:b/>
-          <w:color w:val="1B3A5C"/>
-          <w:sz w:val="24"/>
-        </w:rPr>
-        <w:t>7.1 시뮬레이터 HTML 기능</w:t>
+        <w:t>로딩: 프로젝트.ifc</w:t>
       </w:r>
     </w:p>
     <w:p>
       <w:pPr>
-        <w:spacing w:after="40"/>
-        <w:ind w:left="283" w:hanging="227"/>
+        <w:ind w:left="567"/>
       </w:pPr>
       <w:r>
         <w:rPr>
-          <w:rFonts w:ascii="맑은 고딕" w:hAnsi="맑은 고딕"/>
-          <w:b w:val="0"/>
-          <w:i w:val="0"/>
-          <w:sz w:val="20"/>
+          <w:rFonts w:ascii="Courier New" w:hAnsi="Courier New"/>
+          <w:color w:val="1A237E"/>
+          <w:sz w:val="16"/>
         </w:rPr>
-        <w:t>• 벽 선택 → 배치 시작: Python RTL+ReusePool 결과를 캔버스에 렌더링</w:t>
+        <w:t>스키마: IFC2X3</w:t>
       </w:r>
     </w:p>
     <w:p>
       <w:pPr>
-        <w:spacing w:after="40"/>
-        <w:ind w:left="283" w:hanging="227"/>
+        <w:ind w:left="567"/>
       </w:pPr>
       <w:r>
         <w:rPr>
-          <w:rFonts w:ascii="맑은 고딕" w:hAnsi="맑은 고딕"/>
-          <w:b w:val="0"/>
-          <w:i w:val="0"/>
-          <w:sz w:val="20"/>
+          <w:rFonts w:ascii="Courier New" w:hAnsi="Courier New"/>
+          <w:color w:val="1A237E"/>
+          <w:sz w:val="16"/>
         </w:rPr>
-        <w:t>• 단계별 애니메이션: ①입력 → ②그리드 → ③온장 → ④직선절단 → ⑤노치절단</w:t>
+        <w:t xml:space="preserve">  벽 추출 중...</w:t>
       </w:r>
     </w:p>
     <w:p>
       <w:pPr>
-        <w:spacing w:after="40"/>
-        <w:ind w:left="283" w:hanging="227"/>
+        <w:ind w:left="567"/>
       </w:pPr>
       <w:r>
         <w:rPr>
-          <w:rFonts w:ascii="맑은 고딕" w:hAnsi="맑은 고딕"/>
-          <w:b w:val="0"/>
-          <w:i w:val="0"/>
-          <w:sz w:val="20"/>
+          <w:rFonts w:ascii="Courier New" w:hAnsi="Courier New"/>
+          <w:color w:val="1A237E"/>
+          <w:sz w:val="16"/>
         </w:rPr>
-        <w:t>• 보드 목록: 온장/직선절단/노치절단/재사용 목록 표시 (GYP-001 ~ GYP-NNN)</w:t>
+        <w:t xml:space="preserve">  이중검증 — 정규식 파싱 중...</w:t>
       </w:r>
     </w:p>
     <w:p>
       <w:pPr>
-        <w:spacing w:after="40"/>
-        <w:ind w:left="283" w:hanging="227"/>
+        <w:ind w:left="567"/>
       </w:pPr>
       <w:r>
         <w:rPr>
-          <w:rFonts w:ascii="맑은 고딕" w:hAnsi="맑은 고딕"/>
-          <w:b w:val="0"/>
-          <w:i w:val="0"/>
-          <w:sz w:val="20"/>
+          <w:rFonts w:ascii="Courier New" w:hAnsi="Courier New"/>
+          <w:color w:val="1A237E"/>
+          <w:sz w:val="16"/>
         </w:rPr>
-        <w:t>• 발주 일람표: 벽별 자재 수량 집계</w:t>
+        <w:t xml:space="preserve">  → 8/8 항목 일치 — 신뢰      ← 이중검증 결과</w:t>
       </w:r>
     </w:p>
     <w:p>
       <w:pPr>
-        <w:spacing w:after="40"/>
-        <w:ind w:left="283" w:hanging="227"/>
+        <w:ind w:left="567"/>
       </w:pPr>
       <w:r>
         <w:rPr>
-          <w:rFonts w:ascii="맑은 고딕" w:hAnsi="맑은 고딕"/>
-          <w:b w:val="0"/>
-          <w:i w:val="0"/>
-          <w:sz w:val="20"/>
+          <w:rFonts w:ascii="Courier New" w:hAnsi="Courier New"/>
+          <w:color w:val="1A237E"/>
+          <w:sz w:val="16"/>
         </w:rPr>
-        <w:t>• 프로젝트 요약: 전체 벽 로스율·수량 통계</w:t>
+        <w:t xml:space="preserve">  검증 체크 실행 중...</w:t>
       </w:r>
     </w:p>
     <w:p>
       <w:pPr>
-        <w:spacing w:after="40"/>
-        <w:ind w:left="283" w:hanging="227"/>
+        <w:ind w:left="567"/>
       </w:pPr>
       <w:r>
         <w:rPr>
-          <w:rFonts w:ascii="맑은 고딕" w:hAnsi="맑은 고딕"/>
-          <w:b w:val="0"/>
-          <w:i w:val="0"/>
-          <w:sz w:val="20"/>
+          <w:rFonts w:ascii="Courier New" w:hAnsi="Courier New"/>
+          <w:color w:val="1A237E"/>
+          <w:sz w:val="16"/>
         </w:rPr>
-        <w:t>• 재사용 뱃지(⑥): 재사용 보드 수량 표시 (파랑)</w:t>
-      </w:r>
-    </w:p>
-    <w:p>
-      <w:r>
-        <w:br w:type="page"/>
+        <w:t xml:space="preserve">  → ERROR 0 / WARNING 3 / INFO 12</w:t>
       </w:r>
     </w:p>
     <w:p>
       <w:pPr>
-        <w:pStyle w:val="Heading1"/>
+        <w:ind w:left="567"/>
       </w:pPr>
       <w:r>
         <w:rPr>
-          <w:rFonts w:ascii="맑은 고딕" w:hAnsi="맑은 고딕"/>
-          <w:b/>
-          <w:color w:val="1B3A5C"/>
-          <w:sz w:val="28"/>
+          <w:rFonts w:ascii="Courier New" w:hAnsi="Courier New"/>
+          <w:color w:val="1A237E"/>
+          <w:sz w:val="16"/>
         </w:rPr>
-        <w:t>8장. 배포 및 다른 컴퓨터 사용</w:t>
+        <w:t xml:space="preserve">  교차검증 기준값 입력 창 열기...</w:t>
       </w:r>
     </w:p>
     <w:p>
       <w:pPr>
-        <w:pStyle w:val="Heading2"/>
+        <w:ind w:left="567"/>
       </w:pPr>
       <w:r>
         <w:rPr>
-          <w:rFonts w:ascii="맑은 고딕" w:hAnsi="맑은 고딕"/>
-          <w:b/>
-          <w:color w:val="1B3A5C"/>
-          <w:sz w:val="24"/>
+          <w:rFonts w:ascii="Courier New" w:hAnsi="Courier New"/>
+          <w:color w:val="1A237E"/>
+          <w:sz w:val="16"/>
         </w:rPr>
-        <w:t>8.1 단일 EXE 배포</w:t>
+        <w:t>✓ JSON 저장: 프로젝트_ground_truth.json</w:t>
       </w:r>
     </w:p>
     <w:p>
       <w:pPr>
-        <w:spacing w:after="80" w:before="20"/>
+        <w:ind w:left="567"/>
       </w:pPr>
       <w:r>
         <w:rPr>
-          <w:rFonts w:ascii="맑은 고딕" w:hAnsi="맑은 고딕"/>
-          <w:b w:val="0"/>
-          <w:i w:val="0"/>
-          <w:sz w:val="20"/>
+          <w:rFonts w:ascii="Courier New" w:hAnsi="Courier New"/>
+          <w:color w:val="1A237E"/>
+          <w:sz w:val="16"/>
         </w:rPr>
-        <w:t>dist\IFC최적화.exe 파일 하나만 복사하면 어떤 Windows 컴퓨터에서도 실행 가능합니다 (Python 설치 불필요).</w:t>
-      </w:r>
-    </w:p>
-    <w:tbl>
-      <w:tblPr>
-        <w:tblStyle w:val="TableGrid"/>
-        <w:tblW w:type="auto" w:w="0"/>
-        <w:jc w:val="left"/>
-        <w:tblLook w:firstColumn="1" w:firstRow="1" w:lastColumn="0" w:lastRow="0" w:noHBand="0" w:noVBand="1" w:val="04A0"/>
-      </w:tblPr>
-      <w:tblGrid>
-        <w:gridCol w:w="4703"/>
-        <w:gridCol w:w="4703"/>
-      </w:tblGrid>
-      <w:tr>
-        <w:tc>
-          <w:tcPr>
-            <w:tcW w:type="dxa" w:w="3118"/>
-            <w:shd w:val="clear" w:color="auto" w:fill="1B3A5C"/>
-          </w:tcPr>
-          <w:p>
-            <w:pPr>
-              <w:jc w:val="center"/>
-            </w:pPr>
-            <w:r>
-              <w:rPr>
-                <w:rFonts w:ascii="맑은 고딕" w:hAnsi="맑은 고딕"/>
-                <w:b/>
-                <w:i w:val="0"/>
-                <w:color w:val="FFFFFF"/>
-                <w:sz w:val="18"/>
-              </w:rPr>
-              <w:t>배포 방법</w:t>
-            </w:r>
-          </w:p>
-        </w:tc>
-        <w:tc>
-          <w:tcPr>
-            <w:tcW w:type="dxa" w:w="5669"/>
-            <w:shd w:val="clear" w:color="auto" w:fill="1B3A5C"/>
-          </w:tcPr>
-          <w:p>
-            <w:pPr>
-              <w:jc w:val="center"/>
-            </w:pPr>
-            <w:r>
-              <w:rPr>
-                <w:rFonts w:ascii="맑은 고딕" w:hAnsi="맑은 고딕"/>
-                <w:b/>
-                <w:i w:val="0"/>
-                <w:color w:val="FFFFFF"/>
-                <w:sz w:val="18"/>
-              </w:rPr>
-              <w:t>특징</w:t>
-            </w:r>
-          </w:p>
-        </w:tc>
-      </w:tr>
-      <w:tr>
-        <w:tc>
-          <w:tcPr>
-            <w:tcW w:type="dxa" w:w="3118"/>
-            <w:shd w:val="clear" w:color="auto" w:fill="FFFFFF"/>
-          </w:tcPr>
-          <w:p>
-            <w:r>
-              <w:rPr>
-                <w:rFonts w:ascii="맑은 고딕" w:hAnsi="맑은 고딕"/>
-                <w:b w:val="0"/>
-                <w:i w:val="0"/>
-                <w:sz w:val="18"/>
-              </w:rPr>
-              <w:t>OneDrive 폴더에 EXE 저장</w:t>
-            </w:r>
-          </w:p>
-        </w:tc>
-        <w:tc>
-          <w:tcPr>
-            <w:tcW w:type="dxa" w:w="5669"/>
-            <w:shd w:val="clear" w:color="auto" w:fill="FFFFFF"/>
-          </w:tcPr>
-          <w:p>
-            <w:r>
-              <w:rPr>
-                <w:rFonts w:ascii="맑은 고딕" w:hAnsi="맑은 고딕"/>
-                <w:b w:val="0"/>
-                <w:i w:val="0"/>
-                <w:sz w:val="18"/>
-              </w:rPr>
-              <w:t>자동 동기화 → 항상 최신 버전 공유</w:t>
-            </w:r>
-          </w:p>
-        </w:tc>
-      </w:tr>
-      <w:tr>
-        <w:tc>
-          <w:tcPr>
-            <w:tcW w:type="dxa" w:w="3118"/>
-            <w:shd w:val="clear" w:color="auto" w:fill="EBF5FB"/>
-          </w:tcPr>
-          <w:p>
-            <w:r>
-              <w:rPr>
-                <w:rFonts w:ascii="맑은 고딕" w:hAnsi="맑은 고딕"/>
-                <w:b w:val="0"/>
-                <w:i w:val="0"/>
-                <w:sz w:val="18"/>
-              </w:rPr>
-              <w:t>USB 복사</w:t>
-            </w:r>
-          </w:p>
-        </w:tc>
-        <w:tc>
-          <w:tcPr>
-            <w:tcW w:type="dxa" w:w="5669"/>
-            <w:shd w:val="clear" w:color="auto" w:fill="EBF5FB"/>
-          </w:tcPr>
-          <w:p>
-            <w:r>
-              <w:rPr>
-                <w:rFonts w:ascii="맑은 고딕" w:hAnsi="맑은 고딕"/>
-                <w:b w:val="0"/>
-                <w:i w:val="0"/>
-                <w:sz w:val="18"/>
-              </w:rPr>
-              <w:t>인터넷 없이도 사용 가능</w:t>
-            </w:r>
-          </w:p>
-        </w:tc>
-      </w:tr>
-      <w:tr>
-        <w:tc>
-          <w:tcPr>
-            <w:tcW w:type="dxa" w:w="3118"/>
-            <w:shd w:val="clear" w:color="auto" w:fill="FFFFFF"/>
-          </w:tcPr>
-          <w:p>
-            <w:r>
-              <w:rPr>
-                <w:rFonts w:ascii="맑은 고딕" w:hAnsi="맑은 고딕"/>
-                <w:b w:val="0"/>
-                <w:i w:val="0"/>
-                <w:sz w:val="18"/>
-              </w:rPr>
-              <w:t>카카오톡/이메일</w:t>
-            </w:r>
-          </w:p>
-        </w:tc>
-        <w:tc>
-          <w:tcPr>
-            <w:tcW w:type="dxa" w:w="5669"/>
-            <w:shd w:val="clear" w:color="auto" w:fill="FFFFFF"/>
-          </w:tcPr>
-          <w:p>
-            <w:r>
-              <w:rPr>
-                <w:rFonts w:ascii="맑은 고딕" w:hAnsi="맑은 고딕"/>
-                <w:b w:val="0"/>
-                <w:i w:val="0"/>
-                <w:sz w:val="18"/>
-              </w:rPr>
-              <w:t>71MB라 용량 제한 주의</w:t>
-            </w:r>
-          </w:p>
-        </w:tc>
-      </w:tr>
-      <w:tr>
-        <w:tc>
-          <w:tcPr>
-            <w:tcW w:type="dxa" w:w="3118"/>
-            <w:shd w:val="clear" w:color="auto" w:fill="EBF5FB"/>
-          </w:tcPr>
-          <w:p>
-            <w:r>
-              <w:rPr>
-                <w:rFonts w:ascii="맑은 고딕" w:hAnsi="맑은 고딕"/>
-                <w:b w:val="0"/>
-                <w:i w:val="0"/>
-                <w:sz w:val="18"/>
-              </w:rPr>
-              <w:t>GitHub Releases</w:t>
-            </w:r>
-          </w:p>
-        </w:tc>
-        <w:tc>
-          <w:tcPr>
-            <w:tcW w:type="dxa" w:w="5669"/>
-            <w:shd w:val="clear" w:color="auto" w:fill="EBF5FB"/>
-          </w:tcPr>
-          <w:p>
-            <w:r>
-              <w:rPr>
-                <w:rFonts w:ascii="맑은 고딕" w:hAnsi="맑은 고딕"/>
-                <w:b w:val="0"/>
-                <w:i w:val="0"/>
-                <w:sz w:val="18"/>
-              </w:rPr>
-              <w:t>버전 관리 + 다운로드 링크 공유 (권장)</w:t>
-            </w:r>
-          </w:p>
-        </w:tc>
-      </w:tr>
-    </w:tbl>
-    <w:p/>
-    <w:p>
-      <w:pPr>
-        <w:pStyle w:val="Heading2"/>
-      </w:pPr>
-      <w:r>
-        <w:rPr>
-          <w:rFonts w:ascii="맑은 고딕" w:hAnsi="맑은 고딕"/>
-          <w:b/>
-          <w:color w:val="1B3A5C"/>
-          <w:sz w:val="24"/>
-        </w:rPr>
-        <w:t>8.2 실행 환경 요구사항</w:t>
-      </w:r>
-    </w:p>
-    <w:p>
-      <w:pPr>
-        <w:spacing w:after="40"/>
-        <w:ind w:left="283" w:hanging="227"/>
-      </w:pPr>
-      <w:r>
-        <w:rPr>
-          <w:rFonts w:ascii="맑은 고딕" w:hAnsi="맑은 고딕"/>
-          <w:b w:val="0"/>
-          <w:i w:val="0"/>
-          <w:sz w:val="20"/>
-        </w:rPr>
-        <w:t>• OS: Windows 10/11 64비트</w:t>
-      </w:r>
-    </w:p>
-    <w:p>
-      <w:pPr>
-        <w:spacing w:after="40"/>
-        <w:ind w:left="283" w:hanging="227"/>
-      </w:pPr>
-      <w:r>
-        <w:rPr>
-          <w:rFonts w:ascii="맑은 고딕" w:hAnsi="맑은 고딕"/>
-          <w:b w:val="0"/>
-          <w:i w:val="0"/>
-          <w:sz w:val="20"/>
-        </w:rPr>
-        <w:t>• 메모리: 최소 4GB RAM (IFC 파일 크기에 따라 달라짐)</w:t>
-      </w:r>
-    </w:p>
-    <w:p>
-      <w:pPr>
-        <w:spacing w:after="40"/>
-        <w:ind w:left="283" w:hanging="227"/>
-      </w:pPr>
-      <w:r>
-        <w:rPr>
-          <w:rFonts w:ascii="맑은 고딕" w:hAnsi="맑은 고딕"/>
-          <w:b w:val="0"/>
-          <w:i w:val="0"/>
-          <w:sz w:val="20"/>
-        </w:rPr>
-        <w:t>• 브라우저: Chrome / Edge 권장 (결과 HTML 표시용)</w:t>
-      </w:r>
-    </w:p>
-    <w:p>
-      <w:pPr>
-        <w:spacing w:after="40"/>
-        <w:ind w:left="283" w:hanging="227"/>
-      </w:pPr>
-      <w:r>
-        <w:rPr>
-          <w:rFonts w:ascii="맑은 고딕" w:hAnsi="맑은 고딕"/>
-          <w:b w:val="0"/>
-          <w:i w:val="0"/>
-          <w:sz w:val="20"/>
-        </w:rPr>
-        <w:t>• 기타: Python, Node.js 등 설치 불필요</w:t>
+        <w:t>✓ HTML 저장: 프로젝트_검증보고서.html</w:t>
       </w:r>
     </w:p>
     <w:p/>
     <w:p>
       <w:pPr>
-        <w:pStyle w:val="Heading2"/>
+        <w:ind w:left="283" w:right="283"/>
       </w:pPr>
       <w:r>
         <w:rPr>
-          <w:rFonts w:ascii="맑은 고딕" w:hAnsi="맑은 고딕"/>
-          <w:b/>
-          <w:color w:val="1B3A5C"/>
-          <w:sz w:val="24"/>
+          <w:color w:val="553300"/>
+          <w:sz w:val="18"/>
         </w:rPr>
-        <w:t>8.3 EXE 재빌드 방법 (소스 수정 시)</w:t>
+        <w:t>▶ 이중검증 줄에서 '신뢰'가 나오면 IFC 추출이 정상입니다. '불일치 있음'이 나오면 ⑮ 이중검증 탭에서 GlobalId 목록을 확인하세요.</w:t>
       </w:r>
     </w:p>
-    <w:p>
-      <w:pPr>
-        <w:spacing w:after="80" w:before="20"/>
-        <w:ind w:left="283"/>
-      </w:pPr>
-      <w:r>
-        <w:rPr>
-          <w:rFonts w:ascii="Courier New" w:hAnsi="Courier New"/>
-          <w:b w:val="0"/>
-          <w:i w:val="0"/>
-          <w:color w:val="1A1A1A"/>
-          <w:sz w:val="18"/>
-        </w:rPr>
-        <w:t># 작업 폴더에서 실행</w:t>
-        <w:br/>
-        <w:t>python -m PyInstaller IFC최적화.spec --noconfirm</w:t>
-        <w:br/>
-        <w:t># → dist\IFC최적화.exe 생성 (약 3~5분 소요)</w:t>
-      </w:r>
-    </w:p>
-    <w:p>
-      <w:r>
-        <w:br w:type="page"/>
-      </w:r>
-    </w:p>
-    <w:p>
-      <w:pPr>
-        <w:pStyle w:val="Heading1"/>
-      </w:pPr>
-      <w:r>
-        <w:rPr>
-          <w:rFonts w:ascii="맑은 고딕" w:hAnsi="맑은 고딕"/>
-          <w:b/>
-          <w:color w:val="1B3A5C"/>
-          <w:sz w:val="28"/>
-        </w:rPr>
-        <w:t>부록 A. 주요 상수 및 설정값</w:t>
-      </w:r>
-    </w:p>
-    <w:tbl>
-      <w:tblPr>
-        <w:tblStyle w:val="TableGrid"/>
-        <w:tblW w:type="auto" w:w="0"/>
-        <w:jc w:val="left"/>
-        <w:tblLook w:firstColumn="1" w:firstRow="1" w:lastColumn="0" w:lastRow="0" w:noHBand="0" w:noVBand="1" w:val="04A0"/>
-      </w:tblPr>
-      <w:tblGrid>
-        <w:gridCol w:w="2351"/>
-        <w:gridCol w:w="2351"/>
-        <w:gridCol w:w="2351"/>
-        <w:gridCol w:w="2351"/>
-      </w:tblGrid>
-      <w:tr>
-        <w:tc>
-          <w:tcPr>
-            <w:tcW w:type="dxa" w:w="1984"/>
-            <w:shd w:val="clear" w:color="auto" w:fill="1B3A5C"/>
-          </w:tcPr>
-          <w:p>
-            <w:pPr>
-              <w:jc w:val="center"/>
-            </w:pPr>
-            <w:r>
-              <w:rPr>
-                <w:rFonts w:ascii="맑은 고딕" w:hAnsi="맑은 고딕"/>
-                <w:b/>
-                <w:i w:val="0"/>
-                <w:color w:val="FFFFFF"/>
-                <w:sz w:val="18"/>
-              </w:rPr>
-              <w:t>상수명</w:t>
-            </w:r>
-          </w:p>
-        </w:tc>
-        <w:tc>
-          <w:tcPr>
-            <w:tcW w:type="dxa" w:w="1417"/>
-            <w:shd w:val="clear" w:color="auto" w:fill="1B3A5C"/>
-          </w:tcPr>
-          <w:p>
-            <w:pPr>
-              <w:jc w:val="center"/>
-            </w:pPr>
-            <w:r>
-              <w:rPr>
-                <w:rFonts w:ascii="맑은 고딕" w:hAnsi="맑은 고딕"/>
-                <w:b/>
-                <w:i w:val="0"/>
-                <w:color w:val="FFFFFF"/>
-                <w:sz w:val="18"/>
-              </w:rPr>
-              <w:t>기본값</w:t>
-            </w:r>
-          </w:p>
-        </w:tc>
-        <w:tc>
-          <w:tcPr>
-            <w:tcW w:type="dxa" w:w="3118"/>
-            <w:shd w:val="clear" w:color="auto" w:fill="1B3A5C"/>
-          </w:tcPr>
-          <w:p>
-            <w:pPr>
-              <w:jc w:val="center"/>
-            </w:pPr>
-            <w:r>
-              <w:rPr>
-                <w:rFonts w:ascii="맑은 고딕" w:hAnsi="맑은 고딕"/>
-                <w:b/>
-                <w:i w:val="0"/>
-                <w:color w:val="FFFFFF"/>
-                <w:sz w:val="18"/>
-              </w:rPr>
-              <w:t>설명</w:t>
-            </w:r>
-          </w:p>
-        </w:tc>
-        <w:tc>
-          <w:tcPr>
-            <w:tcW w:type="dxa" w:w="2268"/>
-            <w:shd w:val="clear" w:color="auto" w:fill="1B3A5C"/>
-          </w:tcPr>
-          <w:p>
-            <w:pPr>
-              <w:jc w:val="center"/>
-            </w:pPr>
-            <w:r>
-              <w:rPr>
-                <w:rFonts w:ascii="맑은 고딕" w:hAnsi="맑은 고딕"/>
-                <w:b/>
-                <w:i w:val="0"/>
-                <w:color w:val="FFFFFF"/>
-                <w:sz w:val="18"/>
-              </w:rPr>
-              <w:t>파일</w:t>
-            </w:r>
-          </w:p>
-        </w:tc>
-      </w:tr>
-      <w:tr>
-        <w:tc>
-          <w:tcPr>
-            <w:tcW w:type="dxa" w:w="1984"/>
-            <w:shd w:val="clear" w:color="auto" w:fill="FFFFFF"/>
-          </w:tcPr>
-          <w:p>
-            <w:r>
-              <w:rPr>
-                <w:rFonts w:ascii="맑은 고딕" w:hAnsi="맑은 고딕"/>
-                <w:b w:val="0"/>
-                <w:i w:val="0"/>
-                <w:sz w:val="18"/>
-              </w:rPr>
-              <w:t>BW (석고보드)</w:t>
-            </w:r>
-          </w:p>
-        </w:tc>
-        <w:tc>
-          <w:tcPr>
-            <w:tcW w:type="dxa" w:w="1417"/>
-            <w:shd w:val="clear" w:color="auto" w:fill="FFFFFF"/>
-          </w:tcPr>
-          <w:p>
-            <w:r>
-              <w:rPr>
-                <w:rFonts w:ascii="맑은 고딕" w:hAnsi="맑은 고딕"/>
-                <w:b w:val="0"/>
-                <w:i w:val="0"/>
-                <w:sz w:val="18"/>
-              </w:rPr>
-              <w:t>900 mm</w:t>
-            </w:r>
-          </w:p>
-        </w:tc>
-        <w:tc>
-          <w:tcPr>
-            <w:tcW w:type="dxa" w:w="3118"/>
-            <w:shd w:val="clear" w:color="auto" w:fill="FFFFFF"/>
-          </w:tcPr>
-          <w:p>
-            <w:r>
-              <w:rPr>
-                <w:rFonts w:ascii="맑은 고딕" w:hAnsi="맑은 고딕"/>
-                <w:b w:val="0"/>
-                <w:i w:val="0"/>
-                <w:sz w:val="18"/>
-              </w:rPr>
-              <w:t>석고보드 폭</w:t>
-            </w:r>
-          </w:p>
-        </w:tc>
-        <w:tc>
-          <w:tcPr>
-            <w:tcW w:type="dxa" w:w="2268"/>
-            <w:shd w:val="clear" w:color="auto" w:fill="FFFFFF"/>
-          </w:tcPr>
-          <w:p>
-            <w:r>
-              <w:rPr>
-                <w:rFonts w:ascii="맑은 고딕" w:hAnsi="맑은 고딕"/>
-                <w:b w:val="0"/>
-                <w:i w:val="0"/>
-                <w:sz w:val="18"/>
-              </w:rPr>
-              <w:t>gypsum_optimizer_v3.py</w:t>
-            </w:r>
-          </w:p>
-        </w:tc>
-      </w:tr>
-      <w:tr>
-        <w:tc>
-          <w:tcPr>
-            <w:tcW w:type="dxa" w:w="1984"/>
-            <w:shd w:val="clear" w:color="auto" w:fill="EBF5FB"/>
-          </w:tcPr>
-          <w:p>
-            <w:r>
-              <w:rPr>
-                <w:rFonts w:ascii="맑은 고딕" w:hAnsi="맑은 고딕"/>
-                <w:b w:val="0"/>
-                <w:i w:val="0"/>
-                <w:sz w:val="18"/>
-              </w:rPr>
-              <w:t>BH (석고보드)</w:t>
-            </w:r>
-          </w:p>
-        </w:tc>
-        <w:tc>
-          <w:tcPr>
-            <w:tcW w:type="dxa" w:w="1417"/>
-            <w:shd w:val="clear" w:color="auto" w:fill="EBF5FB"/>
-          </w:tcPr>
-          <w:p>
-            <w:r>
-              <w:rPr>
-                <w:rFonts w:ascii="맑은 고딕" w:hAnsi="맑은 고딕"/>
-                <w:b w:val="0"/>
-                <w:i w:val="0"/>
-                <w:sz w:val="18"/>
-              </w:rPr>
-              <w:t>1800 mm</w:t>
-            </w:r>
-          </w:p>
-        </w:tc>
-        <w:tc>
-          <w:tcPr>
-            <w:tcW w:type="dxa" w:w="3118"/>
-            <w:shd w:val="clear" w:color="auto" w:fill="EBF5FB"/>
-          </w:tcPr>
-          <w:p>
-            <w:r>
-              <w:rPr>
-                <w:rFonts w:ascii="맑은 고딕" w:hAnsi="맑은 고딕"/>
-                <w:b w:val="0"/>
-                <w:i w:val="0"/>
-                <w:sz w:val="18"/>
-              </w:rPr>
-              <w:t>석고보드 높이</w:t>
-            </w:r>
-          </w:p>
-        </w:tc>
-        <w:tc>
-          <w:tcPr>
-            <w:tcW w:type="dxa" w:w="2268"/>
-            <w:shd w:val="clear" w:color="auto" w:fill="EBF5FB"/>
-          </w:tcPr>
-          <w:p>
-            <w:r>
-              <w:rPr>
-                <w:rFonts w:ascii="맑은 고딕" w:hAnsi="맑은 고딕"/>
-                <w:b w:val="0"/>
-                <w:i w:val="0"/>
-                <w:sz w:val="18"/>
-              </w:rPr>
-              <w:t>gypsum_optimizer_v3.py</w:t>
-            </w:r>
-          </w:p>
-        </w:tc>
-      </w:tr>
-      <w:tr>
-        <w:tc>
-          <w:tcPr>
-            <w:tcW w:type="dxa" w:w="1984"/>
-            <w:shd w:val="clear" w:color="auto" w:fill="FFFFFF"/>
-          </w:tcPr>
-          <w:p>
-            <w:r>
-              <w:rPr>
-                <w:rFonts w:ascii="맑은 고딕" w:hAnsi="맑은 고딕"/>
-                <w:b w:val="0"/>
-                <w:i w:val="0"/>
-                <w:sz w:val="18"/>
-              </w:rPr>
-              <w:t>BW (합판)</w:t>
-            </w:r>
-          </w:p>
-        </w:tc>
-        <w:tc>
-          <w:tcPr>
-            <w:tcW w:type="dxa" w:w="1417"/>
-            <w:shd w:val="clear" w:color="auto" w:fill="FFFFFF"/>
-          </w:tcPr>
-          <w:p>
-            <w:r>
-              <w:rPr>
-                <w:rFonts w:ascii="맑은 고딕" w:hAnsi="맑은 고딕"/>
-                <w:b w:val="0"/>
-                <w:i w:val="0"/>
-                <w:sz w:val="18"/>
-              </w:rPr>
-              <w:t>1220 mm</w:t>
-            </w:r>
-          </w:p>
-        </w:tc>
-        <w:tc>
-          <w:tcPr>
-            <w:tcW w:type="dxa" w:w="3118"/>
-            <w:shd w:val="clear" w:color="auto" w:fill="FFFFFF"/>
-          </w:tcPr>
-          <w:p>
-            <w:r>
-              <w:rPr>
-                <w:rFonts w:ascii="맑은 고딕" w:hAnsi="맑은 고딕"/>
-                <w:b w:val="0"/>
-                <w:i w:val="0"/>
-                <w:sz w:val="18"/>
-              </w:rPr>
-              <w:t>합판 폭</w:t>
-            </w:r>
-          </w:p>
-        </w:tc>
-        <w:tc>
-          <w:tcPr>
-            <w:tcW w:type="dxa" w:w="2268"/>
-            <w:shd w:val="clear" w:color="auto" w:fill="FFFFFF"/>
-          </w:tcPr>
-          <w:p>
-            <w:r>
-              <w:rPr>
-                <w:rFonts w:ascii="맑은 고딕" w:hAnsi="맑은 고딕"/>
-                <w:b w:val="0"/>
-                <w:i w:val="0"/>
-                <w:sz w:val="18"/>
-              </w:rPr>
-              <w:t>gypsum_optimizer_v3.py</w:t>
-            </w:r>
-          </w:p>
-        </w:tc>
-      </w:tr>
-      <w:tr>
-        <w:tc>
-          <w:tcPr>
-            <w:tcW w:type="dxa" w:w="1984"/>
-            <w:shd w:val="clear" w:color="auto" w:fill="EBF5FB"/>
-          </w:tcPr>
-          <w:p>
-            <w:r>
-              <w:rPr>
-                <w:rFonts w:ascii="맑은 고딕" w:hAnsi="맑은 고딕"/>
-                <w:b w:val="0"/>
-                <w:i w:val="0"/>
-                <w:sz w:val="18"/>
-              </w:rPr>
-              <w:t>BH (합판)</w:t>
-            </w:r>
-          </w:p>
-        </w:tc>
-        <w:tc>
-          <w:tcPr>
-            <w:tcW w:type="dxa" w:w="1417"/>
-            <w:shd w:val="clear" w:color="auto" w:fill="EBF5FB"/>
-          </w:tcPr>
-          <w:p>
-            <w:r>
-              <w:rPr>
-                <w:rFonts w:ascii="맑은 고딕" w:hAnsi="맑은 고딕"/>
-                <w:b w:val="0"/>
-                <w:i w:val="0"/>
-                <w:sz w:val="18"/>
-              </w:rPr>
-              <w:t>2440 mm</w:t>
-            </w:r>
-          </w:p>
-        </w:tc>
-        <w:tc>
-          <w:tcPr>
-            <w:tcW w:type="dxa" w:w="3118"/>
-            <w:shd w:val="clear" w:color="auto" w:fill="EBF5FB"/>
-          </w:tcPr>
-          <w:p>
-            <w:r>
-              <w:rPr>
-                <w:rFonts w:ascii="맑은 고딕" w:hAnsi="맑은 고딕"/>
-                <w:b w:val="0"/>
-                <w:i w:val="0"/>
-                <w:sz w:val="18"/>
-              </w:rPr>
-              <w:t>합판 높이</w:t>
-            </w:r>
-          </w:p>
-        </w:tc>
-        <w:tc>
-          <w:tcPr>
-            <w:tcW w:type="dxa" w:w="2268"/>
-            <w:shd w:val="clear" w:color="auto" w:fill="EBF5FB"/>
-          </w:tcPr>
-          <w:p>
-            <w:r>
-              <w:rPr>
-                <w:rFonts w:ascii="맑은 고딕" w:hAnsi="맑은 고딕"/>
-                <w:b w:val="0"/>
-                <w:i w:val="0"/>
-                <w:sz w:val="18"/>
-              </w:rPr>
-              <w:t>gypsum_optimizer_v3.py</w:t>
-            </w:r>
-          </w:p>
-        </w:tc>
-      </w:tr>
-      <w:tr>
-        <w:tc>
-          <w:tcPr>
-            <w:tcW w:type="dxa" w:w="1984"/>
-            <w:shd w:val="clear" w:color="auto" w:fill="FFFFFF"/>
-          </w:tcPr>
-          <w:p>
-            <w:r>
-              <w:rPr>
-                <w:rFonts w:ascii="맑은 고딕" w:hAnsi="맑은 고딕"/>
-                <w:b w:val="0"/>
-                <w:i w:val="0"/>
-                <w:sz w:val="18"/>
-              </w:rPr>
-              <w:t>STUD</w:t>
-            </w:r>
-          </w:p>
-        </w:tc>
-        <w:tc>
-          <w:tcPr>
-            <w:tcW w:type="dxa" w:w="1417"/>
-            <w:shd w:val="clear" w:color="auto" w:fill="FFFFFF"/>
-          </w:tcPr>
-          <w:p>
-            <w:r>
-              <w:rPr>
-                <w:rFonts w:ascii="맑은 고딕" w:hAnsi="맑은 고딕"/>
-                <w:b w:val="0"/>
-                <w:i w:val="0"/>
-                <w:sz w:val="18"/>
-              </w:rPr>
-              <w:t>450 mm</w:t>
-            </w:r>
-          </w:p>
-        </w:tc>
-        <w:tc>
-          <w:tcPr>
-            <w:tcW w:type="dxa" w:w="3118"/>
-            <w:shd w:val="clear" w:color="auto" w:fill="FFFFFF"/>
-          </w:tcPr>
-          <w:p>
-            <w:r>
-              <w:rPr>
-                <w:rFonts w:ascii="맑은 고딕" w:hAnsi="맑은 고딕"/>
-                <w:b w:val="0"/>
-                <w:i w:val="0"/>
-                <w:sz w:val="18"/>
-              </w:rPr>
-              <w:t>각재 피치 (2P 오프셋 기준)</w:t>
-            </w:r>
-          </w:p>
-        </w:tc>
-        <w:tc>
-          <w:tcPr>
-            <w:tcW w:type="dxa" w:w="2268"/>
-            <w:shd w:val="clear" w:color="auto" w:fill="FFFFFF"/>
-          </w:tcPr>
-          <w:p>
-            <w:r>
-              <w:rPr>
-                <w:rFonts w:ascii="맑은 고딕" w:hAnsi="맑은 고딕"/>
-                <w:b w:val="0"/>
-                <w:i w:val="0"/>
-                <w:sz w:val="18"/>
-              </w:rPr>
-              <w:t>gypsum_optimizer_v3.py</w:t>
-            </w:r>
-          </w:p>
-        </w:tc>
-      </w:tr>
-      <w:tr>
-        <w:tc>
-          <w:tcPr>
-            <w:tcW w:type="dxa" w:w="1984"/>
-            <w:shd w:val="clear" w:color="auto" w:fill="EBF5FB"/>
-          </w:tcPr>
-          <w:p>
-            <w:r>
-              <w:rPr>
-                <w:rFonts w:ascii="맑은 고딕" w:hAnsi="맑은 고딕"/>
-                <w:b w:val="0"/>
-                <w:i w:val="0"/>
-                <w:sz w:val="18"/>
-              </w:rPr>
-              <w:t>MIN_REUSE_W</w:t>
-            </w:r>
-          </w:p>
-        </w:tc>
-        <w:tc>
-          <w:tcPr>
-            <w:tcW w:type="dxa" w:w="1417"/>
-            <w:shd w:val="clear" w:color="auto" w:fill="EBF5FB"/>
-          </w:tcPr>
-          <w:p>
-            <w:r>
-              <w:rPr>
-                <w:rFonts w:ascii="맑은 고딕" w:hAnsi="맑은 고딕"/>
-                <w:b w:val="0"/>
-                <w:i w:val="0"/>
-                <w:sz w:val="18"/>
-              </w:rPr>
-              <w:t>300 mm</w:t>
-            </w:r>
-          </w:p>
-        </w:tc>
-        <w:tc>
-          <w:tcPr>
-            <w:tcW w:type="dxa" w:w="3118"/>
-            <w:shd w:val="clear" w:color="auto" w:fill="EBF5FB"/>
-          </w:tcPr>
-          <w:p>
-            <w:r>
-              <w:rPr>
-                <w:rFonts w:ascii="맑은 고딕" w:hAnsi="맑은 고딕"/>
-                <w:b w:val="0"/>
-                <w:i w:val="0"/>
-                <w:sz w:val="18"/>
-              </w:rPr>
-              <w:t>재사용 최소 폭 (M3 기준)</w:t>
-            </w:r>
-          </w:p>
-        </w:tc>
-        <w:tc>
-          <w:tcPr>
-            <w:tcW w:type="dxa" w:w="2268"/>
-            <w:shd w:val="clear" w:color="auto" w:fill="EBF5FB"/>
-          </w:tcPr>
-          <w:p>
-            <w:r>
-              <w:rPr>
-                <w:rFonts w:ascii="맑은 고딕" w:hAnsi="맑은 고딕"/>
-                <w:b w:val="0"/>
-                <w:i w:val="0"/>
-                <w:sz w:val="18"/>
-              </w:rPr>
-              <w:t>gypsum_optimizer_v3.py</w:t>
-            </w:r>
-          </w:p>
-        </w:tc>
-      </w:tr>
-      <w:tr>
-        <w:tc>
-          <w:tcPr>
-            <w:tcW w:type="dxa" w:w="1984"/>
-            <w:shd w:val="clear" w:color="auto" w:fill="FFFFFF"/>
-          </w:tcPr>
-          <w:p>
-            <w:r>
-              <w:rPr>
-                <w:rFonts w:ascii="맑은 고딕" w:hAnsi="맑은 고딕"/>
-                <w:b w:val="0"/>
-                <w:i w:val="0"/>
-                <w:sz w:val="18"/>
-              </w:rPr>
-              <w:t>MIN_REUSE_H</w:t>
-            </w:r>
-          </w:p>
-        </w:tc>
-        <w:tc>
-          <w:tcPr>
-            <w:tcW w:type="dxa" w:w="1417"/>
-            <w:shd w:val="clear" w:color="auto" w:fill="FFFFFF"/>
-          </w:tcPr>
-          <w:p>
-            <w:r>
-              <w:rPr>
-                <w:rFonts w:ascii="맑은 고딕" w:hAnsi="맑은 고딕"/>
-                <w:b w:val="0"/>
-                <w:i w:val="0"/>
-                <w:sz w:val="18"/>
-              </w:rPr>
-              <w:t>450 mm</w:t>
-            </w:r>
-          </w:p>
-        </w:tc>
-        <w:tc>
-          <w:tcPr>
-            <w:tcW w:type="dxa" w:w="3118"/>
-            <w:shd w:val="clear" w:color="auto" w:fill="FFFFFF"/>
-          </w:tcPr>
-          <w:p>
-            <w:r>
-              <w:rPr>
-                <w:rFonts w:ascii="맑은 고딕" w:hAnsi="맑은 고딕"/>
-                <w:b w:val="0"/>
-                <w:i w:val="0"/>
-                <w:sz w:val="18"/>
-              </w:rPr>
-              <w:t>재사용 최소 높이 (M3 기준)</w:t>
-            </w:r>
-          </w:p>
-        </w:tc>
-        <w:tc>
-          <w:tcPr>
-            <w:tcW w:type="dxa" w:w="2268"/>
-            <w:shd w:val="clear" w:color="auto" w:fill="FFFFFF"/>
-          </w:tcPr>
-          <w:p>
-            <w:r>
-              <w:rPr>
-                <w:rFonts w:ascii="맑은 고딕" w:hAnsi="맑은 고딕"/>
-                <w:b w:val="0"/>
-                <w:i w:val="0"/>
-                <w:sz w:val="18"/>
-              </w:rPr>
-              <w:t>gypsum_optimizer_v3.py</w:t>
-            </w:r>
-          </w:p>
-        </w:tc>
-      </w:tr>
-      <w:tr>
-        <w:tc>
-          <w:tcPr>
-            <w:tcW w:type="dxa" w:w="1984"/>
-            <w:shd w:val="clear" w:color="auto" w:fill="EBF5FB"/>
-          </w:tcPr>
-          <w:p>
-            <w:r>
-              <w:rPr>
-                <w:rFonts w:ascii="맑은 고딕" w:hAnsi="맑은 고딕"/>
-                <w:b w:val="0"/>
-                <w:i w:val="0"/>
-                <w:sz w:val="18"/>
-              </w:rPr>
-              <w:t>IS_2P</w:t>
-            </w:r>
-          </w:p>
-        </w:tc>
-        <w:tc>
-          <w:tcPr>
-            <w:tcW w:type="dxa" w:w="1417"/>
-            <w:shd w:val="clear" w:color="auto" w:fill="EBF5FB"/>
-          </w:tcPr>
-          <w:p>
-            <w:r>
-              <w:rPr>
-                <w:rFonts w:ascii="맑은 고딕" w:hAnsi="맑은 고딕"/>
-                <w:b w:val="0"/>
-                <w:i w:val="0"/>
-                <w:sz w:val="18"/>
-              </w:rPr>
-              <w:t>False (기본)</w:t>
-            </w:r>
-          </w:p>
-        </w:tc>
-        <w:tc>
-          <w:tcPr>
-            <w:tcW w:type="dxa" w:w="3118"/>
-            <w:shd w:val="clear" w:color="auto" w:fill="EBF5FB"/>
-          </w:tcPr>
-          <w:p>
-            <w:r>
-              <w:rPr>
-                <w:rFonts w:ascii="맑은 고딕" w:hAnsi="맑은 고딕"/>
-                <w:b w:val="0"/>
-                <w:i w:val="0"/>
-                <w:sz w:val="18"/>
-              </w:rPr>
-              <w:t>2겹(2P) 공법 여부</w:t>
-            </w:r>
-          </w:p>
-        </w:tc>
-        <w:tc>
-          <w:tcPr>
-            <w:tcW w:type="dxa" w:w="2268"/>
-            <w:shd w:val="clear" w:color="auto" w:fill="EBF5FB"/>
-          </w:tcPr>
-          <w:p>
-            <w:r>
-              <w:rPr>
-                <w:rFonts w:ascii="맑은 고딕" w:hAnsi="맑은 고딕"/>
-                <w:b w:val="0"/>
-                <w:i w:val="0"/>
-                <w:sz w:val="18"/>
-              </w:rPr>
-              <w:t>gypsum_optimizer_v3.py</w:t>
-            </w:r>
-          </w:p>
-        </w:tc>
-      </w:tr>
-      <w:tr>
-        <w:tc>
-          <w:tcPr>
-            <w:tcW w:type="dxa" w:w="1984"/>
-            <w:shd w:val="clear" w:color="auto" w:fill="FFFFFF"/>
-          </w:tcPr>
-          <w:p>
-            <w:r>
-              <w:rPr>
-                <w:rFonts w:ascii="맑은 고딕" w:hAnsi="맑은 고딕"/>
-                <w:b w:val="0"/>
-                <w:i w:val="0"/>
-                <w:sz w:val="18"/>
-              </w:rPr>
-              <w:t>FLOOR_GAP</w:t>
-            </w:r>
-          </w:p>
-        </w:tc>
-        <w:tc>
-          <w:tcPr>
-            <w:tcW w:type="dxa" w:w="1417"/>
-            <w:shd w:val="clear" w:color="auto" w:fill="FFFFFF"/>
-          </w:tcPr>
-          <w:p>
-            <w:r>
-              <w:rPr>
-                <w:rFonts w:ascii="맑은 고딕" w:hAnsi="맑은 고딕"/>
-                <w:b w:val="0"/>
-                <w:i w:val="0"/>
-                <w:sz w:val="18"/>
-              </w:rPr>
-              <w:t>5 mm</w:t>
-            </w:r>
-          </w:p>
-        </w:tc>
-        <w:tc>
-          <w:tcPr>
-            <w:tcW w:type="dxa" w:w="3118"/>
-            <w:shd w:val="clear" w:color="auto" w:fill="FFFFFF"/>
-          </w:tcPr>
-          <w:p>
-            <w:r>
-              <w:rPr>
-                <w:rFonts w:ascii="맑은 고딕" w:hAnsi="맑은 고딕"/>
-                <w:b w:val="0"/>
-                <w:i w:val="0"/>
-                <w:sz w:val="18"/>
-              </w:rPr>
-              <w:t>바닥 이격 거리</w:t>
-            </w:r>
-          </w:p>
-        </w:tc>
-        <w:tc>
-          <w:tcPr>
-            <w:tcW w:type="dxa" w:w="2268"/>
-            <w:shd w:val="clear" w:color="auto" w:fill="FFFFFF"/>
-          </w:tcPr>
-          <w:p>
-            <w:r>
-              <w:rPr>
-                <w:rFonts w:ascii="맑은 고딕" w:hAnsi="맑은 고딕"/>
-                <w:b w:val="0"/>
-                <w:i w:val="0"/>
-                <w:sz w:val="18"/>
-              </w:rPr>
-              <w:t>simulator_ui.html</w:t>
-            </w:r>
-          </w:p>
-        </w:tc>
-      </w:tr>
-      <w:tr>
-        <w:tc>
-          <w:tcPr>
-            <w:tcW w:type="dxa" w:w="1984"/>
-            <w:shd w:val="clear" w:color="auto" w:fill="EBF5FB"/>
-          </w:tcPr>
-          <w:p>
-            <w:r>
-              <w:rPr>
-                <w:rFonts w:ascii="맑은 고딕" w:hAnsi="맑은 고딕"/>
-                <w:b w:val="0"/>
-                <w:i w:val="0"/>
-                <w:sz w:val="18"/>
-              </w:rPr>
-              <w:t>MARKUP</w:t>
-            </w:r>
-          </w:p>
-        </w:tc>
-        <w:tc>
-          <w:tcPr>
-            <w:tcW w:type="dxa" w:w="1417"/>
-            <w:shd w:val="clear" w:color="auto" w:fill="EBF5FB"/>
-          </w:tcPr>
-          <w:p>
-            <w:r>
-              <w:rPr>
-                <w:rFonts w:ascii="맑은 고딕" w:hAnsi="맑은 고딕"/>
-                <w:b w:val="0"/>
-                <w:i w:val="0"/>
-                <w:sz w:val="18"/>
-              </w:rPr>
-              <w:t>7%</w:t>
-            </w:r>
-          </w:p>
-        </w:tc>
-        <w:tc>
-          <w:tcPr>
-            <w:tcW w:type="dxa" w:w="3118"/>
-            <w:shd w:val="clear" w:color="auto" w:fill="EBF5FB"/>
-          </w:tcPr>
-          <w:p>
-            <w:r>
-              <w:rPr>
-                <w:rFonts w:ascii="맑은 고딕" w:hAnsi="맑은 고딕"/>
-                <w:b w:val="0"/>
-                <w:i w:val="0"/>
-                <w:sz w:val="18"/>
-              </w:rPr>
-              <w:t>발주 할증률</w:t>
-            </w:r>
-          </w:p>
-        </w:tc>
-        <w:tc>
-          <w:tcPr>
-            <w:tcW w:type="dxa" w:w="2268"/>
-            <w:shd w:val="clear" w:color="auto" w:fill="EBF5FB"/>
-          </w:tcPr>
-          <w:p>
-            <w:r>
-              <w:rPr>
-                <w:rFonts w:ascii="맑은 고딕" w:hAnsi="맑은 고딕"/>
-                <w:b w:val="0"/>
-                <w:i w:val="0"/>
-                <w:sz w:val="18"/>
-              </w:rPr>
-              <w:t>simulator_ui.html</w:t>
-            </w:r>
-          </w:p>
-        </w:tc>
-      </w:tr>
-    </w:tbl>
-    <w:p/>
-    <w:p>
-      <w:pPr>
-        <w:pStyle w:val="Heading1"/>
-      </w:pPr>
-      <w:r>
-        <w:rPr>
-          <w:rFonts w:ascii="맑은 고딕" w:hAnsi="맑은 고딕"/>
-          <w:b/>
-          <w:color w:val="555555"/>
-          <w:sz w:val="28"/>
-        </w:rPr>
-        <w:t>부록 B. 버전 이력</w:t>
-      </w:r>
-    </w:p>
-    <w:tbl>
-      <w:tblPr>
-        <w:tblStyle w:val="TableGrid"/>
-        <w:tblW w:type="auto" w:w="0"/>
-        <w:jc w:val="left"/>
-        <w:tblLook w:firstColumn="1" w:firstRow="1" w:lastColumn="0" w:lastRow="0" w:noHBand="0" w:noVBand="1" w:val="04A0"/>
-      </w:tblPr>
-      <w:tblGrid>
-        <w:gridCol w:w="3135"/>
-        <w:gridCol w:w="3135"/>
-        <w:gridCol w:w="3135"/>
-      </w:tblGrid>
-      <w:tr>
-        <w:tc>
-          <w:tcPr>
-            <w:tcW w:type="dxa" w:w="850"/>
-            <w:shd w:val="clear" w:color="auto" w:fill="1B3A5C"/>
-          </w:tcPr>
-          <w:p>
-            <w:pPr>
-              <w:jc w:val="center"/>
-            </w:pPr>
-            <w:r>
-              <w:rPr>
-                <w:rFonts w:ascii="맑은 고딕" w:hAnsi="맑은 고딕"/>
-                <w:b/>
-                <w:i w:val="0"/>
-                <w:color w:val="FFFFFF"/>
-                <w:sz w:val="18"/>
-              </w:rPr>
-              <w:t>버전</w:t>
-            </w:r>
-          </w:p>
-        </w:tc>
-        <w:tc>
-          <w:tcPr>
-            <w:tcW w:type="dxa" w:w="1417"/>
-            <w:shd w:val="clear" w:color="auto" w:fill="1B3A5C"/>
-          </w:tcPr>
-          <w:p>
-            <w:pPr>
-              <w:jc w:val="center"/>
-            </w:pPr>
-            <w:r>
-              <w:rPr>
-                <w:rFonts w:ascii="맑은 고딕" w:hAnsi="맑은 고딕"/>
-                <w:b/>
-                <w:i w:val="0"/>
-                <w:color w:val="FFFFFF"/>
-                <w:sz w:val="18"/>
-              </w:rPr>
-              <w:t>날짜</w:t>
-            </w:r>
-          </w:p>
-        </w:tc>
-        <w:tc>
-          <w:tcPr>
-            <w:tcW w:type="dxa" w:w="6520"/>
-            <w:shd w:val="clear" w:color="auto" w:fill="1B3A5C"/>
-          </w:tcPr>
-          <w:p>
-            <w:pPr>
-              <w:jc w:val="center"/>
-            </w:pPr>
-            <w:r>
-              <w:rPr>
-                <w:rFonts w:ascii="맑은 고딕" w:hAnsi="맑은 고딕"/>
-                <w:b/>
-                <w:i w:val="0"/>
-                <w:color w:val="FFFFFF"/>
-                <w:sz w:val="18"/>
-              </w:rPr>
-              <w:t>주요 변경사항</w:t>
-            </w:r>
-          </w:p>
-        </w:tc>
-      </w:tr>
-      <w:tr>
-        <w:tc>
-          <w:tcPr>
-            <w:tcW w:type="dxa" w:w="850"/>
-            <w:shd w:val="clear" w:color="auto" w:fill="FFFFFF"/>
-          </w:tcPr>
-          <w:p>
-            <w:r>
-              <w:rPr>
-                <w:rFonts w:ascii="맑은 고딕" w:hAnsi="맑은 고딕"/>
-                <w:b w:val="0"/>
-                <w:i w:val="0"/>
-                <w:sz w:val="18"/>
-              </w:rPr>
-              <w:t>v1.0</w:t>
-            </w:r>
-          </w:p>
-        </w:tc>
-        <w:tc>
-          <w:tcPr>
-            <w:tcW w:type="dxa" w:w="1417"/>
-            <w:shd w:val="clear" w:color="auto" w:fill="FFFFFF"/>
-          </w:tcPr>
-          <w:p>
-            <w:r>
-              <w:rPr>
-                <w:rFonts w:ascii="맑은 고딕" w:hAnsi="맑은 고딕"/>
-                <w:b w:val="0"/>
-                <w:i w:val="0"/>
-                <w:sz w:val="18"/>
-              </w:rPr>
-              <w:t>2026-06 초</w:t>
-            </w:r>
-          </w:p>
-        </w:tc>
-        <w:tc>
-          <w:tcPr>
-            <w:tcW w:type="dxa" w:w="6520"/>
-            <w:shd w:val="clear" w:color="auto" w:fill="FFFFFF"/>
-          </w:tcPr>
-          <w:p>
-            <w:r>
-              <w:rPr>
-                <w:rFonts w:ascii="맑은 고딕" w:hAnsi="맑은 고딕"/>
-                <w:b w:val="0"/>
-                <w:i w:val="0"/>
-                <w:sz w:val="18"/>
-              </w:rPr>
-              <w:t>기본 IFC 검증 + 석고보드 최적화 (LTR)</w:t>
-            </w:r>
-          </w:p>
-        </w:tc>
-      </w:tr>
-      <w:tr>
-        <w:tc>
-          <w:tcPr>
-            <w:tcW w:type="dxa" w:w="850"/>
-            <w:shd w:val="clear" w:color="auto" w:fill="EBF5FB"/>
-          </w:tcPr>
-          <w:p>
-            <w:r>
-              <w:rPr>
-                <w:rFonts w:ascii="맑은 고딕" w:hAnsi="맑은 고딕"/>
-                <w:b w:val="0"/>
-                <w:i w:val="0"/>
-                <w:sz w:val="18"/>
-              </w:rPr>
-              <w:t>v2.0</w:t>
-            </w:r>
-          </w:p>
-        </w:tc>
-        <w:tc>
-          <w:tcPr>
-            <w:tcW w:type="dxa" w:w="1417"/>
-            <w:shd w:val="clear" w:color="auto" w:fill="EBF5FB"/>
-          </w:tcPr>
-          <w:p>
-            <w:r>
-              <w:rPr>
-                <w:rFonts w:ascii="맑은 고딕" w:hAnsi="맑은 고딕"/>
-                <w:b w:val="0"/>
-                <w:i w:val="0"/>
-                <w:sz w:val="18"/>
-              </w:rPr>
-              <w:t>2026-06-15</w:t>
-            </w:r>
-          </w:p>
-        </w:tc>
-        <w:tc>
-          <w:tcPr>
-            <w:tcW w:type="dxa" w:w="6520"/>
-            <w:shd w:val="clear" w:color="auto" w:fill="EBF5FB"/>
-          </w:tcPr>
-          <w:p>
-            <w:r>
-              <w:rPr>
-                <w:rFonts w:ascii="맑은 고딕" w:hAnsi="맑은 고딕"/>
-                <w:b w:val="0"/>
-                <w:i w:val="0"/>
-                <w:sz w:val="18"/>
-              </w:rPr>
-              <w:t>M3 시공방식 반영: RTL 배치, 개구부 SYM, ReusePool</w:t>
-            </w:r>
-          </w:p>
-        </w:tc>
-      </w:tr>
-      <w:tr>
-        <w:tc>
-          <w:tcPr>
-            <w:tcW w:type="dxa" w:w="850"/>
-            <w:shd w:val="clear" w:color="auto" w:fill="FFFFFF"/>
-          </w:tcPr>
-          <w:p>
-            <w:r>
-              <w:rPr>
-                <w:rFonts w:ascii="맑은 고딕" w:hAnsi="맑은 고딕"/>
-                <w:b w:val="0"/>
-                <w:i w:val="0"/>
-                <w:sz w:val="18"/>
-              </w:rPr>
-              <w:t>v2.5</w:t>
-            </w:r>
-          </w:p>
-        </w:tc>
-        <w:tc>
-          <w:tcPr>
-            <w:tcW w:type="dxa" w:w="1417"/>
-            <w:shd w:val="clear" w:color="auto" w:fill="FFFFFF"/>
-          </w:tcPr>
-          <w:p>
-            <w:r>
-              <w:rPr>
-                <w:rFonts w:ascii="맑은 고딕" w:hAnsi="맑은 고딕"/>
-                <w:b w:val="0"/>
-                <w:i w:val="0"/>
-                <w:sz w:val="18"/>
-              </w:rPr>
-              <w:t>2026-06-16</w:t>
-            </w:r>
-          </w:p>
-        </w:tc>
-        <w:tc>
-          <w:tcPr>
-            <w:tcW w:type="dxa" w:w="6520"/>
-            <w:shd w:val="clear" w:color="auto" w:fill="FFFFFF"/>
-          </w:tcPr>
-          <w:p>
-            <w:r>
-              <w:rPr>
-                <w:rFonts w:ascii="맑은 고딕" w:hAnsi="맑은 고딕"/>
-                <w:b w:val="0"/>
-                <w:i w:val="0"/>
-                <w:sz w:val="18"/>
-              </w:rPr>
-              <w:t>승훈 시뮬레이터 UI 통합 (데이터 주입, Method A)</w:t>
-            </w:r>
-          </w:p>
-        </w:tc>
-      </w:tr>
-      <w:tr>
-        <w:tc>
-          <w:tcPr>
-            <w:tcW w:type="dxa" w:w="850"/>
-            <w:shd w:val="clear" w:color="auto" w:fill="EBF5FB"/>
-          </w:tcPr>
-          <w:p>
-            <w:r>
-              <w:rPr>
-                <w:rFonts w:ascii="맑은 고딕" w:hAnsi="맑은 고딕"/>
-                <w:b w:val="0"/>
-                <w:i w:val="0"/>
-                <w:sz w:val="18"/>
-              </w:rPr>
-              <w:t>v3.0</w:t>
-            </w:r>
-          </w:p>
-        </w:tc>
-        <w:tc>
-          <w:tcPr>
-            <w:tcW w:type="dxa" w:w="1417"/>
-            <w:shd w:val="clear" w:color="auto" w:fill="EBF5FB"/>
-          </w:tcPr>
-          <w:p>
-            <w:r>
-              <w:rPr>
-                <w:rFonts w:ascii="맑은 고딕" w:hAnsi="맑은 고딕"/>
-                <w:b w:val="0"/>
-                <w:i w:val="0"/>
-                <w:sz w:val="18"/>
-              </w:rPr>
-              <w:t>2026-06-17</w:t>
-            </w:r>
-          </w:p>
-        </w:tc>
-        <w:tc>
-          <w:tcPr>
-            <w:tcW w:type="dxa" w:w="6520"/>
-            <w:shd w:val="clear" w:color="auto" w:fill="EBF5FB"/>
-          </w:tcPr>
-          <w:p>
-            <w:r>
-              <w:rPr>
-                <w:rFonts w:ascii="맑은 고딕" w:hAnsi="맑은 고딕"/>
-                <w:b w:val="0"/>
-                <w:i w:val="0"/>
-                <w:sz w:val="18"/>
-              </w:rPr>
-              <w:t>Python RTL+ReusePool 결과를 시뮬레이터에 직접 반영</w:t>
-              <w:br/>
-              <w:t>재사용 셀(🔵) 시각화, PRECOMPUTED 주입, run() 오버라이드</w:t>
-            </w:r>
-          </w:p>
-        </w:tc>
-      </w:tr>
-    </w:tbl>
     <w:sectPr>
       <w:pgSz w:w="12240" w:h="15840"/>
-      <w:pgMar w:top="1134" w:right="1417" w:bottom="1134" w:left="1417" w:header="720" w:footer="720" w:gutter="0"/>
+      <w:pgMar w:top="1417" w:right="1417" w:bottom="1417" w:left="1701" w:header="720" w:footer="720" w:gutter="0"/>
       <w:cols w:space="720"/>
       <w:docGrid w:linePitch="360"/>
     </w:sectPr>

--- a/docs/IFC최적화_최종시스템_설명서.docx
+++ b/docs/IFC최적화_최종시스템_설명서.docx
@@ -37,7 +37,7 @@
           <w:color w:val="777777"/>
           <w:sz w:val="18"/>
         </w:rPr>
-        <w:t>작성일: 2026년 06월 18일    버전: v3.1    인천대학교 건축환경연구실</w:t>
+        <w:t>작성일: 2026년 06월 23일    버전: v3.2    인천대학교 건축환경연구실</w:t>
       </w:r>
     </w:p>
     <w:p/>
@@ -1525,7 +1525,7 @@
               <w:rPr>
                 <w:sz w:val="18"/>
               </w:rPr>
-              <w:t>스텝 0 — 초기화</w:t>
+              <w:t>스텝 0 — 입력 (벽 윤곽선)</w:t>
             </w:r>
           </w:p>
         </w:tc>
@@ -1539,7 +1539,7 @@
               <w:rPr>
                 <w:sz w:val="18"/>
               </w:rPr>
-              <w:t>빈 벽면 표시</w:t>
+              <w:t>빈 벽면 윤곽선 + 개구부 기준선 표시</w:t>
             </w:r>
           </w:p>
         </w:tc>
@@ -1555,7 +1555,7 @@
               <w:rPr>
                 <w:sz w:val="18"/>
               </w:rPr>
-              <w:t>스텝 1 — 온장</w:t>
+              <w:t>스텝 1 — 그리드 설정</w:t>
             </w:r>
           </w:p>
         </w:tc>
@@ -1569,7 +1569,7 @@
               <w:rPr>
                 <w:sz w:val="18"/>
               </w:rPr>
-              <w:t>전체 보드를 배치한 상태 (실제 설치 전)</w:t>
+              <w:t>각재·보드 이음새 그리드 선 표시</w:t>
             </w:r>
           </w:p>
         </w:tc>
@@ -1585,7 +1585,7 @@
               <w:rPr>
                 <w:sz w:val="18"/>
               </w:rPr>
-              <w:t>스텝 2 — 온장 확정</w:t>
+              <w:t>스텝 2 — 온장 배치</w:t>
             </w:r>
           </w:p>
         </w:tc>
@@ -1599,7 +1599,7 @@
               <w:rPr>
                 <w:sz w:val="18"/>
               </w:rPr>
-              <w:t>실제로 온장 보드 배치</w:t>
+              <w:t>온장(규격 그대로) 보드만 표시</w:t>
             </w:r>
           </w:p>
         </w:tc>

--- a/docs/IFC최적화_최종시스템_설명서.docx
+++ b/docs/IFC최적화_최종시스템_설명서.docx
@@ -1,5 +1,70 @@
 
-<file path=word/document.xml><?xml version="1.0" encoding="utf-8"?>
+<file path=customXml\item1.xml><?xml version="1.0" encoding="utf-8"?>
+<b:Sources xmlns:b="http://schemas.openxmlformats.org/officeDocument/2006/bibliography" xmlns="http://schemas.openxmlformats.org/officeDocument/2006/bibliography" SelectedStyle="/APA.XSL" StyleName="APA"/>
+</file>
+
+<file path=customXml\itemProps1.xml><?xml version="1.0" encoding="utf-8"?>
+<ds:datastoreItem xmlns:ds="http://schemas.openxmlformats.org/officeDocument/2006/customXml" ds:itemID="{EF278816-EC6F-A645-907D-7F25AECB1D4A}">
+  <ds:schemaRefs>
+    <ds:schemaRef ds:uri="http://schemas.openxmlformats.org/officeDocument/2006/bibliography"/>
+  </ds:schemaRefs>
+</ds:datastoreItem>
+</file>
+
+<file path=docProps\app.xml><?xml version="1.0" encoding="utf-8"?>
+<Properties xmlns="http://schemas.openxmlformats.org/officeDocument/2006/extended-properties" xmlns:vt="http://schemas.openxmlformats.org/officeDocument/2006/docPropsVTypes">
+  <Template>Normal.dotm</Template>
+  <TotalTime>0</TotalTime>
+  <Pages>1</Pages>
+  <Words>0</Words>
+  <Characters>0</Characters>
+  <Application>Microsoft Macintosh Word</Application>
+  <DocSecurity>0</DocSecurity>
+  <Lines>0</Lines>
+  <Paragraphs>0</Paragraphs>
+  <ScaleCrop>false</ScaleCrop>
+  <HeadingPairs>
+    <vt:vector size="2" baseType="variant">
+      <vt:variant>
+        <vt:lpstr>Title</vt:lpstr>
+      </vt:variant>
+      <vt:variant>
+        <vt:i4>1</vt:i4>
+      </vt:variant>
+    </vt:vector>
+  </HeadingPairs>
+  <TitlesOfParts>
+    <vt:vector size="1" baseType="lpstr">
+      <vt:lpstr/>
+    </vt:vector>
+  </TitlesOfParts>
+  <Manager/>
+  <Company/>
+  <LinksUpToDate>false</LinksUpToDate>
+  <CharactersWithSpaces>0</CharactersWithSpaces>
+  <SharedDoc>false</SharedDoc>
+  <HyperlinkBase/>
+  <HyperlinksChanged>false</HyperlinksChanged>
+  <AppVersion>14.0000</AppVersion>
+</Properties>
+</file>
+
+<file path=docProps\core.xml><?xml version="1.0" encoding="utf-8"?>
+<cp:coreProperties xmlns:cp="http://schemas.openxmlformats.org/package/2006/metadata/core-properties" xmlns:dc="http://purl.org/dc/elements/1.1/" xmlns:dcterms="http://purl.org/dc/terms/" xmlns:dcmitype="http://purl.org/dc/dcmitype/" xmlns:xsi="http://www.w3.org/2001/XMLSchema-instance">
+  <dc:title/>
+  <dc:subject/>
+  <dc:creator>python-docx</dc:creator>
+  <cp:keywords/>
+  <dc:description>generated by python-docx</dc:description>
+  <cp:lastModifiedBy/>
+  <cp:revision>1</cp:revision>
+  <dcterms:created xsi:type="dcterms:W3CDTF">2013-12-23T23:15:00Z</dcterms:created>
+  <dcterms:modified xsi:type="dcterms:W3CDTF">2013-12-23T23:15:00Z</dcterms:modified>
+  <cp:category/>
+</cp:coreProperties>
+</file>
+
+<file path=word\document.xml><?xml version="1.0" encoding="utf-8"?>
 <w:document xmlns:wpc="http://schemas.microsoft.com/office/word/2010/wordprocessingCanvas" xmlns:mo="http://schemas.microsoft.com/office/mac/office/2008/main" xmlns:mc="http://schemas.openxmlformats.org/markup-compatibility/2006" xmlns:mv="urn:schemas-microsoft-com:mac:vml" xmlns:o="urn:schemas-microsoft-com:office:office" xmlns:r="http://schemas.openxmlformats.org/officeDocument/2006/relationships" xmlns:m="http://schemas.openxmlformats.org/officeDocument/2006/math" xmlns:v="urn:schemas-microsoft-com:vml" xmlns:wp14="http://schemas.microsoft.com/office/word/2010/wordprocessingDrawing" xmlns:wp="http://schemas.openxmlformats.org/drawingml/2006/wordprocessingDrawing" xmlns:w10="urn:schemas-microsoft-com:office:word" xmlns:w="http://schemas.openxmlformats.org/wordprocessingml/2006/main" xmlns:w14="http://schemas.microsoft.com/office/word/2010/wordml" xmlns:wpg="http://schemas.microsoft.com/office/word/2010/wordprocessingGroup" xmlns:wpi="http://schemas.microsoft.com/office/word/2010/wordprocessingInk" xmlns:wne="http://schemas.microsoft.com/office/word/2006/wordml" xmlns:wps="http://schemas.microsoft.com/office/word/2010/wordprocessingShape" mc:Ignorable="w14 wp14">
   <w:body>
     <w:p/>
@@ -37,7 +102,7 @@
           <w:color w:val="777777"/>
           <w:sz w:val="18"/>
         </w:rPr>
-        <w:t>작성일: 2026년 06월 23일    버전: v3.2    인천대학교 건축환경연구실</w:t>
+        <w:t>작성일: 2026년 06월 25일    버전: v5.0    인천대학교 건축환경연구실</w:t>
       </w:r>
     </w:p>
     <w:p/>
@@ -202,7 +267,7 @@
               <w:rPr>
                 <w:sz w:val="18"/>
               </w:rPr>
-              <w:t>자재 옵션 선택</w:t>
+              <w:t>자투리 재사용 선택</w:t>
             </w:r>
           </w:p>
         </w:tc>
@@ -216,7 +281,7 @@
               <w:rPr>
                 <w:sz w:val="18"/>
               </w:rPr>
-              <w:t>석고보드 / 합판 중 자재 선택, 1P(단겹) / 2P(이중) 공법 선택.</w:t>
+              <w:t>자투리 보드 재사용 여부 선택 (활성 권장). 자재(석고보드/합판)·공법(1P/2P)은 시뮬레이터 HTML에서 언제든 전환 가능.</w:t>
             </w:r>
           </w:p>
         </w:tc>
@@ -445,7 +510,7 @@
               <w:rPr>
                 <w:sz w:val="18"/>
               </w:rPr>
-              <w:t>프로젝트_최적화결과.html</w:t>
+              <w:t>프로젝트_석고보드_2P최적화결과.html</w:t>
             </w:r>
           </w:p>
         </w:tc>
@@ -459,7 +524,7 @@
               <w:rPr>
                 <w:sz w:val="18"/>
               </w:rPr>
-              <w:t>벽별 석고보드 배치도 + 자재 수량 집계</w:t>
+              <w:t>배치도 + 자재 집계 (기본: 석고보드 2P)</w:t>
             </w:r>
           </w:p>
         </w:tc>
@@ -1189,7 +1254,7 @@
         <w:ind w:left="283"/>
       </w:pPr>
       <w:r>
-        <w:t>▶ 실행 버튼을 누르면 Python RTL 최적화 결과가 캔버스에 표시됩니다.</w:t>
+        <w:t>▶ 상단 버튼으로 자재·공법 4조합(석고보드1P/2P·합판1P/2P)을 실시간 전환할 수 있습니다. 최적화 결과는 페이지 로드 시 이미 계산되어 내장되어 있습니다.</w:t>
       </w:r>
     </w:p>
     <w:p>
@@ -1270,7 +1335,227 @@
         <w:tc>
           <w:tcPr>
             <w:tcW w:type="dxa" w:w="3041"/>
+            <w:shd w:val="clear" w:color="auto" w:fill="DBEAFE"/>
+          </w:tcPr>
+          <w:p>
+            <w:r>
+              <w:rPr>
+                <w:sz w:val="18"/>
+              </w:rPr>
+              <w:t>진파랑</w:t>
+            </w:r>
+          </w:p>
+        </w:tc>
+        <w:tc>
+          <w:tcPr>
+            <w:tcW w:type="dxa" w:w="3041"/>
             <w:shd w:val="clear" w:color="auto" w:fill="FFFFFF"/>
+          </w:tcPr>
+          <w:p>
+            <w:r>
+              <w:rPr>
+                <w:sz w:val="18"/>
+              </w:rPr>
+              <w:t>Layer 1 온장 (full_1)</w:t>
+            </w:r>
+          </w:p>
+        </w:tc>
+        <w:tc>
+          <w:tcPr>
+            <w:tcW w:type="dxa" w:w="3041"/>
+            <w:shd w:val="clear" w:color="auto" w:fill="FFFFFF"/>
+          </w:tcPr>
+          <w:p>
+            <w:r>
+              <w:rPr>
+                <w:sz w:val="18"/>
+              </w:rPr>
+              <w:t>규격 그대로 부착 (석고보드 900×1800 / 합판 1220×2440)</w:t>
+            </w:r>
+          </w:p>
+        </w:tc>
+      </w:tr>
+      <w:tr>
+        <w:tc>
+          <w:tcPr>
+            <w:tcW w:type="dxa" w:w="3041"/>
+            <w:shd w:val="clear" w:color="auto" w:fill="FED7AA"/>
+          </w:tcPr>
+          <w:p>
+            <w:r>
+              <w:rPr>
+                <w:sz w:val="18"/>
+              </w:rPr>
+              <w:t>진주황</w:t>
+            </w:r>
+          </w:p>
+        </w:tc>
+        <w:tc>
+          <w:tcPr>
+            <w:tcW w:type="dxa" w:w="3041"/>
+            <w:shd w:val="clear" w:color="auto" w:fill="F5F5F5"/>
+          </w:tcPr>
+          <w:p>
+            <w:r>
+              <w:rPr>
+                <w:sz w:val="18"/>
+              </w:rPr>
+              <w:t>Layer 2 온장 (full_2)</w:t>
+            </w:r>
+          </w:p>
+        </w:tc>
+        <w:tc>
+          <w:tcPr>
+            <w:tcW w:type="dxa" w:w="3041"/>
+            <w:shd w:val="clear" w:color="auto" w:fill="F5F5F5"/>
+          </w:tcPr>
+          <w:p>
+            <w:r>
+              <w:rPr>
+                <w:sz w:val="18"/>
+              </w:rPr>
+              <w:t>2P 공법 두 번째 레이어 온장 보드</w:t>
+            </w:r>
+          </w:p>
+        </w:tc>
+      </w:tr>
+      <w:tr>
+        <w:tc>
+          <w:tcPr>
+            <w:tcW w:type="dxa" w:w="3041"/>
+            <w:shd w:val="clear" w:color="auto" w:fill="BFDBFE"/>
+          </w:tcPr>
+          <w:p>
+            <w:r>
+              <w:rPr>
+                <w:sz w:val="18"/>
+              </w:rPr>
+              <w:t>연파랑</w:t>
+            </w:r>
+          </w:p>
+        </w:tc>
+        <w:tc>
+          <w:tcPr>
+            <w:tcW w:type="dxa" w:w="3041"/>
+            <w:shd w:val="clear" w:color="auto" w:fill="FFFFFF"/>
+          </w:tcPr>
+          <w:p>
+            <w:r>
+              <w:rPr>
+                <w:sz w:val="18"/>
+              </w:rPr>
+              <w:t>Layer 1 절단 (cut_1)</w:t>
+            </w:r>
+          </w:p>
+        </w:tc>
+        <w:tc>
+          <w:tcPr>
+            <w:tcW w:type="dxa" w:w="3041"/>
+            <w:shd w:val="clear" w:color="auto" w:fill="FFFFFF"/>
+          </w:tcPr>
+          <w:p>
+            <w:r>
+              <w:rPr>
+                <w:sz w:val="18"/>
+              </w:rPr>
+              <w:t>벽 가장자리·개구부에 맞게 직선 절단한 보드</w:t>
+            </w:r>
+          </w:p>
+        </w:tc>
+      </w:tr>
+      <w:tr>
+        <w:tc>
+          <w:tcPr>
+            <w:tcW w:type="dxa" w:w="3041"/>
+            <w:shd w:val="clear" w:color="auto" w:fill="FED7AA"/>
+          </w:tcPr>
+          <w:p>
+            <w:r>
+              <w:rPr>
+                <w:sz w:val="18"/>
+              </w:rPr>
+              <w:t>연주황</w:t>
+            </w:r>
+          </w:p>
+        </w:tc>
+        <w:tc>
+          <w:tcPr>
+            <w:tcW w:type="dxa" w:w="3041"/>
+            <w:shd w:val="clear" w:color="auto" w:fill="F5F5F5"/>
+          </w:tcPr>
+          <w:p>
+            <w:r>
+              <w:rPr>
+                <w:sz w:val="18"/>
+              </w:rPr>
+              <w:t>Layer 2 절단 (cut_2)</w:t>
+            </w:r>
+          </w:p>
+        </w:tc>
+        <w:tc>
+          <w:tcPr>
+            <w:tcW w:type="dxa" w:w="3041"/>
+            <w:shd w:val="clear" w:color="auto" w:fill="F5F5F5"/>
+          </w:tcPr>
+          <w:p>
+            <w:r>
+              <w:rPr>
+                <w:sz w:val="18"/>
+              </w:rPr>
+              <w:t>두 번째 레이어 절단 보드</w:t>
+            </w:r>
+          </w:p>
+        </w:tc>
+      </w:tr>
+      <w:tr>
+        <w:tc>
+          <w:tcPr>
+            <w:tcW w:type="dxa" w:w="3041"/>
+            <w:shd w:val="clear" w:color="auto" w:fill="FEF08A"/>
+          </w:tcPr>
+          <w:p>
+            <w:r>
+              <w:rPr>
+                <w:sz w:val="18"/>
+              </w:rPr>
+              <w:t>노랑</w:t>
+            </w:r>
+          </w:p>
+        </w:tc>
+        <w:tc>
+          <w:tcPr>
+            <w:tcW w:type="dxa" w:w="3041"/>
+            <w:shd w:val="clear" w:color="auto" w:fill="FFFFFF"/>
+          </w:tcPr>
+          <w:p>
+            <w:r>
+              <w:rPr>
+                <w:sz w:val="18"/>
+              </w:rPr>
+              <w:t>개구부 처리 (cut_op)</w:t>
+            </w:r>
+          </w:p>
+        </w:tc>
+        <w:tc>
+          <w:tcPr>
+            <w:tcW w:type="dxa" w:w="3041"/>
+            <w:shd w:val="clear" w:color="auto" w:fill="FFFFFF"/>
+          </w:tcPr>
+          <w:p>
+            <w:r>
+              <w:rPr>
+                <w:sz w:val="18"/>
+              </w:rPr>
+              <w:t>창문 위·아래 구간 보드 (개구부 경계 처리)</w:t>
+            </w:r>
+          </w:p>
+        </w:tc>
+      </w:tr>
+      <w:tr>
+        <w:tc>
+          <w:tcPr>
+            <w:tcW w:type="dxa" w:w="3041"/>
+            <w:shd w:val="clear" w:color="auto" w:fill="BBF7D0"/>
           </w:tcPr>
           <w:p>
             <w:r>
@@ -1284,36 +1569,6 @@
         <w:tc>
           <w:tcPr>
             <w:tcW w:type="dxa" w:w="3041"/>
-            <w:shd w:val="clear" w:color="auto" w:fill="FFFFFF"/>
-          </w:tcPr>
-          <w:p>
-            <w:r>
-              <w:rPr>
-                <w:sz w:val="18"/>
-              </w:rPr>
-              <w:t>온장 (full)</w:t>
-            </w:r>
-          </w:p>
-        </w:tc>
-        <w:tc>
-          <w:tcPr>
-            <w:tcW w:type="dxa" w:w="3041"/>
-            <w:shd w:val="clear" w:color="auto" w:fill="FFFFFF"/>
-          </w:tcPr>
-          <w:p>
-            <w:r>
-              <w:rPr>
-                <w:sz w:val="18"/>
-              </w:rPr>
-              <w:t>900×1800mm 보드를 그대로 부착</w:t>
-            </w:r>
-          </w:p>
-        </w:tc>
-      </w:tr>
-      <w:tr>
-        <w:tc>
-          <w:tcPr>
-            <w:tcW w:type="dxa" w:w="3041"/>
             <w:shd w:val="clear" w:color="auto" w:fill="F5F5F5"/>
           </w:tcPr>
           <w:p>
@@ -1321,109 +1576,7 @@
               <w:rPr>
                 <w:sz w:val="18"/>
               </w:rPr>
-              <w:t>노랑</w:t>
-            </w:r>
-          </w:p>
-        </w:tc>
-        <w:tc>
-          <w:tcPr>
-            <w:tcW w:type="dxa" w:w="3041"/>
-            <w:shd w:val="clear" w:color="auto" w:fill="F5F5F5"/>
-          </w:tcPr>
-          <w:p>
-            <w:r>
-              <w:rPr>
-                <w:sz w:val="18"/>
-              </w:rPr>
-              <w:t>직선절단 (edge_cut)</w:t>
-            </w:r>
-          </w:p>
-        </w:tc>
-        <w:tc>
-          <w:tcPr>
-            <w:tcW w:type="dxa" w:w="3041"/>
-            <w:shd w:val="clear" w:color="auto" w:fill="F5F5F5"/>
-          </w:tcPr>
-          <w:p>
-            <w:r>
-              <w:rPr>
-                <w:sz w:val="18"/>
-              </w:rPr>
-              <w:t>직선 1회로 자른 보드</w:t>
-            </w:r>
-          </w:p>
-        </w:tc>
-      </w:tr>
-      <w:tr>
-        <w:tc>
-          <w:tcPr>
-            <w:tcW w:type="dxa" w:w="3041"/>
-            <w:shd w:val="clear" w:color="auto" w:fill="FFFFFF"/>
-          </w:tcPr>
-          <w:p>
-            <w:r>
-              <w:rPr>
-                <w:sz w:val="18"/>
-              </w:rPr>
-              <w:t>보라</w:t>
-            </w:r>
-          </w:p>
-        </w:tc>
-        <w:tc>
-          <w:tcPr>
-            <w:tcW w:type="dxa" w:w="3041"/>
-            <w:shd w:val="clear" w:color="auto" w:fill="FFFFFF"/>
-          </w:tcPr>
-          <w:p>
-            <w:r>
-              <w:rPr>
-                <w:sz w:val="18"/>
-              </w:rPr>
-              <w:t>노치절단 (notch)</w:t>
-            </w:r>
-          </w:p>
-        </w:tc>
-        <w:tc>
-          <w:tcPr>
-            <w:tcW w:type="dxa" w:w="3041"/>
-            <w:shd w:val="clear" w:color="auto" w:fill="FFFFFF"/>
-          </w:tcPr>
-          <w:p>
-            <w:r>
-              <w:rPr>
-                <w:sz w:val="18"/>
-              </w:rPr>
-              <w:t>개구부 모서리 ㄱ/ㄴ형 절단 보드</w:t>
-            </w:r>
-          </w:p>
-        </w:tc>
-      </w:tr>
-      <w:tr>
-        <w:tc>
-          <w:tcPr>
-            <w:tcW w:type="dxa" w:w="3041"/>
-            <w:shd w:val="clear" w:color="auto" w:fill="F5F5F5"/>
-          </w:tcPr>
-          <w:p>
-            <w:r>
-              <w:rPr>
-                <w:sz w:val="18"/>
-              </w:rPr>
-              <w:t>파랑</w:t>
-            </w:r>
-          </w:p>
-        </w:tc>
-        <w:tc>
-          <w:tcPr>
-            <w:tcW w:type="dxa" w:w="3041"/>
-            <w:shd w:val="clear" w:color="auto" w:fill="F5F5F5"/>
-          </w:tcPr>
-          <w:p>
-            <w:r>
-              <w:rPr>
-                <w:sz w:val="18"/>
-              </w:rPr>
-              <w:t>재사용 (reuse)</w:t>
+              <w:t>♻ 재사용 (reuse)</w:t>
             </w:r>
           </w:p>
         </w:tc>
@@ -1438,6 +1591,50 @@
                 <w:sz w:val="18"/>
               </w:rPr>
               <w:t>다른 벽 자투리를 재활용한 보드</w:t>
+            </w:r>
+          </w:p>
+        </w:tc>
+      </w:tr>
+      <w:tr>
+        <w:tc>
+          <w:tcPr>
+            <w:tcW w:type="dxa" w:w="3041"/>
+            <w:shd w:val="clear" w:color="auto" w:fill="D1D5DB"/>
+          </w:tcPr>
+          <w:p>
+            <w:r>
+              <w:rPr>
+                <w:sz w:val="18"/>
+              </w:rPr>
+              <w:t>회색</w:t>
+            </w:r>
+          </w:p>
+        </w:tc>
+        <w:tc>
+          <w:tcPr>
+            <w:tcW w:type="dxa" w:w="3041"/>
+            <w:shd w:val="clear" w:color="auto" w:fill="FFFFFF"/>
+          </w:tcPr>
+          <w:p>
+            <w:r>
+              <w:rPr>
+                <w:sz w:val="18"/>
+              </w:rPr>
+              <w:t>개구부</w:t>
+            </w:r>
+          </w:p>
+        </w:tc>
+        <w:tc>
+          <w:tcPr>
+            <w:tcW w:type="dxa" w:w="3041"/>
+            <w:shd w:val="clear" w:color="auto" w:fill="FFFFFF"/>
+          </w:tcPr>
+          <w:p>
+            <w:r>
+              <w:rPr>
+                <w:sz w:val="18"/>
+              </w:rPr>
+              <w:t>문·창 공간 (시공 불가 구역)</w:t>
             </w:r>
           </w:p>
         </w:tc>
@@ -1459,7 +1656,7 @@
         <w:ind w:left="283"/>
       </w:pPr>
       <w:r>
-        <w:t>2P(이중 공법) 선택 시 Layer1 / Layer2 두 캔버스가 나란히 표시됩니다.</w:t>
+        <w:t>상단 [L1] / [L2] 버튼으로 Layer 1·Layer 2를 전환하고, [합판보강] 버튼으로 합판 보강 구역을 확인할 수 있습니다.</w:t>
       </w:r>
     </w:p>
     <w:p>
@@ -1910,7 +2107,70 @@
 </w:document>
 </file>
 
-<file path=word/numbering.xml><?xml version="1.0" encoding="utf-8"?>
+<file path=word\fontTable.xml><?xml version="1.0" encoding="utf-8"?>
+<w:fonts xmlns:mc="http://schemas.openxmlformats.org/markup-compatibility/2006" xmlns:r="http://schemas.openxmlformats.org/officeDocument/2006/relationships" xmlns:w="http://schemas.openxmlformats.org/wordprocessingml/2006/main" xmlns:w14="http://schemas.microsoft.com/office/word/2010/wordml" mc:Ignorable="w14">
+  <w:font w:name="Symbol">
+    <w:panose1 w:val="00000000000000000000"/>
+    <w:charset w:val="02"/>
+    <w:family w:val="auto"/>
+    <w:pitch w:val="variable"/>
+    <w:sig w:usb0="00000000" w:usb1="10000000" w:usb2="00000000" w:usb3="00000000" w:csb0="80000000" w:csb1="00000000"/>
+  </w:font>
+  <w:font w:name="Times New Roman">
+    <w:panose1 w:val="02020603050405020304"/>
+    <w:charset w:val="00"/>
+    <w:family w:val="auto"/>
+    <w:pitch w:val="variable"/>
+    <w:sig w:usb0="E0002AFF" w:usb1="C0007841" w:usb2="00000009" w:usb3="00000000" w:csb0="000001FF" w:csb1="00000000"/>
+  </w:font>
+  <w:font w:name="Cambria">
+    <w:panose1 w:val="02040503050406030204"/>
+    <w:charset w:val="00"/>
+    <w:family w:val="auto"/>
+    <w:pitch w:val="variable"/>
+    <w:sig w:usb0="E00002FF" w:usb1="400004FF" w:usb2="00000000" w:usb3="00000000" w:csb0="0000019F" w:csb1="00000000"/>
+  </w:font>
+  <w:font w:name="ＭＳ 明朝">
+    <w:panose1 w:val="00000000000000000000"/>
+    <w:charset w:val="80"/>
+    <w:family w:val="roman"/>
+    <w:notTrueType/>
+    <w:pitch w:val="fixed"/>
+    <w:sig w:usb0="00000001" w:usb1="08070000" w:usb2="00000010" w:usb3="00000000" w:csb0="00020000" w:csb1="00000000"/>
+  </w:font>
+  <w:font w:name="Calibri">
+    <w:panose1 w:val="020F0502020204030204"/>
+    <w:charset w:val="00"/>
+    <w:family w:val="auto"/>
+    <w:pitch w:val="variable"/>
+    <w:sig w:usb0="E10002FF" w:usb1="4000ACFF" w:usb2="00000009" w:usb3="00000000" w:csb0="0000019F" w:csb1="00000000"/>
+  </w:font>
+  <w:font w:name="ＭＳ ゴシック">
+    <w:panose1 w:val="00000000000000000000"/>
+    <w:charset w:val="80"/>
+    <w:family w:val="modern"/>
+    <w:notTrueType/>
+    <w:pitch w:val="fixed"/>
+    <w:sig w:usb0="00000001" w:usb1="08070000" w:usb2="00000010" w:usb3="00000000" w:csb0="00020000" w:csb1="00000000"/>
+  </w:font>
+  <w:font w:name="Courier">
+    <w:panose1 w:val="02000500000000000000"/>
+    <w:charset w:val="00"/>
+    <w:family w:val="auto"/>
+    <w:pitch w:val="variable"/>
+    <w:sig w:usb0="00000003" w:usb1="00000000" w:usb2="00000000" w:usb3="00000000" w:csb0="00000001" w:csb1="00000000"/>
+  </w:font>
+  <w:font w:name="Arial">
+    <w:panose1 w:val="020B0604020202020204"/>
+    <w:charset w:val="00"/>
+    <w:family w:val="auto"/>
+    <w:pitch w:val="variable"/>
+    <w:sig w:usb0="E0002AFF" w:usb1="C0007843" w:usb2="00000009" w:usb3="00000000" w:csb0="000001FF" w:csb1="00000000"/>
+  </w:font>
+</w:fonts>
+</file>
+
+<file path=word\numbering.xml><?xml version="1.0" encoding="utf-8"?>
 <w:numbering xmlns:wpc="http://schemas.microsoft.com/office/word/2010/wordprocessingCanvas" xmlns:mo="http://schemas.microsoft.com/office/mac/office/2008/main" xmlns:mc="http://schemas.openxmlformats.org/markup-compatibility/2006" xmlns:mv="urn:schemas-microsoft-com:mac:vml" xmlns:o="urn:schemas-microsoft-com:office:office" xmlns:r="http://schemas.openxmlformats.org/officeDocument/2006/relationships" xmlns:m="http://schemas.openxmlformats.org/officeDocument/2006/math" xmlns:v="urn:schemas-microsoft-com:vml" xmlns:wp14="http://schemas.microsoft.com/office/word/2010/wordprocessingDrawing" xmlns:wp="http://schemas.openxmlformats.org/drawingml/2006/wordprocessingDrawing" xmlns:w10="urn:schemas-microsoft-com:office:word" xmlns:w="http://schemas.openxmlformats.org/wordprocessingml/2006/main" xmlns:w14="http://schemas.microsoft.com/office/word/2010/wordml" xmlns:wpg="http://schemas.microsoft.com/office/word/2010/wordprocessingGroup" xmlns:wpi="http://schemas.microsoft.com/office/word/2010/wordprocessingInk" xmlns:wne="http://schemas.microsoft.com/office/word/2006/wordml" xmlns:wps="http://schemas.microsoft.com/office/word/2010/wordprocessingShape" mc:Ignorable="w14 wp14">
   <w:abstractNum w:abstractNumId="0">
     <w:nsid w:val="FFFFFF7C"/>
@@ -2113,7 +2373,62 @@
 </w:numbering>
 </file>
 
-<file path=word/styles.xml><?xml version="1.0" encoding="utf-8"?>
+<file path=word\settings.xml><?xml version="1.0" encoding="utf-8"?>
+<w:settings xmlns:mc="http://schemas.openxmlformats.org/markup-compatibility/2006" xmlns:o="urn:schemas-microsoft-com:office:office" xmlns:r="http://schemas.openxmlformats.org/officeDocument/2006/relationships" xmlns:m="http://schemas.openxmlformats.org/officeDocument/2006/math" xmlns:v="urn:schemas-microsoft-com:vml" xmlns:w10="urn:schemas-microsoft-com:office:word" xmlns:w="http://schemas.openxmlformats.org/wordprocessingml/2006/main" xmlns:w14="http://schemas.microsoft.com/office/word/2010/wordml" xmlns:sl="http://schemas.openxmlformats.org/schemaLibrary/2006/main" mc:Ignorable="w14">
+  <w:zoom w:val="bestFit"/>
+  <w:proofState w:spelling="clean" w:grammar="clean"/>
+  <w:defaultTabStop w:val="720"/>
+  <w:characterSpacingControl w:val="doNotCompress"/>
+  <w:savePreviewPicture/>
+  <w:compat>
+    <w:useFELayout/>
+    <w:compatSetting w:name="compatibilityMode" w:uri="http://schemas.microsoft.com/office/word" w:val="14"/>
+    <w:compatSetting w:name="overrideTableStyleFontSizeAndJustification" w:uri="http://schemas.microsoft.com/office/word" w:val="1"/>
+    <w:compatSetting w:name="enableOpenTypeFeatures" w:uri="http://schemas.microsoft.com/office/word" w:val="1"/>
+    <w:compatSetting w:name="doNotFlipMirrorIndents" w:uri="http://schemas.microsoft.com/office/word" w:val="1"/>
+  </w:compat>
+  <w:rsids>
+    <w:rsidRoot w:val="00B47730"/>
+    <w:rsid w:val="00034616"/>
+    <w:rsid w:val="0006063C"/>
+    <w:rsid w:val="0015074B"/>
+    <w:rsid w:val="0029639D"/>
+    <w:rsid w:val="00326F90"/>
+    <w:rsid w:val="00AA1D8D"/>
+    <w:rsid w:val="00B47730"/>
+    <w:rsid w:val="00CB0664"/>
+    <w:rsid w:val="00FC693F"/>
+  </w:rsids>
+  <m:mathPr>
+    <m:mathFont m:val="Cambria Math"/>
+    <m:brkBin m:val="before"/>
+    <m:brkBinSub m:val="--"/>
+    <m:smallFrac m:val="0"/>
+    <m:dispDef/>
+    <m:lMargin m:val="0"/>
+    <m:rMargin m:val="0"/>
+    <m:defJc m:val="centerGroup"/>
+    <m:wrapIndent m:val="1440"/>
+    <m:intLim m:val="subSup"/>
+    <m:naryLim m:val="undOvr"/>
+  </m:mathPr>
+  <w:themeFontLang w:val="en-US" w:eastAsia="ja-JP"/>
+  <w:clrSchemeMapping w:bg1="light1" w:t1="dark1" w:bg2="light2" w:t2="dark2" w:accent1="accent1" w:accent2="accent2" w:accent3="accent3" w:accent4="accent4" w:accent5="accent5" w:accent6="accent6" w:hyperlink="hyperlink" w:followedHyperlink="followedHyperlink"/>
+  <w:doNotAutoCompressPictures/>
+  <w:shapeDefaults>
+    <o:shapedefaults v:ext="edit" spidmax="1027"/>
+    <o:shapelayout v:ext="edit">
+      <o:idmap v:ext="edit" data="1"/>
+    </o:shapelayout>
+  </w:shapeDefaults>
+  <w:decimalSymbol w:val="."/>
+  <w:listSeparator w:val=","/>
+  <w14:docId w14:val="24062061"/>
+  <w14:defaultImageDpi w14:val="300"/>
+</w:settings>
+</file>
+
+<file path=word\styles.xml><?xml version="1.0" encoding="utf-8"?>
 <w:styles xmlns:mc="http://schemas.openxmlformats.org/markup-compatibility/2006" xmlns:r="http://schemas.openxmlformats.org/officeDocument/2006/relationships" xmlns:w="http://schemas.openxmlformats.org/wordprocessingml/2006/main" xmlns:w14="http://schemas.microsoft.com/office/word/2010/wordml" mc:Ignorable="w14">
   <w:docDefaults>
     <w:rPrDefault>
@@ -13959,7 +14274,7 @@
 </w:styles>
 </file>
 
-<file path=word/stylesWithEffects.xml><?xml version="1.0" encoding="utf-8"?>
+<file path=word\stylesWithEffects.xml><?xml version="1.0" encoding="utf-8"?>
 <w:styles xmlns:wpc="http://schemas.microsoft.com/office/word/2010/wordprocessingCanvas" xmlns:mo="http://schemas.microsoft.com/office/mac/office/2008/main" xmlns:mc="http://schemas.openxmlformats.org/markup-compatibility/2006" xmlns:mv="urn:schemas-microsoft-com:mac:vml" xmlns:o="urn:schemas-microsoft-com:office:office" xmlns:r="http://schemas.openxmlformats.org/officeDocument/2006/relationships" xmlns:m="http://schemas.openxmlformats.org/officeDocument/2006/math" xmlns:v="urn:schemas-microsoft-com:vml" xmlns:wp14="http://schemas.microsoft.com/office/word/2010/wordprocessingDrawing" xmlns:wp="http://schemas.openxmlformats.org/drawingml/2006/wordprocessingDrawing" xmlns:w10="urn:schemas-microsoft-com:office:word" xmlns:w="http://schemas.openxmlformats.org/wordprocessingml/2006/main" xmlns:w14="http://schemas.microsoft.com/office/word/2010/wordml" xmlns:wpg="http://schemas.microsoft.com/office/word/2010/wordprocessingGroup" xmlns:wpi="http://schemas.microsoft.com/office/word/2010/wordprocessingInk" xmlns:wne="http://schemas.microsoft.com/office/word/2006/wordml" xmlns:wps="http://schemas.microsoft.com/office/word/2010/wordprocessingShape" mc:Ignorable="w14 wp14">
   <w:docDefaults>
     <w:rPrDefault>
@@ -25761,7 +26076,7 @@
 </w:styles>
 </file>
 
-<file path=word/theme/theme1.xml><?xml version="1.0" encoding="utf-8"?>
+<file path=word\theme\theme1.xml><?xml version="1.0" encoding="utf-8"?>
 <a:theme xmlns:a="http://schemas.openxmlformats.org/drawingml/2006/main" name="Office Theme">
   <a:themeElements>
     <a:clrScheme name="Office">
@@ -26081,14 +26396,9 @@
 </a:theme>
 </file>
 
-<file path=customXml/item1.xml><?xml version="1.0" encoding="utf-8"?>
-<b:Sources xmlns:b="http://schemas.openxmlformats.org/officeDocument/2006/bibliography" xmlns="http://schemas.openxmlformats.org/officeDocument/2006/bibliography" SelectedStyle="/APA.XSL" StyleName="APA"/>
-</file>
-
-<file path=customXml/itemProps1.xml><?xml version="1.0" encoding="utf-8"?>
-<ds:datastoreItem xmlns:ds="http://schemas.openxmlformats.org/officeDocument/2006/customXml" ds:itemID="{EF278816-EC6F-A645-907D-7F25AECB1D4A}">
-  <ds:schemaRefs>
-    <ds:schemaRef ds:uri="http://schemas.openxmlformats.org/officeDocument/2006/bibliography"/>
-  </ds:schemaRefs>
-</ds:datastoreItem>
+<file path=word\webSettings.xml><?xml version="1.0" encoding="utf-8"?>
+<w:webSettings xmlns:mc="http://schemas.openxmlformats.org/markup-compatibility/2006" xmlns:r="http://schemas.openxmlformats.org/officeDocument/2006/relationships" xmlns:w="http://schemas.openxmlformats.org/wordprocessingml/2006/main" xmlns:w14="http://schemas.microsoft.com/office/word/2010/wordml" mc:Ignorable="w14">
+  <w:allowPNG/>
+  <w:doNotSaveAsSingleFile/>
+</w:webSettings>
 </file>
--- a/docs/IFC최적화_최종시스템_설명서.docx
+++ b/docs/IFC최적화_최종시스템_설명서.docx
@@ -524,7 +524,7 @@
               <w:rPr>
                 <w:sz w:val="18"/>
               </w:rPr>
-              <w:t>배치도 + 자재 집계 (기본: 석고보드 2P)</w:t>
+              <w:t>벽별 배치도(Layer 1 / Layer 2 / 합판보강 탭 전환) + 절단 목록 + 자재 집계 (기본: 석고보드 2P)</w:t>
             </w:r>
           </w:p>
         </w:tc>
@@ -1254,6 +1254,15 @@
         <w:ind w:left="283"/>
       </w:pPr>
       <w:r>
+        <w:t>같은 이름의 벽이 여러 개여도 각각 고유하게 구분되어 나열됩니다(예: SW-019, SW-019_2). 동명 벽의 치수·배치가 서로 섞이지 않습니다.</w:t>
+      </w:r>
+    </w:p>
+    <w:p>
+      <w:pPr>
+        <w:pStyle w:val="ListBullet"/>
+        <w:ind w:left="283"/>
+      </w:pPr>
+      <w:r>
         <w:t>▶ 상단 버튼으로 자재·공법 4조합(석고보드1P/2P·합판1P/2P)을 실시간 전환할 수 있습니다. 최적화 결과는 페이지 로드 시 이미 계산되어 내장되어 있습니다.</w:t>
       </w:r>
     </w:p>
@@ -1546,7 +1555,7 @@
               <w:rPr>
                 <w:sz w:val="18"/>
               </w:rPr>
-              <w:t>창문 위·아래 구간 보드 (개구부 경계 처리)</w:t>
+              <w:t>개구부 위·아래 구간 보드. 위·아래 높이 합이 보드 1장(1800mm) 이내면 한 원판에서 재단해 절단 횟수와 낭비를 줄입니다.</w:t>
             </w:r>
           </w:p>
         </w:tc>
